--- a/2026青年基金/标题-摘要.docx
+++ b/2026青年基金/标题-摘要.docx
@@ -1,103 +1,137 @@
 
 <file path=word/document.xml><?xml version="1.0" encoding="utf-8"?>
-<w:document xmlns:wpc="http://schemas.microsoft.com/office/word/2010/wordprocessingCanvas" xmlns:cx="http://schemas.microsoft.com/office/drawing/2014/chartex" xmlns:cx1="http://schemas.microsoft.com/office/drawing/2015/9/8/chartex" xmlns:cx2="http://schemas.microsoft.com/office/drawing/2015/10/21/chartex" xmlns:cx3="http://schemas.microsoft.com/office/drawing/2016/5/9/chartex" xmlns:cx4="http://schemas.microsoft.com/office/drawing/2016/5/10/chartex" xmlns:cx5="http://schemas.microsoft.com/office/drawing/2016/5/11/chartex" xmlns:cx6="http://schemas.microsoft.com/office/drawing/2016/5/12/chartex" xmlns:cx7="http://schemas.microsoft.com/office/drawing/2016/5/13/chartex" xmlns:cx8="http://schemas.microsoft.com/office/drawing/2016/5/14/chartex" xmlns:mc="http://schemas.openxmlformats.org/markup-compatibility/2006" xmlns:aink="http://schemas.microsoft.com/office/drawing/2016/ink" xmlns:am3d="http://schemas.microsoft.com/office/drawing/2017/model3d" xmlns:o="urn:schemas-microsoft-com:office:office" xmlns:oel="http://schemas.microsoft.com/office/2019/extlst" xmlns:r="http://schemas.openxmlformats.org/officeDocument/2006/relationships" xmlns:m="http://schemas.openxmlformats.org/officeDocument/2006/math" xmlns:v="urn:schemas-microsoft-com:vml" xmlns:wp14="http://schemas.microsoft.com/office/word/2010/wordprocessingDrawing" xmlns:wp="http://schemas.openxmlformats.org/drawingml/2006/wordprocessingDrawing" xmlns:w10="urn:schemas-microsoft-com:office:word" xmlns:w="http://schemas.openxmlformats.org/wordprocessingml/2006/main" xmlns:w14="http://schemas.microsoft.com/office/word/2010/wordml" xmlns:w15="http://schemas.microsoft.com/office/word/2012/wordml" xmlns:w16cex="http://schemas.microsoft.com/office/word/2018/wordml/cex" xmlns:w16cid="http://schemas.microsoft.com/office/word/2016/wordml/cid" xmlns:w16="http://schemas.microsoft.com/office/word/2018/wordml" xmlns:w16sdtdh="http://schemas.microsoft.com/office/word/2020/wordml/sdtdatahash" xmlns:w16se="http://schemas.microsoft.com/office/word/2015/wordml/symex" xmlns:wpg="http://schemas.microsoft.com/office/word/2010/wordprocessingGroup" xmlns:wpi="http://schemas.microsoft.com/office/word/2010/wordprocessingInk" xmlns:wne="http://schemas.microsoft.com/office/word/2006/wordml" xmlns:wps="http://schemas.microsoft.com/office/word/2010/wordprocessingShape" mc:Ignorable="w14 w15 w16se w16cid w16 w16cex w16sdtdh wp14">
+<w:document xmlns:wpc="http://schemas.microsoft.com/office/word/2010/wordprocessingCanvas" xmlns:cx="http://schemas.microsoft.com/office/drawing/2014/chartex" xmlns:cx1="http://schemas.microsoft.com/office/drawing/2015/9/8/chartex" xmlns:cx2="http://schemas.microsoft.com/office/drawing/2015/10/21/chartex" xmlns:cx3="http://schemas.microsoft.com/office/drawing/2016/5/9/chartex" xmlns:cx4="http://schemas.microsoft.com/office/drawing/2016/5/10/chartex" xmlns:cx5="http://schemas.microsoft.com/office/drawing/2016/5/11/chartex" xmlns:cx6="http://schemas.microsoft.com/office/drawing/2016/5/12/chartex" xmlns:cx7="http://schemas.microsoft.com/office/drawing/2016/5/13/chartex" xmlns:cx8="http://schemas.microsoft.com/office/drawing/2016/5/14/chartex" xmlns:mc="http://schemas.openxmlformats.org/markup-compatibility/2006" xmlns:aink="http://schemas.microsoft.com/office/drawing/2016/ink" xmlns:am3d="http://schemas.microsoft.com/office/drawing/2017/model3d" xmlns:o="urn:schemas-microsoft-com:office:office" xmlns:oel="http://schemas.microsoft.com/office/2019/extlst" xmlns:r="http://schemas.openxmlformats.org/officeDocument/2006/relationships" xmlns:m="http://schemas.openxmlformats.org/officeDocument/2006/math" xmlns:v="urn:schemas-microsoft-com:vml" xmlns:wp14="http://schemas.microsoft.com/office/word/2010/wordprocessingDrawing" xmlns:wp="http://schemas.openxmlformats.org/drawingml/2006/wordprocessingDrawing" xmlns:w10="urn:schemas-microsoft-com:office:word" xmlns:w="http://schemas.openxmlformats.org/wordprocessingml/2006/main" xmlns:w14="http://schemas.microsoft.com/office/word/2010/wordml" xmlns:w15="http://schemas.microsoft.com/office/word/2012/wordml" xmlns:w16cex="http://schemas.microsoft.com/office/word/2018/wordml/cex" xmlns:w16cid="http://schemas.microsoft.com/office/word/2016/wordml/cid" xmlns:w16="http://schemas.microsoft.com/office/word/2018/wordml" xmlns:w16du="http://schemas.microsoft.com/office/word/2023/wordml/word16du" xmlns:w16sdtdh="http://schemas.microsoft.com/office/word/2020/wordml/sdtdatahash" xmlns:w16sdtfl="http://schemas.microsoft.com/office/word/2024/wordml/sdtformatlock" xmlns:w16se="http://schemas.microsoft.com/office/word/2015/wordml/symex" xmlns:wpg="http://schemas.microsoft.com/office/word/2010/wordprocessingGroup" xmlns:wpi="http://schemas.microsoft.com/office/word/2010/wordprocessingInk" xmlns:wne="http://schemas.microsoft.com/office/word/2006/wordml" xmlns:wps="http://schemas.microsoft.com/office/word/2010/wordprocessingShape" mc:Ignorable="w14 w15 w16se w16cid w16 w16cex w16sdtdh w16sdtfl w16du wp14">
   <w:body>
     <w:p>
       <w:pPr>
         <w:ind w:firstLine="480"/>
+        <w:rPr>
+          <w:del w:id="0" w:author="Yongkai Chen" w:date="2026-03-11T14:00:00Z" w16du:dateUtc="2026-03-11T06:00:00Z"/>
+        </w:rPr>
       </w:pPr>
     </w:p>
     <w:p>
       <w:pPr>
         <w:ind w:firstLineChars="0" w:firstLine="0"/>
+        <w:rPr>
+          <w:del w:id="1" w:author="Yongkai Chen" w:date="2026-03-11T14:00:00Z" w16du:dateUtc="2026-03-11T06:00:00Z"/>
+        </w:rPr>
       </w:pPr>
     </w:p>
     <w:p>
       <w:pPr>
         <w:ind w:firstLineChars="0" w:firstLine="0"/>
+        <w:rPr>
+          <w:del w:id="2" w:author="Yongkai Chen" w:date="2026-03-11T14:00:00Z" w16du:dateUtc="2026-03-11T06:00:00Z"/>
+        </w:rPr>
       </w:pPr>
     </w:p>
     <w:p>
       <w:pPr>
         <w:ind w:firstLineChars="0" w:firstLine="0"/>
-      </w:pPr>
-      <w:r>
         <w:rPr>
+          <w:del w:id="3" w:author="Yongkai Chen" w:date="2026-03-11T13:57:00Z" w16du:dateUtc="2026-03-11T05:57:00Z"/>
           <w:rFonts w:hint="eastAsia"/>
         </w:rPr>
-        <w:t>高超声速流动</w:t>
-      </w:r>
-      <w:r>
+      </w:pPr>
+      <w:del w:id="4" w:author="Yongkai Chen" w:date="2026-03-11T13:57:00Z" w16du:dateUtc="2026-03-11T05:57:00Z">
+        <w:r>
+          <w:rPr>
+            <w:rFonts w:hint="eastAsia"/>
+          </w:rPr>
+          <w:delText>高超声速流动</w:delText>
+        </w:r>
+        <w:r>
+          <w:rPr>
+            <w:rFonts w:hint="eastAsia"/>
+          </w:rPr>
+          <w:delText xml:space="preserve"> </w:delText>
+        </w:r>
+        <w:r>
+          <w:rPr>
+            <w:rFonts w:hint="eastAsia"/>
+          </w:rPr>
+          <w:delText>底部流动</w:delText>
+        </w:r>
+        <w:r>
+          <w:rPr>
+            <w:rFonts w:hint="eastAsia"/>
+          </w:rPr>
+          <w:delText xml:space="preserve"> </w:delText>
+        </w:r>
+        <w:r>
+          <w:rPr>
+            <w:rFonts w:hint="eastAsia"/>
+          </w:rPr>
+          <w:delText>壁模化大涡模拟</w:delText>
+        </w:r>
+        <w:r>
+          <w:rPr>
+            <w:rFonts w:hint="eastAsia"/>
+          </w:rPr>
+          <w:delText xml:space="preserve"> </w:delText>
+        </w:r>
+        <w:r>
+          <w:rPr>
+            <w:rFonts w:hint="eastAsia"/>
+          </w:rPr>
+          <w:delText>湍流模拟</w:delText>
+        </w:r>
+        <w:r>
+          <w:rPr>
+            <w:rFonts w:hint="eastAsia"/>
+          </w:rPr>
+          <w:delText xml:space="preserve"> </w:delText>
+        </w:r>
+        <w:r>
+          <w:rPr>
+            <w:rFonts w:hint="eastAsia"/>
+          </w:rPr>
+          <w:delText>数据驱动</w:delText>
+        </w:r>
+      </w:del>
+    </w:p>
+    <w:p>
+      <w:pPr>
+        <w:ind w:firstLineChars="0" w:firstLine="0"/>
         <w:rPr>
-          <w:rFonts w:hint="eastAsia"/>
+          <w:del w:id="5" w:author="Yongkai Chen" w:date="2026-03-11T14:00:00Z" w16du:dateUtc="2026-03-11T06:00:00Z"/>
         </w:rPr>
-        <w:t xml:space="preserve"> </w:t>
-      </w:r>
-      <w:r>
-        <w:rPr>
-          <w:rFonts w:hint="eastAsia"/>
-        </w:rPr>
-        <w:t>底部流动</w:t>
-      </w:r>
-      <w:r>
-        <w:rPr>
-          <w:rFonts w:hint="eastAsia"/>
-        </w:rPr>
-        <w:t xml:space="preserve"> </w:t>
-      </w:r>
-      <w:r>
-        <w:rPr>
-          <w:rFonts w:hint="eastAsia"/>
-        </w:rPr>
-        <w:t>壁模化大涡模拟</w:t>
-      </w:r>
-      <w:r>
-        <w:rPr>
-          <w:rFonts w:hint="eastAsia"/>
-        </w:rPr>
-        <w:t xml:space="preserve"> </w:t>
-      </w:r>
-      <w:r>
-        <w:rPr>
-          <w:rFonts w:hint="eastAsia"/>
-        </w:rPr>
-        <w:t>湍流模拟</w:t>
-      </w:r>
-      <w:r>
-        <w:rPr>
-          <w:rFonts w:hint="eastAsia"/>
-        </w:rPr>
-        <w:t xml:space="preserve"> </w:t>
-      </w:r>
-      <w:r>
-        <w:rPr>
-          <w:rFonts w:hint="eastAsia"/>
-        </w:rPr>
-        <w:t>数据驱动</w:t>
-      </w:r>
-    </w:p>
-    <w:p>
-      <w:pPr>
-        <w:ind w:firstLineChars="0" w:firstLine="0"/>
-      </w:pPr>
-      <w:r>
-        <w:t>H</w:t>
-      </w:r>
-      <w:r>
-        <w:rPr>
-          <w:rFonts w:hint="eastAsia"/>
-        </w:rPr>
-        <w:t xml:space="preserve">ypersonic flow; base flow; wall-modeled large-eddy simulation; </w:t>
-      </w:r>
-      <w:r>
-        <w:t>turbul</w:t>
-      </w:r>
-      <w:r>
-        <w:rPr>
-          <w:rFonts w:hint="eastAsia"/>
-        </w:rPr>
-        <w:t>ence modeling; data-driven</w:t>
-      </w:r>
+      </w:pPr>
+      <w:ins w:id="6" w:author="Yongkai Chen" w:date="2026-03-11T14:00:00Z" w16du:dateUtc="2026-03-11T06:00:00Z">
+        <w:r>
+          <w:rPr>
+            <w:rFonts w:hint="eastAsia"/>
+          </w:rPr>
+          <w:t>基于生成式图网络的</w:t>
+        </w:r>
+        <w:r>
+          <w:rPr>
+            <w:rFonts w:hint="eastAsia"/>
+          </w:rPr>
+          <w:t>高超声速粗糙壁湍流模拟研究</w:t>
+        </w:r>
+      </w:ins>
+      <w:del w:id="7" w:author="Yongkai Chen" w:date="2026-03-11T14:00:00Z" w16du:dateUtc="2026-03-11T06:00:00Z">
+        <w:r>
+          <w:delText>H</w:delText>
+        </w:r>
+        <w:r>
+          <w:rPr>
+            <w:rFonts w:hint="eastAsia"/>
+          </w:rPr>
+          <w:delText xml:space="preserve">ypersonic flow; base flow; wall-modeled large-eddy simulation; </w:delText>
+        </w:r>
+        <w:r>
+          <w:delText>turbul</w:delText>
+        </w:r>
+        <w:r>
+          <w:rPr>
+            <w:rFonts w:hint="eastAsia"/>
+          </w:rPr>
+          <w:delText>ence modeling; data-driven</w:delText>
+        </w:r>
+      </w:del>
     </w:p>
     <w:p>
       <w:pPr>
@@ -111,14 +145,41 @@
         <w:ind w:firstLineChars="0" w:firstLine="0"/>
         <w:jc w:val="left"/>
         <w:rPr>
+          <w:ins w:id="8" w:author="Yongkai Chen" w:date="2026-03-11T14:01:00Z" w16du:dateUtc="2026-03-11T06:01:00Z"/>
+          <w:rFonts w:eastAsia="KaiTi" w:hint="eastAsia"/>
+          <w:bCs/>
+          <w:color w:val="000000" w:themeColor="text1"/>
+          <w:sz w:val="32"/>
+        </w:rPr>
+      </w:pPr>
+      <w:bookmarkStart w:id="9" w:name="OLE_LINK1"/>
+      <w:bookmarkStart w:id="10" w:name="OLE_LINK2"/>
+      <w:ins w:id="11" w:author="Yongkai Chen" w:date="2026-03-11T14:01:00Z" w16du:dateUtc="2026-03-11T06:01:00Z">
+        <w:r>
+          <w:rPr>
+            <w:rFonts w:eastAsia="KaiTi"/>
+            <w:bCs/>
+            <w:color w:val="000000" w:themeColor="text1"/>
+            <w:sz w:val="32"/>
+          </w:rPr>
+          <w:t>Numerical simulation of hypersonic rough-wall turbulence via a generative graph neural network designed impedance model</w:t>
+        </w:r>
+      </w:ins>
+    </w:p>
+    <w:p>
+      <w:pPr>
+        <w:widowControl/>
+        <w:spacing w:afterLines="20" w:after="48" w:line="420" w:lineRule="exact"/>
+        <w:ind w:firstLineChars="0" w:firstLine="0"/>
+        <w:jc w:val="left"/>
+        <w:rPr>
+          <w:ins w:id="12" w:author="Yongkai Chen" w:date="2026-03-11T14:07:00Z" w16du:dateUtc="2026-03-11T06:07:00Z"/>
           <w:rFonts w:eastAsia="KaiTi"/>
           <w:bCs/>
           <w:color w:val="000000" w:themeColor="text1"/>
           <w:sz w:val="32"/>
         </w:rPr>
       </w:pPr>
-      <w:bookmarkStart w:id="0" w:name="OLE_LINK1"/>
-      <w:bookmarkStart w:id="1" w:name="OLE_LINK2"/>
     </w:p>
     <w:p>
       <w:pPr>
@@ -127,54 +188,571 @@
         <w:ind w:firstLineChars="0" w:firstLine="0"/>
         <w:jc w:val="left"/>
         <w:rPr>
+          <w:ins w:id="13" w:author="Yongkai Chen" w:date="2026-03-11T14:01:00Z" w16du:dateUtc="2026-03-11T06:01:00Z"/>
+          <w:rFonts w:eastAsia="KaiTi" w:hint="eastAsia"/>
+          <w:bCs/>
+          <w:color w:val="000000" w:themeColor="text1"/>
+          <w:sz w:val="32"/>
+        </w:rPr>
+      </w:pPr>
+      <w:ins w:id="14" w:author="Yongkai Chen" w:date="2026-03-11T14:07:00Z" w16du:dateUtc="2026-03-11T06:07:00Z">
+        <w:r>
+          <w:rPr>
+            <w:rFonts w:eastAsia="KaiTi" w:hint="eastAsia"/>
+            <w:bCs/>
+            <w:color w:val="000000" w:themeColor="text1"/>
+            <w:sz w:val="32"/>
+          </w:rPr>
+          <w:t xml:space="preserve">A generative graph neural </w:t>
+        </w:r>
+        <w:r>
+          <w:rPr>
+            <w:rFonts w:eastAsia="KaiTi"/>
+            <w:bCs/>
+            <w:color w:val="000000" w:themeColor="text1"/>
+            <w:sz w:val="32"/>
+          </w:rPr>
+          <w:t>network</w:t>
+        </w:r>
+        <w:r>
+          <w:rPr>
+            <w:rFonts w:eastAsia="KaiTi" w:hint="eastAsia"/>
+            <w:bCs/>
+            <w:color w:val="000000" w:themeColor="text1"/>
+            <w:sz w:val="32"/>
+          </w:rPr>
+          <w:t xml:space="preserve"> </w:t>
+        </w:r>
+        <w:r>
+          <w:rPr>
+            <w:rFonts w:eastAsia="KaiTi" w:hint="eastAsia"/>
+            <w:bCs/>
+            <w:color w:val="000000" w:themeColor="text1"/>
+            <w:sz w:val="32"/>
+          </w:rPr>
+          <w:t xml:space="preserve">for </w:t>
+        </w:r>
+        <w:proofErr w:type="spellStart"/>
+        <w:r>
+          <w:rPr>
+            <w:rFonts w:eastAsia="KaiTi" w:hint="eastAsia"/>
+            <w:bCs/>
+            <w:color w:val="000000" w:themeColor="text1"/>
+            <w:sz w:val="32"/>
+          </w:rPr>
+          <w:t>theimped</w:t>
+        </w:r>
+      </w:ins>
+      <w:proofErr w:type="spellEnd"/>
+    </w:p>
+    <w:p>
+      <w:pPr>
+        <w:widowControl/>
+        <w:spacing w:afterLines="20" w:after="48" w:line="420" w:lineRule="exact"/>
+        <w:ind w:firstLineChars="0" w:firstLine="0"/>
+        <w:jc w:val="left"/>
+        <w:rPr>
+          <w:ins w:id="15" w:author="Yongkai Chen" w:date="2026-03-11T14:02:00Z" w16du:dateUtc="2026-03-11T06:02:00Z"/>
           <w:rFonts w:eastAsia="KaiTi"/>
           <w:bCs/>
           <w:color w:val="000000" w:themeColor="text1"/>
           <w:sz w:val="32"/>
         </w:rPr>
       </w:pPr>
-      <w:r>
+      <w:ins w:id="16" w:author="Yongkai Chen" w:date="2026-03-11T14:21:00Z" w16du:dateUtc="2026-03-11T06:21:00Z">
+        <w:r>
+          <w:rPr>
+            <w:rFonts w:eastAsia="KaiTi" w:hint="eastAsia"/>
+            <w:bCs/>
+            <w:color w:val="000000" w:themeColor="text1"/>
+            <w:sz w:val="32"/>
+          </w:rPr>
+          <w:t>一种基于生成式图网络的</w:t>
+        </w:r>
+      </w:ins>
+      <w:ins w:id="17" w:author="Yongkai Chen" w:date="2026-03-11T14:02:00Z" w16du:dateUtc="2026-03-11T06:02:00Z">
+        <w:r>
+          <w:rPr>
+            <w:rFonts w:eastAsia="KaiTi" w:hint="eastAsia"/>
+            <w:bCs/>
+            <w:color w:val="000000" w:themeColor="text1"/>
+            <w:sz w:val="32"/>
+          </w:rPr>
+          <w:t>高超声速粗糙壁湍流</w:t>
+        </w:r>
+      </w:ins>
+      <w:ins w:id="18" w:author="Yongkai Chen" w:date="2026-03-11T14:03:00Z" w16du:dateUtc="2026-03-11T06:03:00Z">
+        <w:r>
+          <w:rPr>
+            <w:rFonts w:eastAsia="KaiTi" w:hint="eastAsia"/>
+            <w:bCs/>
+            <w:color w:val="000000" w:themeColor="text1"/>
+            <w:sz w:val="32"/>
+          </w:rPr>
+          <w:t>简化模拟方法研究</w:t>
+        </w:r>
+      </w:ins>
+    </w:p>
+    <w:p>
+      <w:pPr>
+        <w:widowControl/>
+        <w:spacing w:afterLines="20" w:after="48" w:line="420" w:lineRule="exact"/>
+        <w:ind w:firstLineChars="0" w:firstLine="0"/>
+        <w:jc w:val="left"/>
+        <w:rPr>
+          <w:ins w:id="19" w:author="Yongkai Chen" w:date="2026-03-11T14:21:00Z" w16du:dateUtc="2026-03-11T06:21:00Z"/>
+          <w:rFonts w:eastAsia="KaiTi" w:hint="eastAsia"/>
+          <w:bCs/>
+          <w:color w:val="000000" w:themeColor="text1"/>
+          <w:sz w:val="32"/>
+        </w:rPr>
+      </w:pPr>
+    </w:p>
+    <w:p>
+      <w:pPr>
+        <w:widowControl/>
+        <w:spacing w:afterLines="20" w:after="48" w:line="420" w:lineRule="exact"/>
+        <w:ind w:firstLineChars="0" w:firstLine="0"/>
+        <w:jc w:val="left"/>
+        <w:rPr>
+          <w:ins w:id="20" w:author="Yongkai Chen" w:date="2026-03-11T14:08:00Z" w16du:dateUtc="2026-03-11T06:08:00Z"/>
+          <w:rFonts w:eastAsia="KaiTi" w:hint="eastAsia"/>
+          <w:bCs/>
+          <w:color w:val="000000" w:themeColor="text1"/>
+          <w:sz w:val="32"/>
+        </w:rPr>
+      </w:pPr>
+      <w:ins w:id="21" w:author="Yongkai Chen" w:date="2026-03-11T14:21:00Z" w16du:dateUtc="2026-03-11T06:21:00Z">
+        <w:r>
+          <w:rPr>
+            <w:rFonts w:eastAsia="KaiTi" w:hint="eastAsia"/>
+            <w:bCs/>
+            <w:color w:val="000000" w:themeColor="text1"/>
+            <w:sz w:val="32"/>
+          </w:rPr>
+          <w:t xml:space="preserve">A reduced-order </w:t>
+        </w:r>
+      </w:ins>
+      <w:ins w:id="22" w:author="Yongkai Chen" w:date="2026-03-11T14:25:00Z" w16du:dateUtc="2026-03-11T06:25:00Z">
+        <w:r>
+          <w:rPr>
+            <w:rFonts w:eastAsia="KaiTi" w:hint="eastAsia"/>
+            <w:bCs/>
+            <w:color w:val="000000" w:themeColor="text1"/>
+            <w:sz w:val="32"/>
+          </w:rPr>
+          <w:t>model</w:t>
+        </w:r>
+      </w:ins>
+      <w:ins w:id="23" w:author="Yongkai Chen" w:date="2026-03-11T14:26:00Z" w16du:dateUtc="2026-03-11T06:26:00Z">
+        <w:r>
+          <w:rPr>
+            <w:rFonts w:eastAsia="KaiTi" w:hint="eastAsia"/>
+            <w:bCs/>
+            <w:color w:val="000000" w:themeColor="text1"/>
+            <w:sz w:val="32"/>
+          </w:rPr>
+          <w:t xml:space="preserve">ing method </w:t>
+        </w:r>
+      </w:ins>
+      <w:ins w:id="24" w:author="Yongkai Chen" w:date="2026-03-11T14:21:00Z" w16du:dateUtc="2026-03-11T06:21:00Z">
+        <w:r>
+          <w:rPr>
+            <w:rFonts w:eastAsia="KaiTi" w:hint="eastAsia"/>
+            <w:bCs/>
+            <w:color w:val="000000" w:themeColor="text1"/>
+            <w:sz w:val="32"/>
+          </w:rPr>
+          <w:t>for hypersonic ro</w:t>
+        </w:r>
+      </w:ins>
+      <w:ins w:id="25" w:author="Yongkai Chen" w:date="2026-03-11T14:22:00Z" w16du:dateUtc="2026-03-11T06:22:00Z">
+        <w:r>
+          <w:rPr>
+            <w:rFonts w:eastAsia="KaiTi" w:hint="eastAsia"/>
+            <w:bCs/>
+            <w:color w:val="000000" w:themeColor="text1"/>
+            <w:sz w:val="32"/>
+          </w:rPr>
+          <w:t>ugh-wall turbulence based on generative graph neural network</w:t>
+        </w:r>
+      </w:ins>
+      <w:ins w:id="26" w:author="Yongkai Chen" w:date="2026-03-11T14:26:00Z" w16du:dateUtc="2026-03-11T06:26:00Z">
+        <w:r>
+          <w:rPr>
+            <w:rFonts w:eastAsia="KaiTi" w:hint="eastAsia"/>
+            <w:bCs/>
+            <w:color w:val="000000" w:themeColor="text1"/>
+            <w:sz w:val="32"/>
+          </w:rPr>
+          <w:t>s</w:t>
+        </w:r>
+      </w:ins>
+    </w:p>
+    <w:p>
+      <w:pPr>
+        <w:pStyle w:val="NormalWeb"/>
+        <w:ind w:firstLine="489"/>
+        <w:rPr>
+          <w:ins w:id="27" w:author="Yongkai Chen" w:date="2026-03-11T14:18:00Z" w16du:dateUtc="2026-03-11T06:18:00Z"/>
+        </w:rPr>
+      </w:pPr>
+      <w:ins w:id="28" w:author="Yongkai Chen" w:date="2026-03-11T14:18:00Z" w16du:dateUtc="2026-03-11T06:18:00Z">
+        <w:r>
+          <w:rPr>
+            <w:rFonts w:ascii="SimSun" w:eastAsia="SimSun" w:hAnsi="SimSun" w:cs="SimSun" w:hint="eastAsia"/>
+            <w:b/>
+            <w:bCs/>
+          </w:rPr>
+          <w:t>基于生成式图网络框架的高超声速粗糙壁湍流阻抗模型及其时域阻抗边界条件模拟研究</w:t>
+        </w:r>
+      </w:ins>
+    </w:p>
+    <w:p>
+      <w:pPr>
+        <w:widowControl/>
+        <w:spacing w:afterLines="20" w:after="48" w:line="420" w:lineRule="exact"/>
+        <w:ind w:firstLineChars="0" w:firstLine="0"/>
+        <w:jc w:val="left"/>
+        <w:rPr>
+          <w:ins w:id="29" w:author="Yongkai Chen" w:date="2026-03-11T14:04:00Z" w16du:dateUtc="2026-03-11T06:04:00Z"/>
+          <w:rFonts w:eastAsia="KaiTi" w:hint="eastAsia"/>
+          <w:bCs/>
+          <w:color w:val="000000" w:themeColor="text1"/>
+          <w:sz w:val="32"/>
+        </w:rPr>
+      </w:pPr>
+    </w:p>
+    <w:p>
+      <w:pPr>
+        <w:widowControl/>
+        <w:spacing w:afterLines="20" w:after="48" w:line="420" w:lineRule="exact"/>
+        <w:ind w:firstLineChars="0" w:firstLine="0"/>
+        <w:jc w:val="left"/>
         <w:rPr>
           <w:rFonts w:eastAsia="KaiTi" w:hint="eastAsia"/>
           <w:bCs/>
           <w:color w:val="000000" w:themeColor="text1"/>
           <w:sz w:val="32"/>
         </w:rPr>
-        <w:t>基于壁模化大涡模拟的高超声速底部流动研究</w:t>
-      </w:r>
-    </w:p>
-    <w:p>
-      <w:pPr>
+      </w:pPr>
+      <w:ins w:id="30" w:author="Yongkai Chen" w:date="2026-03-11T14:10:00Z" w16du:dateUtc="2026-03-11T06:10:00Z">
+        <w:r>
+          <w:rPr>
+            <w:rFonts w:hint="eastAsia"/>
+          </w:rPr>
+          <w:t>A</w:t>
+        </w:r>
+      </w:ins>
+      <w:ins w:id="31" w:author="Yongkai Chen" w:date="2026-03-11T14:16:00Z" w16du:dateUtc="2026-03-11T06:16:00Z">
+        <w:r>
+          <w:rPr>
+            <w:rFonts w:hint="eastAsia"/>
+          </w:rPr>
+          <w:t xml:space="preserve">n </w:t>
+        </w:r>
+      </w:ins>
+      <w:ins w:id="32" w:author="Yongkai Chen" w:date="2026-03-11T14:15:00Z" w16du:dateUtc="2026-03-11T06:15:00Z">
+        <w:r>
+          <w:rPr>
+            <w:rFonts w:hint="eastAsia"/>
+          </w:rPr>
+          <w:t xml:space="preserve">impedance model </w:t>
+        </w:r>
+      </w:ins>
+      <w:ins w:id="33" w:author="Yongkai Chen" w:date="2026-03-11T14:17:00Z" w16du:dateUtc="2026-03-11T06:17:00Z">
+        <w:r>
+          <w:rPr>
+            <w:rFonts w:hint="eastAsia"/>
+          </w:rPr>
+          <w:t xml:space="preserve">within a </w:t>
+        </w:r>
+      </w:ins>
+      <w:ins w:id="34" w:author="Yongkai Chen" w:date="2026-03-11T14:15:00Z" w16du:dateUtc="2026-03-11T06:15:00Z">
+        <w:r>
+          <w:t>generative</w:t>
+        </w:r>
+        <w:r>
+          <w:rPr>
+            <w:rFonts w:hint="eastAsia"/>
+          </w:rPr>
+          <w:t xml:space="preserve"> </w:t>
+        </w:r>
+      </w:ins>
+      <w:ins w:id="35" w:author="Yongkai Chen" w:date="2026-03-11T14:10:00Z" w16du:dateUtc="2026-03-11T06:10:00Z">
+        <w:r>
+          <w:rPr>
+            <w:rFonts w:hint="eastAsia"/>
+          </w:rPr>
+          <w:t>graph neural network framework for hyperso</w:t>
+        </w:r>
+      </w:ins>
+      <w:ins w:id="36" w:author="Yongkai Chen" w:date="2026-03-11T14:11:00Z" w16du:dateUtc="2026-03-11T06:11:00Z">
+        <w:r>
+          <w:rPr>
+            <w:rFonts w:hint="eastAsia"/>
+          </w:rPr>
+          <w:t xml:space="preserve">nic rough-wall turbulence simulation </w:t>
+        </w:r>
+      </w:ins>
+      <w:ins w:id="37" w:author="Yongkai Chen" w:date="2026-03-11T14:16:00Z" w16du:dateUtc="2026-03-11T06:16:00Z">
+        <w:r>
+          <w:rPr>
+            <w:rFonts w:hint="eastAsia"/>
+          </w:rPr>
+          <w:t xml:space="preserve">via time-domain impedance </w:t>
+        </w:r>
+        <w:r>
+          <w:t>boundary</w:t>
+        </w:r>
+        <w:r>
+          <w:rPr>
+            <w:rFonts w:hint="eastAsia"/>
+          </w:rPr>
+          <w:t xml:space="preserve"> condition</w:t>
+        </w:r>
+      </w:ins>
+      <w:ins w:id="38" w:author="Yongkai Chen" w:date="2026-03-11T14:17:00Z" w16du:dateUtc="2026-03-11T06:17:00Z">
+        <w:r>
+          <w:rPr>
+            <w:rFonts w:hint="eastAsia"/>
+          </w:rPr>
+          <w:t>s</w:t>
+        </w:r>
+      </w:ins>
+    </w:p>
+    <w:p>
+      <w:pPr>
+        <w:pStyle w:val="main"/>
+        <w:tabs>
+          <w:tab w:val="left" w:pos="5698"/>
+        </w:tabs>
+        <w:spacing w:after="120"/>
+        <w:ind w:firstLine="640"/>
+        <w:rPr>
+          <w:ins w:id="39" w:author="Yongkai Chen" w:date="2026-03-11T14:05:00Z" w16du:dateUtc="2026-03-11T06:05:00Z"/>
+          <w:rFonts w:eastAsia="KaiTi"/>
+          <w:color w:val="000000" w:themeColor="text1"/>
+          <w:sz w:val="32"/>
+        </w:rPr>
+      </w:pPr>
+    </w:p>
+    <w:p>
+      <w:pPr>
+        <w:widowControl/>
+        <w:spacing w:afterLines="20" w:after="48" w:line="420" w:lineRule="exact"/>
         <w:ind w:firstLineChars="0" w:firstLine="0"/>
-      </w:pPr>
-      <w:bookmarkStart w:id="2" w:name="OLE_LINK5"/>
-      <w:bookmarkStart w:id="3" w:name="OLE_LINK6"/>
-      <w:bookmarkEnd w:id="0"/>
-      <w:bookmarkEnd w:id="1"/>
-      <w:r>
+        <w:jc w:val="left"/>
         <w:rPr>
-          <w:rFonts w:hint="eastAsia"/>
+          <w:del w:id="40" w:author="Yongkai Chen" w:date="2026-03-11T13:59:00Z" w16du:dateUtc="2026-03-11T05:59:00Z"/>
+          <w:rFonts w:eastAsia="KaiTi"/>
+          <w:bCs/>
+          <w:color w:val="000000" w:themeColor="text1"/>
+          <w:sz w:val="32"/>
         </w:rPr>
-        <w:t>Wall-Modeled Large-Eddy Simulation</w:t>
-      </w:r>
-      <w:r>
+      </w:pPr>
+      <w:ins w:id="41" w:author="Yongkai Chen" w:date="2026-03-11T13:59:00Z" w16du:dateUtc="2026-03-11T05:59:00Z">
+        <w:r>
+          <w:rPr>
+            <w:rFonts w:eastAsia="KaiTi" w:hint="eastAsia"/>
+            <w:color w:val="000000" w:themeColor="text1"/>
+            <w:sz w:val="32"/>
+          </w:rPr>
+          <w:t>高超声速飞行器表面受加工工艺、气动热烧蚀等因素影响多呈粗糙形态，可压缩效应和粗糙壁综合作用产生的湍流场与光滑壁差异显著，直接影响飞行器的气动力和热防护设计。粗糙壁几何特征复杂，导致传统试验与模拟方法成本高昂，制约了高超声速粗糙壁湍流的研究。对此，本项目提出一种融合生成式人工智能（</w:t>
+        </w:r>
+        <w:r>
+          <w:rPr>
+            <w:rFonts w:eastAsia="KaiTi" w:hint="eastAsia"/>
+            <w:color w:val="000000" w:themeColor="text1"/>
+            <w:sz w:val="32"/>
+          </w:rPr>
+          <w:t>AI</w:t>
+        </w:r>
+        <w:r>
+          <w:rPr>
+            <w:rFonts w:eastAsia="KaiTi" w:hint="eastAsia"/>
+            <w:color w:val="000000" w:themeColor="text1"/>
+            <w:sz w:val="32"/>
+          </w:rPr>
+          <w:t>）、图神经网络（</w:t>
+        </w:r>
+        <w:r>
+          <w:rPr>
+            <w:rFonts w:eastAsia="KaiTi" w:hint="eastAsia"/>
+            <w:color w:val="000000" w:themeColor="text1"/>
+            <w:sz w:val="32"/>
+          </w:rPr>
+          <w:t>GNN</w:t>
+        </w:r>
+        <w:r>
+          <w:rPr>
+            <w:rFonts w:eastAsia="KaiTi" w:hint="eastAsia"/>
+            <w:color w:val="000000" w:themeColor="text1"/>
+            <w:sz w:val="32"/>
+          </w:rPr>
+          <w:t>）和时域阻抗边界条件（</w:t>
+        </w:r>
+        <w:r>
+          <w:rPr>
+            <w:rFonts w:eastAsia="KaiTi" w:hint="eastAsia"/>
+            <w:color w:val="000000" w:themeColor="text1"/>
+            <w:sz w:val="32"/>
+          </w:rPr>
+          <w:t>TDIBC</w:t>
+        </w:r>
+        <w:r>
+          <w:rPr>
+            <w:rFonts w:eastAsia="KaiTi" w:hint="eastAsia"/>
+            <w:color w:val="000000" w:themeColor="text1"/>
+            <w:sz w:val="32"/>
+          </w:rPr>
+          <w:t>）的简化计算框架，旨在突破粗糙壁湍流模拟的现有技术瓶颈，发展具有强泛化能力的计算方法，并揭示可压缩效应对高超声速粗糙壁湍流的影响。研究首先通过孔隙网络建模（</w:t>
+        </w:r>
+        <w:r>
+          <w:rPr>
+            <w:rFonts w:eastAsia="KaiTi" w:hint="eastAsia"/>
+            <w:color w:val="000000" w:themeColor="text1"/>
+            <w:sz w:val="32"/>
+          </w:rPr>
+          <w:t>PNM</w:t>
+        </w:r>
+        <w:r>
+          <w:rPr>
+            <w:rFonts w:eastAsia="KaiTi" w:hint="eastAsia"/>
+            <w:color w:val="000000" w:themeColor="text1"/>
+            <w:sz w:val="32"/>
+          </w:rPr>
+          <w:t>）构建粗糙壁几何拓扑与</w:t>
+        </w:r>
+        <w:r>
+          <w:rPr>
+            <w:rFonts w:eastAsia="KaiTi" w:hint="eastAsia"/>
+            <w:color w:val="000000" w:themeColor="text1"/>
+            <w:sz w:val="32"/>
+          </w:rPr>
+          <w:t>GNN</w:t>
+        </w:r>
+        <w:r>
+          <w:rPr>
+            <w:rFonts w:eastAsia="KaiTi" w:hint="eastAsia"/>
+            <w:color w:val="000000" w:themeColor="text1"/>
+            <w:sz w:val="32"/>
+          </w:rPr>
+          <w:t>的映射。其次，将</w:t>
+        </w:r>
+        <w:r>
+          <w:rPr>
+            <w:rFonts w:eastAsia="KaiTi" w:hint="eastAsia"/>
+            <w:color w:val="000000" w:themeColor="text1"/>
+            <w:sz w:val="32"/>
+          </w:rPr>
+          <w:t>GNN</w:t>
+        </w:r>
+        <w:r>
+          <w:rPr>
+            <w:rFonts w:eastAsia="KaiTi" w:hint="eastAsia"/>
+            <w:color w:val="000000" w:themeColor="text1"/>
+            <w:sz w:val="32"/>
+          </w:rPr>
+          <w:t>嵌入生成式</w:t>
+        </w:r>
+        <w:r>
+          <w:rPr>
+            <w:rFonts w:eastAsia="KaiTi" w:hint="eastAsia"/>
+            <w:color w:val="000000" w:themeColor="text1"/>
+            <w:sz w:val="32"/>
+          </w:rPr>
+          <w:t>AI</w:t>
+        </w:r>
+        <w:r>
+          <w:rPr>
+            <w:rFonts w:eastAsia="KaiTi" w:hint="eastAsia"/>
+            <w:color w:val="000000" w:themeColor="text1"/>
+            <w:sz w:val="32"/>
+          </w:rPr>
+          <w:t>框架，构建节点空间可变泛化阻抗</w:t>
+        </w:r>
+      </w:ins>
+      <w:ins w:id="42" w:author="Yongkai Chen" w:date="2026-03-11T14:28:00Z" w16du:dateUtc="2026-03-11T06:28:00Z">
+        <w:r>
+          <w:rPr>
+            <w:rFonts w:eastAsia="KaiTi" w:hint="eastAsia"/>
+            <w:color w:val="000000" w:themeColor="text1"/>
+            <w:sz w:val="32"/>
+          </w:rPr>
+          <w:t>。最后，基于</w:t>
+        </w:r>
+      </w:ins>
+      <w:ins w:id="43" w:author="Yongkai Chen" w:date="2026-03-11T13:59:00Z" w16du:dateUtc="2026-03-11T05:59:00Z">
+        <w:r>
+          <w:rPr>
+            <w:rFonts w:eastAsia="KaiTi" w:hint="eastAsia"/>
+            <w:color w:val="000000" w:themeColor="text1"/>
+            <w:sz w:val="32"/>
+          </w:rPr>
+          <w:t>TDIBC</w:t>
+        </w:r>
+        <w:r>
+          <w:rPr>
+            <w:rFonts w:eastAsia="KaiTi" w:hint="eastAsia"/>
+            <w:color w:val="000000" w:themeColor="text1"/>
+            <w:sz w:val="32"/>
+          </w:rPr>
+          <w:t>实现粗糙壁的时精简化模拟，采用模态分析方法，探究可压缩效应对粗糙壁湍流拟序结构演化和壁面力、热特性的影响机理。研究成果将为高超声速粗糙壁湍流提供理论和仿真能力支撑。</w:t>
+        </w:r>
+      </w:ins>
+      <w:del w:id="44" w:author="Yongkai Chen" w:date="2026-03-11T13:59:00Z" w16du:dateUtc="2026-03-11T05:59:00Z">
+        <w:r>
+          <w:rPr>
+            <w:rFonts w:eastAsia="KaiTi" w:hint="eastAsia"/>
+            <w:bCs/>
+            <w:color w:val="000000" w:themeColor="text1"/>
+            <w:sz w:val="32"/>
+          </w:rPr>
+          <w:delText>基于壁模化大涡模拟的高超声速底部流动研究</w:delText>
+        </w:r>
+      </w:del>
+    </w:p>
+    <w:p>
+      <w:pPr>
+        <w:ind w:firstLineChars="0" w:firstLine="0"/>
         <w:rPr>
-          <w:rFonts w:hint="eastAsia"/>
+          <w:del w:id="45" w:author="Yongkai Chen" w:date="2026-03-11T13:59:00Z" w16du:dateUtc="2026-03-11T05:59:00Z"/>
         </w:rPr>
-        <w:t>s</w:t>
-      </w:r>
-      <w:r>
+      </w:pPr>
+      <w:bookmarkStart w:id="46" w:name="OLE_LINK5"/>
+      <w:bookmarkStart w:id="47" w:name="OLE_LINK6"/>
+      <w:bookmarkEnd w:id="9"/>
+      <w:bookmarkEnd w:id="10"/>
+      <w:del w:id="48" w:author="Yongkai Chen" w:date="2026-03-11T13:59:00Z" w16du:dateUtc="2026-03-11T05:59:00Z">
+        <w:r>
+          <w:rPr>
+            <w:rFonts w:hint="eastAsia"/>
+          </w:rPr>
+          <w:delText>Wall-Modeled Large-Eddy Simulation</w:delText>
+        </w:r>
+        <w:r>
+          <w:rPr>
+            <w:rFonts w:hint="eastAsia"/>
+          </w:rPr>
+          <w:delText>s</w:delText>
+        </w:r>
+        <w:r>
+          <w:rPr>
+            <w:rFonts w:hint="eastAsia"/>
+          </w:rPr>
+          <w:delText xml:space="preserve"> of Hypersonic Base Flows</w:delText>
+        </w:r>
+      </w:del>
+    </w:p>
+    <w:bookmarkEnd w:id="46"/>
+    <w:bookmarkEnd w:id="47"/>
+    <w:p>
+      <w:pPr>
+        <w:ind w:firstLine="480"/>
         <w:rPr>
-          <w:rFonts w:hint="eastAsia"/>
+          <w:del w:id="49" w:author="Yongkai Chen" w:date="2026-03-11T13:59:00Z" w16du:dateUtc="2026-03-11T05:59:00Z"/>
         </w:rPr>
-        <w:t xml:space="preserve"> of Hypersonic Base Flows</w:t>
-      </w:r>
-    </w:p>
-    <w:bookmarkEnd w:id="2"/>
-    <w:bookmarkEnd w:id="3"/>
-    <w:p>
-      <w:pPr>
-        <w:ind w:firstLine="480"/>
       </w:pPr>
     </w:p>
     <w:p>
@@ -183,201 +761,204 @@
         <w:spacing w:after="120"/>
         <w:ind w:firstLine="480"/>
         <w:rPr>
-          <w:ins w:id="4" w:author="Chen, Yongkai" w:date="2024-03-12T09:21:00Z"/>
+          <w:ins w:id="50" w:author="Chen, Yongkai" w:date="2024-03-12T09:21:00Z"/>
+          <w:del w:id="51" w:author="Yongkai Chen" w:date="2026-03-11T13:59:00Z" w16du:dateUtc="2026-03-11T05:59:00Z"/>
         </w:rPr>
       </w:pPr>
-      <w:r>
-        <w:rPr>
-          <w:rFonts w:hint="eastAsia"/>
-        </w:rPr>
-        <w:t>摘要：</w:t>
-      </w:r>
-      <w:r>
-        <w:rPr>
-          <w:rFonts w:hint="eastAsia"/>
-        </w:rPr>
-        <w:t>高超声速</w:t>
-      </w:r>
-      <w:r>
-        <w:rPr>
-          <w:rFonts w:hint="eastAsia"/>
-        </w:rPr>
-        <w:t>细长体飞行器的底部</w:t>
-      </w:r>
-      <w:r>
-        <w:rPr>
-          <w:rFonts w:hint="eastAsia"/>
-        </w:rPr>
-        <w:t>流场</w:t>
-      </w:r>
-      <w:r>
-        <w:rPr>
-          <w:rFonts w:hint="eastAsia"/>
-        </w:rPr>
-        <w:t>非定常特征明显、机理复杂</w:t>
-      </w:r>
-      <w:r>
-        <w:rPr>
-          <w:rFonts w:hint="eastAsia"/>
-        </w:rPr>
-        <w:t>、</w:t>
-      </w:r>
-      <w:r>
-        <w:rPr>
-          <w:rFonts w:hint="eastAsia"/>
-        </w:rPr>
-        <w:t>预测困难，</w:t>
-      </w:r>
-      <w:r>
-        <w:rPr>
-          <w:rFonts w:hint="eastAsia"/>
-        </w:rPr>
-        <w:t>导致</w:t>
-      </w:r>
-      <w:r>
-        <w:rPr>
-          <w:rFonts w:hint="eastAsia"/>
-        </w:rPr>
-        <w:t>工程</w:t>
-      </w:r>
-      <w:r>
-        <w:rPr>
-          <w:rFonts w:hint="eastAsia"/>
-        </w:rPr>
-        <w:t>应用</w:t>
-      </w:r>
-      <w:r>
-        <w:rPr>
-          <w:rFonts w:hint="eastAsia"/>
-        </w:rPr>
-        <w:t>中的底部热防护</w:t>
-      </w:r>
-      <w:r>
-        <w:rPr>
-          <w:rFonts w:hint="eastAsia"/>
-        </w:rPr>
-        <w:t>设计冗余度较高</w:t>
-      </w:r>
-      <w:r>
-        <w:rPr>
-          <w:rFonts w:hint="eastAsia"/>
-        </w:rPr>
-        <w:t>，</w:t>
-      </w:r>
-      <w:r>
-        <w:rPr>
-          <w:rFonts w:hint="eastAsia"/>
-        </w:rPr>
-        <w:t>增加了</w:t>
-      </w:r>
-      <w:r>
-        <w:rPr>
-          <w:rFonts w:hint="eastAsia"/>
-        </w:rPr>
-        <w:t>飞行器重量</w:t>
-      </w:r>
-      <w:r>
-        <w:rPr>
-          <w:rFonts w:hint="eastAsia"/>
-        </w:rPr>
-        <w:t>和研发成本。</w:t>
-      </w:r>
-      <w:r>
-        <w:rPr>
-          <w:rFonts w:hint="eastAsia"/>
-        </w:rPr>
-        <w:t>要</w:t>
-      </w:r>
-      <w:r>
-        <w:rPr>
-          <w:rFonts w:hint="eastAsia"/>
-        </w:rPr>
-        <w:t>切实解决该问题需首先</w:t>
-      </w:r>
-      <w:r>
-        <w:rPr>
-          <w:rFonts w:hint="eastAsia"/>
-        </w:rPr>
-        <w:t>明晰</w:t>
-      </w:r>
-      <w:r>
-        <w:rPr>
-          <w:rFonts w:hint="eastAsia"/>
-        </w:rPr>
-        <w:t>飞行工况下的底部流动</w:t>
-      </w:r>
-      <w:r>
-        <w:rPr>
-          <w:rFonts w:hint="eastAsia"/>
-        </w:rPr>
-        <w:t>机制，而这方面研究相对空白，特别是底部近尾流区域大尺度湍流结构对温度场的影响机理不明朗。纵观现有研究手段</w:t>
-      </w:r>
-      <w:r>
-        <w:rPr>
-          <w:rFonts w:hint="eastAsia"/>
-        </w:rPr>
-        <w:t>，</w:t>
-      </w:r>
-      <w:r>
-        <w:rPr>
-          <w:rFonts w:hint="eastAsia"/>
-        </w:rPr>
-        <w:t>飞</w:t>
-      </w:r>
-      <w:r>
-        <w:rPr>
-          <w:rFonts w:hint="eastAsia"/>
-        </w:rPr>
-        <w:t>行试验</w:t>
-      </w:r>
-      <w:r>
-        <w:rPr>
-          <w:rFonts w:hint="eastAsia"/>
-        </w:rPr>
-        <w:t>成本高、数据量少，</w:t>
-      </w:r>
-      <w:r>
-        <w:rPr>
-          <w:rFonts w:hint="eastAsia"/>
-        </w:rPr>
-        <w:t>地面试验</w:t>
-      </w:r>
-      <w:r>
-        <w:rPr>
-          <w:rFonts w:hint="eastAsia"/>
-        </w:rPr>
-        <w:t>不易复现飞行工况，试验结果存在天地差异性</w:t>
-      </w:r>
-      <w:r>
-        <w:rPr>
-          <w:rFonts w:hint="eastAsia"/>
-        </w:rPr>
-        <w:t>，</w:t>
-      </w:r>
-      <w:r>
-        <w:rPr>
-          <w:rFonts w:hint="eastAsia"/>
-        </w:rPr>
-        <w:t>瞬态高精度模拟</w:t>
-      </w:r>
-      <w:r>
-        <w:rPr>
-          <w:rFonts w:hint="eastAsia"/>
-        </w:rPr>
-        <w:t>耗时久、对</w:t>
-      </w:r>
-      <w:r>
-        <w:rPr>
-          <w:rFonts w:hint="eastAsia"/>
-        </w:rPr>
-        <w:t>算力需求高</w:t>
-      </w:r>
-      <w:r>
-        <w:rPr>
-          <w:rFonts w:hint="eastAsia"/>
-        </w:rPr>
-        <w:t>。</w:t>
-      </w:r>
+      <w:del w:id="52" w:author="Yongkai Chen" w:date="2026-03-11T13:59:00Z" w16du:dateUtc="2026-03-11T05:59:00Z">
+        <w:r>
+          <w:rPr>
+            <w:rFonts w:hint="eastAsia"/>
+          </w:rPr>
+          <w:delText>摘要：</w:delText>
+        </w:r>
+        <w:r>
+          <w:rPr>
+            <w:rFonts w:hint="eastAsia"/>
+          </w:rPr>
+          <w:delText>高超声速</w:delText>
+        </w:r>
+        <w:r>
+          <w:rPr>
+            <w:rFonts w:hint="eastAsia"/>
+          </w:rPr>
+          <w:delText>细长体飞行器的底部</w:delText>
+        </w:r>
+        <w:r>
+          <w:rPr>
+            <w:rFonts w:hint="eastAsia"/>
+          </w:rPr>
+          <w:delText>流场</w:delText>
+        </w:r>
+        <w:r>
+          <w:rPr>
+            <w:rFonts w:hint="eastAsia"/>
+          </w:rPr>
+          <w:delText>非定常特征明显、机理复杂</w:delText>
+        </w:r>
+        <w:r>
+          <w:rPr>
+            <w:rFonts w:hint="eastAsia"/>
+          </w:rPr>
+          <w:delText>、</w:delText>
+        </w:r>
+        <w:r>
+          <w:rPr>
+            <w:rFonts w:hint="eastAsia"/>
+          </w:rPr>
+          <w:delText>预测困难，</w:delText>
+        </w:r>
+        <w:r>
+          <w:rPr>
+            <w:rFonts w:hint="eastAsia"/>
+          </w:rPr>
+          <w:delText>导致</w:delText>
+        </w:r>
+        <w:r>
+          <w:rPr>
+            <w:rFonts w:hint="eastAsia"/>
+          </w:rPr>
+          <w:delText>工程</w:delText>
+        </w:r>
+        <w:r>
+          <w:rPr>
+            <w:rFonts w:hint="eastAsia"/>
+          </w:rPr>
+          <w:delText>应用</w:delText>
+        </w:r>
+        <w:r>
+          <w:rPr>
+            <w:rFonts w:hint="eastAsia"/>
+          </w:rPr>
+          <w:delText>中的底部热防护</w:delText>
+        </w:r>
+        <w:r>
+          <w:rPr>
+            <w:rFonts w:hint="eastAsia"/>
+          </w:rPr>
+          <w:delText>设计冗余度较高</w:delText>
+        </w:r>
+        <w:r>
+          <w:rPr>
+            <w:rFonts w:hint="eastAsia"/>
+          </w:rPr>
+          <w:delText>，</w:delText>
+        </w:r>
+        <w:r>
+          <w:rPr>
+            <w:rFonts w:hint="eastAsia"/>
+          </w:rPr>
+          <w:delText>增加了</w:delText>
+        </w:r>
+        <w:r>
+          <w:rPr>
+            <w:rFonts w:hint="eastAsia"/>
+          </w:rPr>
+          <w:delText>飞行器重量</w:delText>
+        </w:r>
+        <w:r>
+          <w:rPr>
+            <w:rFonts w:hint="eastAsia"/>
+          </w:rPr>
+          <w:delText>和研发成本。</w:delText>
+        </w:r>
+        <w:r>
+          <w:rPr>
+            <w:rFonts w:hint="eastAsia"/>
+          </w:rPr>
+          <w:delText>要</w:delText>
+        </w:r>
+        <w:r>
+          <w:rPr>
+            <w:rFonts w:hint="eastAsia"/>
+          </w:rPr>
+          <w:delText>切实解决该问题需首先</w:delText>
+        </w:r>
+        <w:r>
+          <w:rPr>
+            <w:rFonts w:hint="eastAsia"/>
+          </w:rPr>
+          <w:delText>明晰</w:delText>
+        </w:r>
+        <w:r>
+          <w:rPr>
+            <w:rFonts w:hint="eastAsia"/>
+          </w:rPr>
+          <w:delText>飞行工况下的底部流动</w:delText>
+        </w:r>
+        <w:r>
+          <w:rPr>
+            <w:rFonts w:hint="eastAsia"/>
+          </w:rPr>
+          <w:delText>机制，而这方面研究相对空白，特别是底部近尾流区域大尺度湍流结构对温度场的影响机理不明朗。纵观现有研究手段</w:delText>
+        </w:r>
+        <w:r>
+          <w:rPr>
+            <w:rFonts w:hint="eastAsia"/>
+          </w:rPr>
+          <w:delText>，</w:delText>
+        </w:r>
+        <w:r>
+          <w:rPr>
+            <w:rFonts w:hint="eastAsia"/>
+          </w:rPr>
+          <w:delText>飞</w:delText>
+        </w:r>
+        <w:r>
+          <w:rPr>
+            <w:rFonts w:hint="eastAsia"/>
+          </w:rPr>
+          <w:delText>行试验</w:delText>
+        </w:r>
+        <w:r>
+          <w:rPr>
+            <w:rFonts w:hint="eastAsia"/>
+          </w:rPr>
+          <w:delText>成本高、数据量少，</w:delText>
+        </w:r>
+        <w:r>
+          <w:rPr>
+            <w:rFonts w:hint="eastAsia"/>
+          </w:rPr>
+          <w:delText>地面试验</w:delText>
+        </w:r>
+        <w:r>
+          <w:rPr>
+            <w:rFonts w:hint="eastAsia"/>
+          </w:rPr>
+          <w:delText>不易复现飞行工况，试验结果存在天地差异性</w:delText>
+        </w:r>
+        <w:r>
+          <w:rPr>
+            <w:rFonts w:hint="eastAsia"/>
+          </w:rPr>
+          <w:delText>，</w:delText>
+        </w:r>
+        <w:r>
+          <w:rPr>
+            <w:rFonts w:hint="eastAsia"/>
+          </w:rPr>
+          <w:delText>瞬态高精度模拟</w:delText>
+        </w:r>
+        <w:r>
+          <w:rPr>
+            <w:rFonts w:hint="eastAsia"/>
+          </w:rPr>
+          <w:delText>耗时久、对</w:delText>
+        </w:r>
+        <w:r>
+          <w:rPr>
+            <w:rFonts w:hint="eastAsia"/>
+          </w:rPr>
+          <w:delText>算力需求高</w:delText>
+        </w:r>
+        <w:r>
+          <w:rPr>
+            <w:rFonts w:hint="eastAsia"/>
+          </w:rPr>
+          <w:delText>。</w:delText>
+        </w:r>
+      </w:del>
     </w:p>
     <w:p>
       <w:pPr>
@@ -385,7 +966,8 @@
         <w:spacing w:after="120"/>
         <w:ind w:firstLine="480"/>
         <w:rPr>
-          <w:ins w:id="5" w:author="Chen, Yongkai" w:date="2024-03-12T09:21:00Z"/>
+          <w:ins w:id="53" w:author="Chen, Yongkai" w:date="2024-03-12T09:21:00Z"/>
+          <w:del w:id="54" w:author="Yongkai Chen" w:date="2026-03-11T13:59:00Z" w16du:dateUtc="2026-03-11T05:59:00Z"/>
         </w:rPr>
       </w:pPr>
     </w:p>
@@ -394,163 +976,168 @@
         <w:pStyle w:val="main"/>
         <w:spacing w:after="120"/>
         <w:ind w:firstLine="480"/>
-      </w:pPr>
-      <w:r>
         <w:rPr>
-          <w:rFonts w:hint="eastAsia"/>
+          <w:del w:id="55" w:author="Yongkai Chen" w:date="2026-03-11T13:59:00Z" w16du:dateUtc="2026-03-11T05:59:00Z"/>
         </w:rPr>
-        <w:t>因</w:t>
-      </w:r>
-      <w:r>
-        <w:rPr>
-          <w:rFonts w:hint="eastAsia"/>
-        </w:rPr>
-        <w:t>此，本项目提出</w:t>
-      </w:r>
-      <w:r>
-        <w:rPr>
-          <w:rFonts w:hint="eastAsia"/>
-        </w:rPr>
-        <w:t>针对</w:t>
-      </w:r>
-      <w:r>
-        <w:rPr>
-          <w:rFonts w:hint="eastAsia"/>
-        </w:rPr>
-        <w:t>高超声速</w:t>
-      </w:r>
-      <w:r>
-        <w:rPr>
-          <w:rFonts w:hint="eastAsia"/>
-        </w:rPr>
-        <w:t>底部流动</w:t>
-      </w:r>
-      <w:r>
-        <w:rPr>
-          <w:rFonts w:hint="eastAsia"/>
-        </w:rPr>
-        <w:t>发展</w:t>
-      </w:r>
-      <w:r>
-        <w:rPr>
-          <w:rFonts w:hint="eastAsia"/>
-        </w:rPr>
-        <w:t>壁模化大涡模拟技术</w:t>
-      </w:r>
-      <w:r>
-        <w:rPr>
-          <w:rFonts w:hint="eastAsia"/>
-        </w:rPr>
-        <w:t>(WMLES)</w:t>
-      </w:r>
-      <w:r>
-        <w:rPr>
-          <w:rFonts w:hint="eastAsia"/>
-        </w:rPr>
-        <w:t>，</w:t>
-      </w:r>
-      <w:r>
-        <w:rPr>
-          <w:rFonts w:hint="eastAsia"/>
-        </w:rPr>
-        <w:t>以期保证模拟精度的同时大幅降低计算量。项目拟采用人工智能技术构建模化区控制方程，并</w:t>
-      </w:r>
-      <w:r>
-        <w:rPr>
-          <w:rFonts w:hint="eastAsia"/>
-        </w:rPr>
-        <w:t>构建可变湍流普朗特数模型</w:t>
-      </w:r>
-      <w:r>
-        <w:rPr>
-          <w:rFonts w:hint="eastAsia"/>
-        </w:rPr>
-        <w:t>以</w:t>
-      </w:r>
-      <w:r>
-        <w:rPr>
-          <w:rFonts w:hint="eastAsia"/>
-        </w:rPr>
-        <w:t>提升热流预测精度</w:t>
-      </w:r>
-      <w:r>
-        <w:rPr>
-          <w:rFonts w:hint="eastAsia"/>
-        </w:rPr>
-        <w:t>；</w:t>
-      </w:r>
-      <w:r>
-        <w:rPr>
-          <w:rFonts w:hint="eastAsia"/>
-        </w:rPr>
-        <w:t>形成</w:t>
-      </w:r>
-      <w:r>
-        <w:rPr>
-          <w:rFonts w:hint="eastAsia"/>
-        </w:rPr>
-        <w:t>WMLES</w:t>
-      </w:r>
-      <w:r>
-        <w:rPr>
-          <w:rFonts w:hint="eastAsia"/>
-        </w:rPr>
-        <w:t>方法</w:t>
-      </w:r>
-      <w:r>
-        <w:rPr>
-          <w:rFonts w:hint="eastAsia"/>
-        </w:rPr>
-        <w:t>，实现</w:t>
-      </w:r>
-      <w:r>
-        <w:rPr>
-          <w:rFonts w:hint="eastAsia"/>
-        </w:rPr>
-        <w:t>高超声速底部流场</w:t>
-      </w:r>
-      <w:r>
-        <w:rPr>
-          <w:rFonts w:hint="eastAsia"/>
-        </w:rPr>
-        <w:t>的模拟</w:t>
-      </w:r>
-      <w:r>
-        <w:rPr>
-          <w:rFonts w:hint="eastAsia"/>
-        </w:rPr>
-        <w:t>；</w:t>
-      </w:r>
-      <w:r>
-        <w:rPr>
-          <w:rFonts w:hint="eastAsia"/>
-        </w:rPr>
-        <w:t>采用</w:t>
-      </w:r>
-      <w:r>
-        <w:rPr>
-          <w:rFonts w:hint="eastAsia"/>
-        </w:rPr>
-        <w:t>模态分析方法提取底部</w:t>
-      </w:r>
-      <w:r>
-        <w:rPr>
-          <w:rFonts w:hint="eastAsia"/>
-        </w:rPr>
-        <w:t>近尾流区域</w:t>
-      </w:r>
-      <w:r>
-        <w:rPr>
-          <w:rFonts w:hint="eastAsia"/>
-        </w:rPr>
-        <w:t>大尺度结构的动力学特征，揭示其对底部温度场的影响规律</w:t>
-      </w:r>
-      <w:r>
-        <w:rPr>
-          <w:rFonts w:hint="eastAsia"/>
-        </w:rPr>
-        <w:t>。</w:t>
-      </w:r>
+      </w:pPr>
+      <w:del w:id="56" w:author="Yongkai Chen" w:date="2026-03-11T13:59:00Z" w16du:dateUtc="2026-03-11T05:59:00Z">
+        <w:r>
+          <w:rPr>
+            <w:rFonts w:hint="eastAsia"/>
+          </w:rPr>
+          <w:delText>因</w:delText>
+        </w:r>
+        <w:r>
+          <w:rPr>
+            <w:rFonts w:hint="eastAsia"/>
+          </w:rPr>
+          <w:delText>此，本项目提出</w:delText>
+        </w:r>
+        <w:r>
+          <w:rPr>
+            <w:rFonts w:hint="eastAsia"/>
+          </w:rPr>
+          <w:delText>针对</w:delText>
+        </w:r>
+        <w:r>
+          <w:rPr>
+            <w:rFonts w:hint="eastAsia"/>
+          </w:rPr>
+          <w:delText>高超声速</w:delText>
+        </w:r>
+        <w:r>
+          <w:rPr>
+            <w:rFonts w:hint="eastAsia"/>
+          </w:rPr>
+          <w:delText>底部流动</w:delText>
+        </w:r>
+        <w:r>
+          <w:rPr>
+            <w:rFonts w:hint="eastAsia"/>
+          </w:rPr>
+          <w:delText>发展</w:delText>
+        </w:r>
+        <w:r>
+          <w:rPr>
+            <w:rFonts w:hint="eastAsia"/>
+          </w:rPr>
+          <w:delText>壁模化大涡模拟技术</w:delText>
+        </w:r>
+        <w:r>
+          <w:rPr>
+            <w:rFonts w:hint="eastAsia"/>
+          </w:rPr>
+          <w:delText>(WMLES)</w:delText>
+        </w:r>
+        <w:r>
+          <w:rPr>
+            <w:rFonts w:hint="eastAsia"/>
+          </w:rPr>
+          <w:delText>，</w:delText>
+        </w:r>
+        <w:r>
+          <w:rPr>
+            <w:rFonts w:hint="eastAsia"/>
+          </w:rPr>
+          <w:delText>以期保证模拟精度的同时大幅降低计算量。项目拟采用人工智能技术构建模化区控制方程，并</w:delText>
+        </w:r>
+        <w:r>
+          <w:rPr>
+            <w:rFonts w:hint="eastAsia"/>
+          </w:rPr>
+          <w:delText>构建可变湍流普朗特数模型</w:delText>
+        </w:r>
+        <w:r>
+          <w:rPr>
+            <w:rFonts w:hint="eastAsia"/>
+          </w:rPr>
+          <w:delText>以</w:delText>
+        </w:r>
+        <w:r>
+          <w:rPr>
+            <w:rFonts w:hint="eastAsia"/>
+          </w:rPr>
+          <w:delText>提升热流预测精度</w:delText>
+        </w:r>
+        <w:r>
+          <w:rPr>
+            <w:rFonts w:hint="eastAsia"/>
+          </w:rPr>
+          <w:delText>；</w:delText>
+        </w:r>
+        <w:r>
+          <w:rPr>
+            <w:rFonts w:hint="eastAsia"/>
+          </w:rPr>
+          <w:delText>形成</w:delText>
+        </w:r>
+        <w:r>
+          <w:rPr>
+            <w:rFonts w:hint="eastAsia"/>
+          </w:rPr>
+          <w:delText>WMLES</w:delText>
+        </w:r>
+        <w:r>
+          <w:rPr>
+            <w:rFonts w:hint="eastAsia"/>
+          </w:rPr>
+          <w:delText>方法</w:delText>
+        </w:r>
+        <w:r>
+          <w:rPr>
+            <w:rFonts w:hint="eastAsia"/>
+          </w:rPr>
+          <w:delText>，实现</w:delText>
+        </w:r>
+        <w:r>
+          <w:rPr>
+            <w:rFonts w:hint="eastAsia"/>
+          </w:rPr>
+          <w:delText>高超声速底部流场</w:delText>
+        </w:r>
+        <w:r>
+          <w:rPr>
+            <w:rFonts w:hint="eastAsia"/>
+          </w:rPr>
+          <w:delText>的模拟</w:delText>
+        </w:r>
+        <w:r>
+          <w:rPr>
+            <w:rFonts w:hint="eastAsia"/>
+          </w:rPr>
+          <w:delText>；</w:delText>
+        </w:r>
+        <w:r>
+          <w:rPr>
+            <w:rFonts w:hint="eastAsia"/>
+          </w:rPr>
+          <w:delText>采用</w:delText>
+        </w:r>
+        <w:r>
+          <w:rPr>
+            <w:rFonts w:hint="eastAsia"/>
+          </w:rPr>
+          <w:delText>模态分析方法提取底部</w:delText>
+        </w:r>
+        <w:r>
+          <w:rPr>
+            <w:rFonts w:hint="eastAsia"/>
+          </w:rPr>
+          <w:delText>近尾流区域</w:delText>
+        </w:r>
+        <w:r>
+          <w:rPr>
+            <w:rFonts w:hint="eastAsia"/>
+          </w:rPr>
+          <w:delText>大尺度结构的动力学特征，揭示其对底部温度场的影响规律</w:delText>
+        </w:r>
+        <w:r>
+          <w:rPr>
+            <w:rFonts w:hint="eastAsia"/>
+          </w:rPr>
+          <w:delText>。</w:delText>
+        </w:r>
+      </w:del>
     </w:p>
     <w:p>
       <w:pPr>
@@ -575,653 +1162,732 @@
     <w:p>
       <w:pPr>
         <w:ind w:firstLineChars="0" w:firstLine="0"/>
-      </w:pPr>
-      <w:r>
-        <w:t>A</w:t>
-      </w:r>
-      <w:r>
         <w:rPr>
-          <w:rFonts w:hint="eastAsia"/>
+          <w:del w:id="57" w:author="Yongkai Chen" w:date="2026-03-11T14:28:00Z" w16du:dateUtc="2026-03-11T06:28:00Z"/>
         </w:rPr>
-        <w:t xml:space="preserve">bstract: The baseflow of the hypersonic slender vehicle </w:t>
-      </w:r>
-      <w:r>
-        <w:t>exhibi</w:t>
-      </w:r>
-      <w:r>
-        <w:rPr>
-          <w:rFonts w:hint="eastAsia"/>
-        </w:rPr>
-        <w:t xml:space="preserve">ts unsteady, </w:t>
-      </w:r>
-      <w:r>
-        <w:rPr>
-          <w:rFonts w:hint="eastAsia"/>
-        </w:rPr>
-        <w:t xml:space="preserve">complex </w:t>
-      </w:r>
-      <w:r>
-        <w:rPr>
-          <w:rFonts w:hint="eastAsia"/>
-        </w:rPr>
-        <w:t xml:space="preserve">nature </w:t>
-      </w:r>
-      <w:r>
-        <w:t>and</w:t>
-      </w:r>
-      <w:r>
-        <w:rPr>
-          <w:rFonts w:hint="eastAsia"/>
-        </w:rPr>
-        <w:t xml:space="preserve"> is hard to predict. This often leads to a highly </w:t>
-      </w:r>
-      <w:r>
-        <w:t>redundant</w:t>
-      </w:r>
-      <w:r>
-        <w:rPr>
-          <w:rFonts w:hint="eastAsia"/>
-        </w:rPr>
-        <w:t xml:space="preserve"> design </w:t>
-      </w:r>
-      <w:r>
-        <w:rPr>
-          <w:rFonts w:hint="eastAsia"/>
-        </w:rPr>
-        <w:t>of</w:t>
-      </w:r>
-      <w:r>
-        <w:rPr>
-          <w:rFonts w:hint="eastAsia"/>
-        </w:rPr>
-        <w:t xml:space="preserve"> the base </w:t>
-      </w:r>
-      <w:r>
-        <w:t>thermo</w:t>
-      </w:r>
-      <w:r>
-        <w:rPr>
-          <w:rFonts w:hint="eastAsia"/>
-        </w:rPr>
-        <w:t xml:space="preserve">-protection </w:t>
-      </w:r>
-      <w:r>
-        <w:rPr>
-          <w:rFonts w:hint="eastAsia"/>
-        </w:rPr>
-        <w:t xml:space="preserve">system, </w:t>
-      </w:r>
-      <w:r>
-        <w:lastRenderedPageBreak/>
-        <w:t>resulting</w:t>
-      </w:r>
-      <w:r>
-        <w:rPr>
-          <w:rFonts w:hint="eastAsia"/>
-        </w:rPr>
-        <w:t xml:space="preserve"> in an increase in the</w:t>
-      </w:r>
-      <w:r>
-        <w:rPr>
-          <w:rFonts w:hint="eastAsia"/>
-        </w:rPr>
-        <w:t xml:space="preserve"> vehicle weight an</w:t>
-      </w:r>
-      <w:r>
-        <w:rPr>
-          <w:rFonts w:hint="eastAsia"/>
-        </w:rPr>
-        <w:t>d</w:t>
-      </w:r>
-      <w:r>
-        <w:rPr>
-          <w:rFonts w:hint="eastAsia"/>
-        </w:rPr>
-        <w:t xml:space="preserve"> cost. To relieve this issue, the underlying flow physics</w:t>
-      </w:r>
-      <w:r>
-        <w:rPr>
-          <w:rFonts w:hint="eastAsia"/>
-        </w:rPr>
-        <w:t xml:space="preserve"> must be </w:t>
-      </w:r>
-      <w:r>
-        <w:rPr>
-          <w:rFonts w:hint="eastAsia"/>
-        </w:rPr>
-        <w:t>investigated</w:t>
-      </w:r>
-      <w:r>
-        <w:rPr>
-          <w:rFonts w:hint="eastAsia"/>
-        </w:rPr>
-        <w:t xml:space="preserve"> first</w:t>
-      </w:r>
-      <w:r>
-        <w:rPr>
-          <w:rFonts w:hint="eastAsia"/>
-        </w:rPr>
-        <w:t xml:space="preserve">. </w:t>
-      </w:r>
-      <w:r>
-        <w:rPr>
-          <w:rFonts w:hint="eastAsia"/>
-        </w:rPr>
-        <w:t>However, o</w:t>
-      </w:r>
-      <w:r>
-        <w:rPr>
-          <w:rFonts w:hint="eastAsia"/>
-        </w:rPr>
-        <w:t>nly</w:t>
-      </w:r>
-      <w:r>
-        <w:rPr>
-          <w:rFonts w:hint="eastAsia"/>
-        </w:rPr>
-        <w:t xml:space="preserve"> few relevant work</w:t>
-      </w:r>
-      <w:r>
-        <w:rPr>
-          <w:rFonts w:hint="eastAsia"/>
-        </w:rPr>
-        <w:t>s</w:t>
-      </w:r>
-      <w:r>
-        <w:rPr>
-          <w:rFonts w:hint="eastAsia"/>
-        </w:rPr>
-        <w:t xml:space="preserve"> exist in the literature</w:t>
-      </w:r>
-      <w:r>
-        <w:rPr>
-          <w:rFonts w:hint="eastAsia"/>
-        </w:rPr>
-        <w:t xml:space="preserve"> and the </w:t>
-      </w:r>
-      <w:r>
-        <w:t>mechanism</w:t>
-      </w:r>
-      <w:r>
-        <w:rPr>
-          <w:rFonts w:hint="eastAsia"/>
-        </w:rPr>
-        <w:t xml:space="preserve"> about how the large turbulent structures in the near wake </w:t>
-      </w:r>
-      <w:r>
-        <w:t>affect</w:t>
-      </w:r>
-      <w:r>
-        <w:rPr>
-          <w:rFonts w:hint="eastAsia"/>
-        </w:rPr>
-        <w:t xml:space="preserve"> the temperature field remains </w:t>
-      </w:r>
-      <w:r>
-        <w:t>un</w:t>
-      </w:r>
-      <w:r>
-        <w:rPr>
-          <w:rFonts w:hint="eastAsia"/>
-        </w:rPr>
-        <w:t>clear.</w:t>
-      </w:r>
-      <w:r>
-        <w:rPr>
-          <w:rFonts w:hint="eastAsia"/>
-        </w:rPr>
-        <w:t xml:space="preserve"> </w:t>
-      </w:r>
-      <w:r>
-        <w:rPr>
-          <w:rFonts w:hint="eastAsia"/>
-        </w:rPr>
-        <w:t xml:space="preserve">This is partly due to the </w:t>
-      </w:r>
-      <w:r>
-        <w:t>limitation</w:t>
-      </w:r>
-      <w:r>
-        <w:rPr>
-          <w:rFonts w:hint="eastAsia"/>
-        </w:rPr>
-        <w:t xml:space="preserve"> in </w:t>
-      </w:r>
-      <w:r>
-        <w:rPr>
-          <w:rFonts w:hint="eastAsia"/>
-        </w:rPr>
-        <w:t>various methodologies</w:t>
-      </w:r>
-      <w:r>
-        <w:rPr>
-          <w:rFonts w:hint="eastAsia"/>
-        </w:rPr>
-        <w:t>, including</w:t>
-      </w:r>
-      <w:r>
-        <w:rPr>
-          <w:rFonts w:hint="eastAsia"/>
-        </w:rPr>
-        <w:t xml:space="preserve"> </w:t>
-      </w:r>
-      <w:r>
-        <w:rPr>
-          <w:rFonts w:hint="eastAsia"/>
-        </w:rPr>
-        <w:t>t</w:t>
-      </w:r>
-      <w:r>
-        <w:rPr>
-          <w:rFonts w:hint="eastAsia"/>
-        </w:rPr>
-        <w:t>he expensive and limited data</w:t>
-      </w:r>
-      <w:r>
-        <w:rPr>
-          <w:rFonts w:hint="eastAsia"/>
-        </w:rPr>
-        <w:t>set</w:t>
-      </w:r>
-      <w:r>
-        <w:rPr>
-          <w:rFonts w:hint="eastAsia"/>
-        </w:rPr>
-        <w:t xml:space="preserve"> from flight tests, the </w:t>
-      </w:r>
-      <w:r>
-        <w:t>difficulty</w:t>
-      </w:r>
-      <w:r>
-        <w:rPr>
-          <w:rFonts w:hint="eastAsia"/>
-        </w:rPr>
-        <w:t xml:space="preserve"> in reproducing the flight </w:t>
-      </w:r>
-      <w:r>
-        <w:t>conditions</w:t>
-      </w:r>
-      <w:r>
-        <w:rPr>
-          <w:rFonts w:hint="eastAsia"/>
-        </w:rPr>
-        <w:t xml:space="preserve"> </w:t>
-      </w:r>
-      <w:r>
-        <w:rPr>
-          <w:rFonts w:hint="eastAsia"/>
-        </w:rPr>
-        <w:t>in</w:t>
-      </w:r>
-      <w:r>
-        <w:rPr>
-          <w:rFonts w:hint="eastAsia"/>
-        </w:rPr>
-        <w:t xml:space="preserve"> </w:t>
-      </w:r>
-      <w:r>
-        <w:t>grou</w:t>
-      </w:r>
-      <w:r>
-        <w:rPr>
-          <w:rFonts w:hint="eastAsia"/>
-        </w:rPr>
-        <w:t xml:space="preserve">nd </w:t>
-      </w:r>
-      <w:r>
-        <w:rPr>
-          <w:rFonts w:hint="eastAsia"/>
-        </w:rPr>
-        <w:t>tests</w:t>
-      </w:r>
-      <w:r>
-        <w:rPr>
-          <w:rFonts w:hint="eastAsia"/>
-        </w:rPr>
-        <w:t xml:space="preserve">, and </w:t>
-      </w:r>
-      <w:r>
-        <w:t>the</w:t>
-      </w:r>
-      <w:r>
-        <w:rPr>
-          <w:rFonts w:hint="eastAsia"/>
-        </w:rPr>
-        <w:t xml:space="preserve"> extensive computational </w:t>
-      </w:r>
-      <w:r>
-        <w:t>resourc</w:t>
-      </w:r>
-      <w:r>
-        <w:rPr>
-          <w:rFonts w:hint="eastAsia"/>
-        </w:rPr>
-        <w:t>es required by h</w:t>
-      </w:r>
-      <w:r>
-        <w:rPr>
-          <w:rFonts w:hint="eastAsia"/>
-        </w:rPr>
-        <w:t>igh-fidelity simulations</w:t>
-      </w:r>
-      <w:r>
-        <w:rPr>
-          <w:rFonts w:hint="eastAsia"/>
-        </w:rPr>
-        <w:t xml:space="preserve">. </w:t>
-      </w:r>
-      <w:r>
-        <w:rPr>
-          <w:rFonts w:hint="eastAsia"/>
-        </w:rPr>
-        <w:t xml:space="preserve">For such </w:t>
-      </w:r>
-      <w:r>
-        <w:rPr>
-          <w:rFonts w:hint="eastAsia"/>
-        </w:rPr>
-        <w:t>reason</w:t>
-      </w:r>
-      <w:r>
-        <w:rPr>
-          <w:rFonts w:hint="eastAsia"/>
-        </w:rPr>
-        <w:t>s</w:t>
-      </w:r>
-      <w:r>
-        <w:rPr>
-          <w:rFonts w:hint="eastAsia"/>
-        </w:rPr>
-        <w:t xml:space="preserve">, </w:t>
-      </w:r>
-      <w:r>
-        <w:rPr>
-          <w:rFonts w:hint="eastAsia"/>
-        </w:rPr>
-        <w:t>the current</w:t>
-      </w:r>
-      <w:r>
-        <w:rPr>
-          <w:rFonts w:hint="eastAsia"/>
-        </w:rPr>
-        <w:t xml:space="preserve"> project propose</w:t>
-      </w:r>
-      <w:r>
-        <w:rPr>
-          <w:rFonts w:hint="eastAsia"/>
-        </w:rPr>
-        <w:t>s</w:t>
-      </w:r>
-      <w:r>
-        <w:rPr>
-          <w:rFonts w:hint="eastAsia"/>
-        </w:rPr>
-        <w:t xml:space="preserve"> to develop a wall-modeled large-eddy simulation </w:t>
-      </w:r>
-      <w:r>
-        <w:rPr>
-          <w:rFonts w:hint="eastAsia"/>
-        </w:rPr>
-        <w:t xml:space="preserve">(WMLES) </w:t>
-      </w:r>
-      <w:r>
-        <w:rPr>
-          <w:rFonts w:hint="eastAsia"/>
-        </w:rPr>
-        <w:t>method</w:t>
-      </w:r>
-      <w:r>
-        <w:rPr>
-          <w:rFonts w:hint="eastAsia"/>
-        </w:rPr>
-        <w:t xml:space="preserve"> to </w:t>
-      </w:r>
-      <w:r>
-        <w:rPr>
-          <w:rFonts w:hint="eastAsia"/>
-        </w:rPr>
-        <w:t>enable</w:t>
-      </w:r>
-      <w:r>
-        <w:rPr>
-          <w:rFonts w:hint="eastAsia"/>
-        </w:rPr>
-        <w:t xml:space="preserve"> </w:t>
-      </w:r>
-      <w:r>
-        <w:t>accurate</w:t>
-      </w:r>
-      <w:r>
-        <w:rPr>
-          <w:rFonts w:hint="eastAsia"/>
-        </w:rPr>
-        <w:t xml:space="preserve"> simulations </w:t>
-      </w:r>
-      <w:r>
-        <w:rPr>
-          <w:rFonts w:hint="eastAsia"/>
-        </w:rPr>
-        <w:t>at</w:t>
-      </w:r>
-      <w:r>
-        <w:rPr>
-          <w:rFonts w:hint="eastAsia"/>
-        </w:rPr>
-        <w:t xml:space="preserve"> reduced cost</w:t>
-      </w:r>
-      <w:r>
-        <w:rPr>
-          <w:rFonts w:hint="eastAsia"/>
-        </w:rPr>
-        <w:t xml:space="preserve">. The plan is to use the artificial </w:t>
-      </w:r>
-      <w:r>
-        <w:t>intelligence</w:t>
-      </w:r>
-      <w:r>
-        <w:rPr>
-          <w:rFonts w:hint="eastAsia"/>
-        </w:rPr>
-        <w:t xml:space="preserve"> technique to </w:t>
-      </w:r>
-      <w:r>
-        <w:t>construct</w:t>
-      </w:r>
-      <w:r>
-        <w:rPr>
-          <w:rFonts w:hint="eastAsia"/>
-        </w:rPr>
-        <w:t xml:space="preserve"> the reduced-order governing equations in the </w:t>
-      </w:r>
-      <w:r>
-        <w:rPr>
-          <w:rFonts w:hint="eastAsia"/>
-        </w:rPr>
-        <w:t>wall-</w:t>
-      </w:r>
-      <w:r>
-        <w:rPr>
-          <w:rFonts w:hint="eastAsia"/>
-        </w:rPr>
-        <w:t xml:space="preserve">modeled zone, with </w:t>
-      </w:r>
-      <w:r>
-        <w:t>the</w:t>
-      </w:r>
-      <w:r>
-        <w:rPr>
-          <w:rFonts w:hint="eastAsia"/>
-        </w:rPr>
-        <w:t xml:space="preserve"> variable turbulent Prandtl number</w:t>
-      </w:r>
-      <w:r>
-        <w:rPr>
-          <w:rFonts w:hint="eastAsia"/>
-        </w:rPr>
-        <w:t xml:space="preserve"> model</w:t>
-      </w:r>
-      <w:r>
-        <w:rPr>
-          <w:rFonts w:hint="eastAsia"/>
-        </w:rPr>
-        <w:t xml:space="preserve"> </w:t>
-      </w:r>
-      <w:r>
-        <w:rPr>
-          <w:rFonts w:hint="eastAsia"/>
-        </w:rPr>
-        <w:t xml:space="preserve">to account for the strong nonlinear </w:t>
-      </w:r>
-      <w:r>
-        <w:t>coupling</w:t>
-      </w:r>
-      <w:r>
-        <w:rPr>
-          <w:rFonts w:hint="eastAsia"/>
-        </w:rPr>
-        <w:t xml:space="preserve"> of the </w:t>
-      </w:r>
-      <w:r>
-        <w:t>momentum</w:t>
-      </w:r>
-      <w:r>
-        <w:rPr>
-          <w:rFonts w:hint="eastAsia"/>
-        </w:rPr>
-        <w:t xml:space="preserve"> and energy. </w:t>
-      </w:r>
-      <w:r>
-        <w:rPr>
-          <w:rFonts w:hint="eastAsia"/>
-        </w:rPr>
-        <w:t xml:space="preserve">Simulations of hypersonic baseflows will be performed with the </w:t>
-      </w:r>
-      <w:r>
-        <w:t>developed</w:t>
-      </w:r>
-      <w:r>
-        <w:rPr>
-          <w:rFonts w:hint="eastAsia"/>
-        </w:rPr>
-        <w:t xml:space="preserve"> </w:t>
-      </w:r>
-      <w:r>
-        <w:rPr>
-          <w:rFonts w:hint="eastAsia"/>
-        </w:rPr>
-        <w:t xml:space="preserve">WMLES method. </w:t>
-      </w:r>
-      <w:r>
-        <w:t>M</w:t>
-      </w:r>
-      <w:r>
-        <w:rPr>
-          <w:rFonts w:hint="eastAsia"/>
-        </w:rPr>
-        <w:t xml:space="preserve">odal decompositions </w:t>
-      </w:r>
-      <w:r>
-        <w:rPr>
-          <w:rFonts w:hint="eastAsia"/>
-        </w:rPr>
-        <w:t xml:space="preserve">techniques </w:t>
-      </w:r>
-      <w:r>
-        <w:rPr>
-          <w:rFonts w:hint="eastAsia"/>
-        </w:rPr>
-        <w:t xml:space="preserve">will be used to </w:t>
-      </w:r>
-      <w:r>
-        <w:t>extrac</w:t>
-      </w:r>
-      <w:r>
-        <w:rPr>
-          <w:rFonts w:hint="eastAsia"/>
-        </w:rPr>
-        <w:t xml:space="preserve">t the dynamics of </w:t>
-      </w:r>
-      <w:r>
-        <w:t>the large</w:t>
-      </w:r>
-      <w:r>
-        <w:rPr>
-          <w:rFonts w:hint="eastAsia"/>
-        </w:rPr>
-        <w:t xml:space="preserve"> flow structures</w:t>
-      </w:r>
-      <w:r>
-        <w:rPr>
-          <w:rFonts w:hint="eastAsia"/>
-        </w:rPr>
-        <w:t xml:space="preserve"> in the near wake</w:t>
-      </w:r>
-      <w:r>
-        <w:rPr>
-          <w:rFonts w:hint="eastAsia"/>
-        </w:rPr>
-        <w:t xml:space="preserve">. </w:t>
-      </w:r>
-      <w:r>
-        <w:rPr>
-          <w:rFonts w:hint="eastAsia"/>
-        </w:rPr>
-        <w:t xml:space="preserve">The </w:t>
-      </w:r>
-      <w:r>
-        <w:t>governing</w:t>
-      </w:r>
-      <w:r>
-        <w:rPr>
-          <w:rFonts w:hint="eastAsia"/>
-        </w:rPr>
-        <w:t xml:space="preserve"> mechanisms of these</w:t>
-      </w:r>
-      <w:r>
-        <w:rPr>
-          <w:rFonts w:hint="eastAsia"/>
-        </w:rPr>
-        <w:t xml:space="preserve"> </w:t>
-      </w:r>
-      <w:r>
-        <w:rPr>
-          <w:rFonts w:hint="eastAsia"/>
-        </w:rPr>
-        <w:t xml:space="preserve">structures on </w:t>
-      </w:r>
-      <w:r>
-        <w:t>the</w:t>
-      </w:r>
-      <w:r>
-        <w:rPr>
-          <w:rFonts w:hint="eastAsia"/>
-        </w:rPr>
-        <w:t xml:space="preserve"> temperature </w:t>
-      </w:r>
-      <w:r>
-        <w:rPr>
-          <w:rFonts w:hint="eastAsia"/>
-        </w:rPr>
-        <w:t>field</w:t>
-      </w:r>
-      <w:r>
-        <w:rPr>
-          <w:rFonts w:hint="eastAsia"/>
-        </w:rPr>
-        <w:t xml:space="preserve"> will be examined</w:t>
-      </w:r>
-      <w:r>
-        <w:rPr>
-          <w:rFonts w:hint="eastAsia"/>
-        </w:rPr>
-        <w:t>.</w:t>
-      </w:r>
-    </w:p>
+        <w:pPrChange w:id="58" w:author="Yongkai Chen" w:date="2026-03-11T14:28:00Z" w16du:dateUtc="2026-03-11T06:28:00Z">
+          <w:pPr>
+            <w:ind w:firstLineChars="0" w:firstLine="0"/>
+          </w:pPr>
+        </w:pPrChange>
+      </w:pPr>
+      <w:bookmarkStart w:id="59" w:name="OLE_LINK3"/>
+      <w:ins w:id="60" w:author="Yongkai Chen" w:date="2026-03-11T14:28:00Z" w16du:dateUtc="2026-03-11T06:28:00Z">
+        <w:r>
+          <w:t>Hypersonic vehicle surfaces often exhibit roughness due to factors such as manufacturing processes and aerodynamic-thermal ablation. The turbulent flow field generated by the combined effects of compressibility and rough walls differs significantly from that of smooth walls, directly impacting the aerodynamic forces and thermal protection design. Traditional experimental and simulation methods incur high costs due to the complex geometry of rough walls, hindering research on hypersonic rough-wall turbulence. To address these issues, this study proposes a computational framework integrating generative artificial intelligence (AI), Graph Neural Networks (GNN), and Time-Domain Impedance Boundary Conditions (TDIBC), aiming to alleviate the challenges and develop computational methods with strong generalization capability. The study will also explore and elucidate the effects of compressibility on hypersonic rough-wall turbulence. The project will first construct a mapping between the rough-wall geometric topology and GNN using Pore Network Modeling (PNM). Next, the GNN will be embedded into a generative AI framework to construct a spatially varying generalized impedance model</w:t>
+        </w:r>
+      </w:ins>
+      <w:ins w:id="61" w:author="Yongkai Chen" w:date="2026-03-11T14:29:00Z" w16du:dateUtc="2026-03-11T06:29:00Z">
+        <w:r>
+          <w:rPr>
+            <w:rFonts w:hint="eastAsia"/>
+          </w:rPr>
+          <w:t xml:space="preserve">. Finally, </w:t>
+        </w:r>
+      </w:ins>
+      <w:ins w:id="62" w:author="Yongkai Chen" w:date="2026-03-11T14:31:00Z" w16du:dateUtc="2026-03-11T06:31:00Z">
+        <w:r>
+          <w:rPr>
+            <w:rFonts w:hint="eastAsia"/>
+          </w:rPr>
+          <w:t xml:space="preserve">the impedance model will be </w:t>
+        </w:r>
+        <w:r>
+          <w:t>incorporate</w:t>
+        </w:r>
+        <w:r>
+          <w:rPr>
+            <w:rFonts w:hint="eastAsia"/>
+          </w:rPr>
+          <w:t xml:space="preserve">d into TDIBC, </w:t>
+        </w:r>
+      </w:ins>
+      <w:ins w:id="63" w:author="Yongkai Chen" w:date="2026-03-11T14:28:00Z" w16du:dateUtc="2026-03-11T06:28:00Z">
+        <w:r>
+          <w:t>enabl</w:t>
+        </w:r>
+      </w:ins>
+      <w:ins w:id="64" w:author="Yongkai Chen" w:date="2026-03-11T14:31:00Z" w16du:dateUtc="2026-03-11T06:31:00Z">
+        <w:r>
+          <w:rPr>
+            <w:rFonts w:hint="eastAsia"/>
+          </w:rPr>
+          <w:t>ing</w:t>
+        </w:r>
+      </w:ins>
+      <w:ins w:id="65" w:author="Yongkai Chen" w:date="2026-03-11T14:28:00Z" w16du:dateUtc="2026-03-11T06:28:00Z">
+        <w:r>
+          <w:t xml:space="preserve"> simplified, high-fidelity, time-accurate simulations of hypersonic rough-wall turbulence. </w:t>
+        </w:r>
+      </w:ins>
+      <w:ins w:id="66" w:author="Yongkai Chen" w:date="2026-03-11T14:31:00Z" w16du:dateUtc="2026-03-11T06:31:00Z">
+        <w:r>
+          <w:rPr>
+            <w:rFonts w:hint="eastAsia"/>
+          </w:rPr>
+          <w:t>M</w:t>
+        </w:r>
+      </w:ins>
+      <w:ins w:id="67" w:author="Yongkai Chen" w:date="2026-03-11T14:28:00Z" w16du:dateUtc="2026-03-11T06:28:00Z">
+        <w:r>
+          <w:t>odal decomposition will be performed to investigate the effects of compressibility on the evolution of near-wall turbulent coherent structures, wall stresses and aerothermal characteristics. The proposed work aims to provide theoretical foundations and numerical techniques for hypersonic rough-wall turbulence research.</w:t>
+        </w:r>
+      </w:ins>
+      <w:del w:id="68" w:author="Yongkai Chen" w:date="2026-03-11T14:28:00Z" w16du:dateUtc="2026-03-11T06:28:00Z">
+        <w:r>
+          <w:delText>A</w:delText>
+        </w:r>
+        <w:r>
+          <w:rPr>
+            <w:rFonts w:hint="eastAsia"/>
+          </w:rPr>
+          <w:delText xml:space="preserve">bstract: The baseflow of the hypersonic slender vehicle </w:delText>
+        </w:r>
+        <w:r>
+          <w:delText>exhibi</w:delText>
+        </w:r>
+        <w:r>
+          <w:rPr>
+            <w:rFonts w:hint="eastAsia"/>
+          </w:rPr>
+          <w:delText xml:space="preserve">ts unsteady, </w:delText>
+        </w:r>
+        <w:r>
+          <w:rPr>
+            <w:rFonts w:hint="eastAsia"/>
+          </w:rPr>
+          <w:delText xml:space="preserve">complex </w:delText>
+        </w:r>
+        <w:r>
+          <w:rPr>
+            <w:rFonts w:hint="eastAsia"/>
+          </w:rPr>
+          <w:delText xml:space="preserve">nature </w:delText>
+        </w:r>
+        <w:r>
+          <w:delText>and</w:delText>
+        </w:r>
+        <w:r>
+          <w:rPr>
+            <w:rFonts w:hint="eastAsia"/>
+          </w:rPr>
+          <w:delText xml:space="preserve"> is hard to predict. This often leads to a highly </w:delText>
+        </w:r>
+        <w:r>
+          <w:delText>redundant</w:delText>
+        </w:r>
+        <w:r>
+          <w:rPr>
+            <w:rFonts w:hint="eastAsia"/>
+          </w:rPr>
+          <w:delText xml:space="preserve"> design </w:delText>
+        </w:r>
+        <w:r>
+          <w:rPr>
+            <w:rFonts w:hint="eastAsia"/>
+          </w:rPr>
+          <w:delText>of</w:delText>
+        </w:r>
+        <w:r>
+          <w:rPr>
+            <w:rFonts w:hint="eastAsia"/>
+          </w:rPr>
+          <w:delText xml:space="preserve"> the base </w:delText>
+        </w:r>
+        <w:r>
+          <w:delText>thermo</w:delText>
+        </w:r>
+        <w:r>
+          <w:rPr>
+            <w:rFonts w:hint="eastAsia"/>
+          </w:rPr>
+          <w:delText xml:space="preserve">-protection </w:delText>
+        </w:r>
+        <w:r>
+          <w:rPr>
+            <w:rFonts w:hint="eastAsia"/>
+          </w:rPr>
+          <w:delText xml:space="preserve">system, </w:delText>
+        </w:r>
+        <w:r>
+          <w:delText>resulting</w:delText>
+        </w:r>
+        <w:r>
+          <w:rPr>
+            <w:rFonts w:hint="eastAsia"/>
+          </w:rPr>
+          <w:delText xml:space="preserve"> in an increase in the</w:delText>
+        </w:r>
+        <w:r>
+          <w:rPr>
+            <w:rFonts w:hint="eastAsia"/>
+          </w:rPr>
+          <w:delText xml:space="preserve"> vehicle weight an</w:delText>
+        </w:r>
+        <w:r>
+          <w:rPr>
+            <w:rFonts w:hint="eastAsia"/>
+          </w:rPr>
+          <w:delText>d</w:delText>
+        </w:r>
+        <w:r>
+          <w:rPr>
+            <w:rFonts w:hint="eastAsia"/>
+          </w:rPr>
+          <w:delText xml:space="preserve"> cost. To relieve this issue, the underlying flow physics</w:delText>
+        </w:r>
+        <w:r>
+          <w:rPr>
+            <w:rFonts w:hint="eastAsia"/>
+          </w:rPr>
+          <w:delText xml:space="preserve"> must be </w:delText>
+        </w:r>
+        <w:r>
+          <w:rPr>
+            <w:rFonts w:hint="eastAsia"/>
+          </w:rPr>
+          <w:delText>investigated</w:delText>
+        </w:r>
+        <w:r>
+          <w:rPr>
+            <w:rFonts w:hint="eastAsia"/>
+          </w:rPr>
+          <w:delText xml:space="preserve"> first</w:delText>
+        </w:r>
+        <w:r>
+          <w:rPr>
+            <w:rFonts w:hint="eastAsia"/>
+          </w:rPr>
+          <w:delText xml:space="preserve">. </w:delText>
+        </w:r>
+        <w:r>
+          <w:rPr>
+            <w:rFonts w:hint="eastAsia"/>
+          </w:rPr>
+          <w:delText>However, o</w:delText>
+        </w:r>
+        <w:r>
+          <w:rPr>
+            <w:rFonts w:hint="eastAsia"/>
+          </w:rPr>
+          <w:delText>nly</w:delText>
+        </w:r>
+        <w:r>
+          <w:rPr>
+            <w:rFonts w:hint="eastAsia"/>
+          </w:rPr>
+          <w:delText xml:space="preserve"> few relevant work</w:delText>
+        </w:r>
+        <w:r>
+          <w:rPr>
+            <w:rFonts w:hint="eastAsia"/>
+          </w:rPr>
+          <w:delText>s</w:delText>
+        </w:r>
+        <w:r>
+          <w:rPr>
+            <w:rFonts w:hint="eastAsia"/>
+          </w:rPr>
+          <w:delText xml:space="preserve"> exist in the literature</w:delText>
+        </w:r>
+        <w:r>
+          <w:rPr>
+            <w:rFonts w:hint="eastAsia"/>
+          </w:rPr>
+          <w:delText xml:space="preserve"> and the </w:delText>
+        </w:r>
+        <w:r>
+          <w:delText>mechanism</w:delText>
+        </w:r>
+        <w:r>
+          <w:rPr>
+            <w:rFonts w:hint="eastAsia"/>
+          </w:rPr>
+          <w:delText xml:space="preserve"> about how the large turbulent structures in the near wake </w:delText>
+        </w:r>
+        <w:r>
+          <w:delText>affect</w:delText>
+        </w:r>
+        <w:r>
+          <w:rPr>
+            <w:rFonts w:hint="eastAsia"/>
+          </w:rPr>
+          <w:delText xml:space="preserve"> the temperature field remains </w:delText>
+        </w:r>
+        <w:r>
+          <w:delText>un</w:delText>
+        </w:r>
+        <w:r>
+          <w:rPr>
+            <w:rFonts w:hint="eastAsia"/>
+          </w:rPr>
+          <w:delText>clear.</w:delText>
+        </w:r>
+        <w:r>
+          <w:rPr>
+            <w:rFonts w:hint="eastAsia"/>
+          </w:rPr>
+          <w:delText xml:space="preserve"> </w:delText>
+        </w:r>
+        <w:r>
+          <w:rPr>
+            <w:rFonts w:hint="eastAsia"/>
+          </w:rPr>
+          <w:delText xml:space="preserve">This is partly due to the </w:delText>
+        </w:r>
+        <w:r>
+          <w:delText>limitation</w:delText>
+        </w:r>
+        <w:r>
+          <w:rPr>
+            <w:rFonts w:hint="eastAsia"/>
+          </w:rPr>
+          <w:delText xml:space="preserve"> in </w:delText>
+        </w:r>
+        <w:r>
+          <w:rPr>
+            <w:rFonts w:hint="eastAsia"/>
+          </w:rPr>
+          <w:delText>various methodologies</w:delText>
+        </w:r>
+        <w:r>
+          <w:rPr>
+            <w:rFonts w:hint="eastAsia"/>
+          </w:rPr>
+          <w:delText>, including</w:delText>
+        </w:r>
+        <w:r>
+          <w:rPr>
+            <w:rFonts w:hint="eastAsia"/>
+          </w:rPr>
+          <w:delText xml:space="preserve"> </w:delText>
+        </w:r>
+        <w:r>
+          <w:rPr>
+            <w:rFonts w:hint="eastAsia"/>
+          </w:rPr>
+          <w:delText>t</w:delText>
+        </w:r>
+        <w:r>
+          <w:rPr>
+            <w:rFonts w:hint="eastAsia"/>
+          </w:rPr>
+          <w:delText>he expensive and limited data</w:delText>
+        </w:r>
+        <w:r>
+          <w:rPr>
+            <w:rFonts w:hint="eastAsia"/>
+          </w:rPr>
+          <w:delText>set</w:delText>
+        </w:r>
+        <w:r>
+          <w:rPr>
+            <w:rFonts w:hint="eastAsia"/>
+          </w:rPr>
+          <w:delText xml:space="preserve"> from flight tests, the </w:delText>
+        </w:r>
+        <w:r>
+          <w:delText>difficulty</w:delText>
+        </w:r>
+        <w:r>
+          <w:rPr>
+            <w:rFonts w:hint="eastAsia"/>
+          </w:rPr>
+          <w:delText xml:space="preserve"> in reproducing the flight </w:delText>
+        </w:r>
+        <w:r>
+          <w:delText>conditions</w:delText>
+        </w:r>
+        <w:r>
+          <w:rPr>
+            <w:rFonts w:hint="eastAsia"/>
+          </w:rPr>
+          <w:delText xml:space="preserve"> </w:delText>
+        </w:r>
+        <w:r>
+          <w:rPr>
+            <w:rFonts w:hint="eastAsia"/>
+          </w:rPr>
+          <w:delText>in</w:delText>
+        </w:r>
+        <w:r>
+          <w:rPr>
+            <w:rFonts w:hint="eastAsia"/>
+          </w:rPr>
+          <w:delText xml:space="preserve"> </w:delText>
+        </w:r>
+        <w:r>
+          <w:delText>grou</w:delText>
+        </w:r>
+        <w:r>
+          <w:rPr>
+            <w:rFonts w:hint="eastAsia"/>
+          </w:rPr>
+          <w:delText xml:space="preserve">nd </w:delText>
+        </w:r>
+        <w:r>
+          <w:rPr>
+            <w:rFonts w:hint="eastAsia"/>
+          </w:rPr>
+          <w:delText>tests</w:delText>
+        </w:r>
+        <w:r>
+          <w:rPr>
+            <w:rFonts w:hint="eastAsia"/>
+          </w:rPr>
+          <w:delText xml:space="preserve">, and </w:delText>
+        </w:r>
+        <w:r>
+          <w:delText>the</w:delText>
+        </w:r>
+        <w:r>
+          <w:rPr>
+            <w:rFonts w:hint="eastAsia"/>
+          </w:rPr>
+          <w:delText xml:space="preserve"> extensive computational </w:delText>
+        </w:r>
+        <w:r>
+          <w:delText>resourc</w:delText>
+        </w:r>
+        <w:r>
+          <w:rPr>
+            <w:rFonts w:hint="eastAsia"/>
+          </w:rPr>
+          <w:delText>es required by h</w:delText>
+        </w:r>
+        <w:r>
+          <w:rPr>
+            <w:rFonts w:hint="eastAsia"/>
+          </w:rPr>
+          <w:delText>igh-fidelity simulations</w:delText>
+        </w:r>
+        <w:r>
+          <w:rPr>
+            <w:rFonts w:hint="eastAsia"/>
+          </w:rPr>
+          <w:delText xml:space="preserve">. </w:delText>
+        </w:r>
+        <w:r>
+          <w:rPr>
+            <w:rFonts w:hint="eastAsia"/>
+          </w:rPr>
+          <w:delText xml:space="preserve">For such </w:delText>
+        </w:r>
+        <w:r>
+          <w:rPr>
+            <w:rFonts w:hint="eastAsia"/>
+          </w:rPr>
+          <w:delText>reason</w:delText>
+        </w:r>
+        <w:r>
+          <w:rPr>
+            <w:rFonts w:hint="eastAsia"/>
+          </w:rPr>
+          <w:delText>s</w:delText>
+        </w:r>
+        <w:r>
+          <w:rPr>
+            <w:rFonts w:hint="eastAsia"/>
+          </w:rPr>
+          <w:delText xml:space="preserve">, </w:delText>
+        </w:r>
+        <w:r>
+          <w:rPr>
+            <w:rFonts w:hint="eastAsia"/>
+          </w:rPr>
+          <w:delText>the current</w:delText>
+        </w:r>
+        <w:r>
+          <w:rPr>
+            <w:rFonts w:hint="eastAsia"/>
+          </w:rPr>
+          <w:delText xml:space="preserve"> project propose</w:delText>
+        </w:r>
+        <w:r>
+          <w:rPr>
+            <w:rFonts w:hint="eastAsia"/>
+          </w:rPr>
+          <w:delText>s</w:delText>
+        </w:r>
+        <w:r>
+          <w:rPr>
+            <w:rFonts w:hint="eastAsia"/>
+          </w:rPr>
+          <w:delText xml:space="preserve"> to develop a wall-modeled large-eddy simulation </w:delText>
+        </w:r>
+        <w:r>
+          <w:rPr>
+            <w:rFonts w:hint="eastAsia"/>
+          </w:rPr>
+          <w:delText xml:space="preserve">(WMLES) </w:delText>
+        </w:r>
+        <w:r>
+          <w:rPr>
+            <w:rFonts w:hint="eastAsia"/>
+          </w:rPr>
+          <w:delText>method</w:delText>
+        </w:r>
+        <w:r>
+          <w:rPr>
+            <w:rFonts w:hint="eastAsia"/>
+          </w:rPr>
+          <w:delText xml:space="preserve"> to </w:delText>
+        </w:r>
+        <w:r>
+          <w:rPr>
+            <w:rFonts w:hint="eastAsia"/>
+          </w:rPr>
+          <w:delText>enable</w:delText>
+        </w:r>
+        <w:r>
+          <w:rPr>
+            <w:rFonts w:hint="eastAsia"/>
+          </w:rPr>
+          <w:delText xml:space="preserve"> </w:delText>
+        </w:r>
+        <w:r>
+          <w:delText>accurate</w:delText>
+        </w:r>
+        <w:r>
+          <w:rPr>
+            <w:rFonts w:hint="eastAsia"/>
+          </w:rPr>
+          <w:delText xml:space="preserve"> simulations </w:delText>
+        </w:r>
+        <w:r>
+          <w:rPr>
+            <w:rFonts w:hint="eastAsia"/>
+          </w:rPr>
+          <w:delText>at</w:delText>
+        </w:r>
+        <w:r>
+          <w:rPr>
+            <w:rFonts w:hint="eastAsia"/>
+          </w:rPr>
+          <w:delText xml:space="preserve"> reduced cost</w:delText>
+        </w:r>
+        <w:r>
+          <w:rPr>
+            <w:rFonts w:hint="eastAsia"/>
+          </w:rPr>
+          <w:delText xml:space="preserve">. The plan is to use the artificial </w:delText>
+        </w:r>
+        <w:r>
+          <w:delText>intelligence</w:delText>
+        </w:r>
+        <w:r>
+          <w:rPr>
+            <w:rFonts w:hint="eastAsia"/>
+          </w:rPr>
+          <w:delText xml:space="preserve"> technique to </w:delText>
+        </w:r>
+        <w:r>
+          <w:delText>construct</w:delText>
+        </w:r>
+        <w:r>
+          <w:rPr>
+            <w:rFonts w:hint="eastAsia"/>
+          </w:rPr>
+          <w:delText xml:space="preserve"> the reduced-order governing equations in the </w:delText>
+        </w:r>
+        <w:r>
+          <w:rPr>
+            <w:rFonts w:hint="eastAsia"/>
+          </w:rPr>
+          <w:delText>wall-</w:delText>
+        </w:r>
+        <w:r>
+          <w:rPr>
+            <w:rFonts w:hint="eastAsia"/>
+          </w:rPr>
+          <w:delText xml:space="preserve">modeled zone, with </w:delText>
+        </w:r>
+        <w:r>
+          <w:delText>the</w:delText>
+        </w:r>
+        <w:r>
+          <w:rPr>
+            <w:rFonts w:hint="eastAsia"/>
+          </w:rPr>
+          <w:delText xml:space="preserve"> variable turbulent Prandtl number</w:delText>
+        </w:r>
+        <w:r>
+          <w:rPr>
+            <w:rFonts w:hint="eastAsia"/>
+          </w:rPr>
+          <w:delText xml:space="preserve"> model</w:delText>
+        </w:r>
+        <w:r>
+          <w:rPr>
+            <w:rFonts w:hint="eastAsia"/>
+          </w:rPr>
+          <w:delText xml:space="preserve"> </w:delText>
+        </w:r>
+        <w:r>
+          <w:rPr>
+            <w:rFonts w:hint="eastAsia"/>
+          </w:rPr>
+          <w:delText xml:space="preserve">to account for the strong nonlinear </w:delText>
+        </w:r>
+        <w:r>
+          <w:delText>coupling</w:delText>
+        </w:r>
+        <w:r>
+          <w:rPr>
+            <w:rFonts w:hint="eastAsia"/>
+          </w:rPr>
+          <w:delText xml:space="preserve"> of the </w:delText>
+        </w:r>
+        <w:r>
+          <w:delText>momentum</w:delText>
+        </w:r>
+        <w:r>
+          <w:rPr>
+            <w:rFonts w:hint="eastAsia"/>
+          </w:rPr>
+          <w:delText xml:space="preserve"> and energy. </w:delText>
+        </w:r>
+        <w:r>
+          <w:rPr>
+            <w:rFonts w:hint="eastAsia"/>
+          </w:rPr>
+          <w:delText xml:space="preserve">Simulations of hypersonic baseflows will be performed with the </w:delText>
+        </w:r>
+        <w:r>
+          <w:delText>developed</w:delText>
+        </w:r>
+        <w:r>
+          <w:rPr>
+            <w:rFonts w:hint="eastAsia"/>
+          </w:rPr>
+          <w:delText xml:space="preserve"> </w:delText>
+        </w:r>
+        <w:r>
+          <w:rPr>
+            <w:rFonts w:hint="eastAsia"/>
+          </w:rPr>
+          <w:delText xml:space="preserve">WMLES method. </w:delText>
+        </w:r>
+        <w:r>
+          <w:delText>M</w:delText>
+        </w:r>
+        <w:r>
+          <w:rPr>
+            <w:rFonts w:hint="eastAsia"/>
+          </w:rPr>
+          <w:delText xml:space="preserve">odal decompositions </w:delText>
+        </w:r>
+        <w:r>
+          <w:rPr>
+            <w:rFonts w:hint="eastAsia"/>
+          </w:rPr>
+          <w:delText xml:space="preserve">techniques </w:delText>
+        </w:r>
+        <w:r>
+          <w:rPr>
+            <w:rFonts w:hint="eastAsia"/>
+          </w:rPr>
+          <w:delText xml:space="preserve">will be used to </w:delText>
+        </w:r>
+        <w:r>
+          <w:delText>extrac</w:delText>
+        </w:r>
+        <w:r>
+          <w:rPr>
+            <w:rFonts w:hint="eastAsia"/>
+          </w:rPr>
+          <w:delText xml:space="preserve">t the dynamics of </w:delText>
+        </w:r>
+        <w:r>
+          <w:delText>the large</w:delText>
+        </w:r>
+        <w:r>
+          <w:rPr>
+            <w:rFonts w:hint="eastAsia"/>
+          </w:rPr>
+          <w:delText xml:space="preserve"> flow structures</w:delText>
+        </w:r>
+        <w:r>
+          <w:rPr>
+            <w:rFonts w:hint="eastAsia"/>
+          </w:rPr>
+          <w:delText xml:space="preserve"> in the near wake</w:delText>
+        </w:r>
+        <w:r>
+          <w:rPr>
+            <w:rFonts w:hint="eastAsia"/>
+          </w:rPr>
+          <w:delText xml:space="preserve">. </w:delText>
+        </w:r>
+        <w:r>
+          <w:rPr>
+            <w:rFonts w:hint="eastAsia"/>
+          </w:rPr>
+          <w:delText xml:space="preserve">The </w:delText>
+        </w:r>
+        <w:r>
+          <w:delText>governing</w:delText>
+        </w:r>
+        <w:r>
+          <w:rPr>
+            <w:rFonts w:hint="eastAsia"/>
+          </w:rPr>
+          <w:delText xml:space="preserve"> mechanisms of these</w:delText>
+        </w:r>
+        <w:r>
+          <w:rPr>
+            <w:rFonts w:hint="eastAsia"/>
+          </w:rPr>
+          <w:delText xml:space="preserve"> </w:delText>
+        </w:r>
+        <w:r>
+          <w:rPr>
+            <w:rFonts w:hint="eastAsia"/>
+          </w:rPr>
+          <w:delText xml:space="preserve">structures on </w:delText>
+        </w:r>
+        <w:r>
+          <w:delText>the</w:delText>
+        </w:r>
+        <w:r>
+          <w:rPr>
+            <w:rFonts w:hint="eastAsia"/>
+          </w:rPr>
+          <w:delText xml:space="preserve"> temperature </w:delText>
+        </w:r>
+        <w:r>
+          <w:rPr>
+            <w:rFonts w:hint="eastAsia"/>
+          </w:rPr>
+          <w:delText>field</w:delText>
+        </w:r>
+        <w:r>
+          <w:rPr>
+            <w:rFonts w:hint="eastAsia"/>
+          </w:rPr>
+          <w:delText xml:space="preserve"> will be examined</w:delText>
+        </w:r>
+        <w:r>
+          <w:rPr>
+            <w:rFonts w:hint="eastAsia"/>
+          </w:rPr>
+          <w:delText>.</w:delText>
+        </w:r>
+      </w:del>
+    </w:p>
+    <w:bookmarkEnd w:id="59"/>
     <w:p>
       <w:pPr>
         <w:pStyle w:val="main"/>
         <w:spacing w:after="120"/>
-        <w:ind w:firstLine="480"/>
+        <w:ind w:firstLineChars="0" w:firstLine="0"/>
+        <w:pPrChange w:id="69" w:author="Yongkai Chen" w:date="2026-03-11T14:28:00Z" w16du:dateUtc="2026-03-11T06:28:00Z">
+          <w:pPr>
+            <w:pStyle w:val="main"/>
+            <w:spacing w:after="120"/>
+            <w:ind w:firstLine="480"/>
+          </w:pPr>
+        </w:pPrChange>
       </w:pPr>
     </w:p>
     <w:p>
@@ -1286,7 +1952,7 @@
 </file>
 
 <file path=word/endnotes.xml><?xml version="1.0" encoding="utf-8"?>
-<w:endnotes xmlns:wpc="http://schemas.microsoft.com/office/word/2010/wordprocessingCanvas" xmlns:cx="http://schemas.microsoft.com/office/drawing/2014/chartex" xmlns:cx1="http://schemas.microsoft.com/office/drawing/2015/9/8/chartex" xmlns:cx2="http://schemas.microsoft.com/office/drawing/2015/10/21/chartex" xmlns:cx3="http://schemas.microsoft.com/office/drawing/2016/5/9/chartex" xmlns:cx4="http://schemas.microsoft.com/office/drawing/2016/5/10/chartex" xmlns:cx5="http://schemas.microsoft.com/office/drawing/2016/5/11/chartex" xmlns:cx6="http://schemas.microsoft.com/office/drawing/2016/5/12/chartex" xmlns:cx7="http://schemas.microsoft.com/office/drawing/2016/5/13/chartex" xmlns:cx8="http://schemas.microsoft.com/office/drawing/2016/5/14/chartex" xmlns:mc="http://schemas.openxmlformats.org/markup-compatibility/2006" xmlns:aink="http://schemas.microsoft.com/office/drawing/2016/ink" xmlns:am3d="http://schemas.microsoft.com/office/drawing/2017/model3d" xmlns:o="urn:schemas-microsoft-com:office:office" xmlns:oel="http://schemas.microsoft.com/office/2019/extlst" xmlns:r="http://schemas.openxmlformats.org/officeDocument/2006/relationships" xmlns:m="http://schemas.openxmlformats.org/officeDocument/2006/math" xmlns:v="urn:schemas-microsoft-com:vml" xmlns:wp14="http://schemas.microsoft.com/office/word/2010/wordprocessingDrawing" xmlns:wp="http://schemas.openxmlformats.org/drawingml/2006/wordprocessingDrawing" xmlns:w10="urn:schemas-microsoft-com:office:word" xmlns:w="http://schemas.openxmlformats.org/wordprocessingml/2006/main" xmlns:w14="http://schemas.microsoft.com/office/word/2010/wordml" xmlns:w15="http://schemas.microsoft.com/office/word/2012/wordml" xmlns:w16cex="http://schemas.microsoft.com/office/word/2018/wordml/cex" xmlns:w16cid="http://schemas.microsoft.com/office/word/2016/wordml/cid" xmlns:w16="http://schemas.microsoft.com/office/word/2018/wordml" xmlns:w16sdtdh="http://schemas.microsoft.com/office/word/2020/wordml/sdtdatahash" xmlns:w16se="http://schemas.microsoft.com/office/word/2015/wordml/symex" xmlns:wpg="http://schemas.microsoft.com/office/word/2010/wordprocessingGroup" xmlns:wpi="http://schemas.microsoft.com/office/word/2010/wordprocessingInk" xmlns:wne="http://schemas.microsoft.com/office/word/2006/wordml" xmlns:wps="http://schemas.microsoft.com/office/word/2010/wordprocessingShape" mc:Ignorable="w14 w15 w16se w16cid w16 w16cex w16sdtdh wp14">
+<w:endnotes xmlns:wpc="http://schemas.microsoft.com/office/word/2010/wordprocessingCanvas" xmlns:cx="http://schemas.microsoft.com/office/drawing/2014/chartex" xmlns:cx1="http://schemas.microsoft.com/office/drawing/2015/9/8/chartex" xmlns:cx2="http://schemas.microsoft.com/office/drawing/2015/10/21/chartex" xmlns:cx3="http://schemas.microsoft.com/office/drawing/2016/5/9/chartex" xmlns:cx4="http://schemas.microsoft.com/office/drawing/2016/5/10/chartex" xmlns:cx5="http://schemas.microsoft.com/office/drawing/2016/5/11/chartex" xmlns:cx6="http://schemas.microsoft.com/office/drawing/2016/5/12/chartex" xmlns:cx7="http://schemas.microsoft.com/office/drawing/2016/5/13/chartex" xmlns:cx8="http://schemas.microsoft.com/office/drawing/2016/5/14/chartex" xmlns:mc="http://schemas.openxmlformats.org/markup-compatibility/2006" xmlns:aink="http://schemas.microsoft.com/office/drawing/2016/ink" xmlns:am3d="http://schemas.microsoft.com/office/drawing/2017/model3d" xmlns:o="urn:schemas-microsoft-com:office:office" xmlns:oel="http://schemas.microsoft.com/office/2019/extlst" xmlns:r="http://schemas.openxmlformats.org/officeDocument/2006/relationships" xmlns:m="http://schemas.openxmlformats.org/officeDocument/2006/math" xmlns:v="urn:schemas-microsoft-com:vml" xmlns:wp14="http://schemas.microsoft.com/office/word/2010/wordprocessingDrawing" xmlns:wp="http://schemas.openxmlformats.org/drawingml/2006/wordprocessingDrawing" xmlns:w10="urn:schemas-microsoft-com:office:word" xmlns:w="http://schemas.openxmlformats.org/wordprocessingml/2006/main" xmlns:w14="http://schemas.microsoft.com/office/word/2010/wordml" xmlns:w15="http://schemas.microsoft.com/office/word/2012/wordml" xmlns:w16cex="http://schemas.microsoft.com/office/word/2018/wordml/cex" xmlns:w16cid="http://schemas.microsoft.com/office/word/2016/wordml/cid" xmlns:w16="http://schemas.microsoft.com/office/word/2018/wordml" xmlns:w16du="http://schemas.microsoft.com/office/word/2023/wordml/word16du" xmlns:w16sdtdh="http://schemas.microsoft.com/office/word/2020/wordml/sdtdatahash" xmlns:w16sdtfl="http://schemas.microsoft.com/office/word/2024/wordml/sdtformatlock" xmlns:w16se="http://schemas.microsoft.com/office/word/2015/wordml/symex" xmlns:wpg="http://schemas.microsoft.com/office/word/2010/wordprocessingGroup" xmlns:wpi="http://schemas.microsoft.com/office/word/2010/wordprocessingInk" xmlns:wne="http://schemas.microsoft.com/office/word/2006/wordml" xmlns:wps="http://schemas.microsoft.com/office/word/2010/wordprocessingShape" mc:Ignorable="w14 w15 w16se w16cid w16 w16cex w16sdtdh w16sdtfl w16du wp14">
   <w:endnote w:type="separator" w:id="-1">
     <w:p>
       <w:pPr>
@@ -1313,7 +1979,7 @@
 </file>
 
 <file path=word/footer1.xml><?xml version="1.0" encoding="utf-8"?>
-<w:ftr xmlns:wpc="http://schemas.microsoft.com/office/word/2010/wordprocessingCanvas" xmlns:cx="http://schemas.microsoft.com/office/drawing/2014/chartex" xmlns:cx1="http://schemas.microsoft.com/office/drawing/2015/9/8/chartex" xmlns:cx2="http://schemas.microsoft.com/office/drawing/2015/10/21/chartex" xmlns:cx3="http://schemas.microsoft.com/office/drawing/2016/5/9/chartex" xmlns:cx4="http://schemas.microsoft.com/office/drawing/2016/5/10/chartex" xmlns:cx5="http://schemas.microsoft.com/office/drawing/2016/5/11/chartex" xmlns:cx6="http://schemas.microsoft.com/office/drawing/2016/5/12/chartex" xmlns:cx7="http://schemas.microsoft.com/office/drawing/2016/5/13/chartex" xmlns:cx8="http://schemas.microsoft.com/office/drawing/2016/5/14/chartex" xmlns:mc="http://schemas.openxmlformats.org/markup-compatibility/2006" xmlns:aink="http://schemas.microsoft.com/office/drawing/2016/ink" xmlns:am3d="http://schemas.microsoft.com/office/drawing/2017/model3d" xmlns:o="urn:schemas-microsoft-com:office:office" xmlns:oel="http://schemas.microsoft.com/office/2019/extlst" xmlns:r="http://schemas.openxmlformats.org/officeDocument/2006/relationships" xmlns:m="http://schemas.openxmlformats.org/officeDocument/2006/math" xmlns:v="urn:schemas-microsoft-com:vml" xmlns:wp14="http://schemas.microsoft.com/office/word/2010/wordprocessingDrawing" xmlns:wp="http://schemas.openxmlformats.org/drawingml/2006/wordprocessingDrawing" xmlns:w10="urn:schemas-microsoft-com:office:word" xmlns:w="http://schemas.openxmlformats.org/wordprocessingml/2006/main" xmlns:w14="http://schemas.microsoft.com/office/word/2010/wordml" xmlns:w15="http://schemas.microsoft.com/office/word/2012/wordml" xmlns:w16cex="http://schemas.microsoft.com/office/word/2018/wordml/cex" xmlns:w16cid="http://schemas.microsoft.com/office/word/2016/wordml/cid" xmlns:w16="http://schemas.microsoft.com/office/word/2018/wordml" xmlns:w16sdtdh="http://schemas.microsoft.com/office/word/2020/wordml/sdtdatahash" xmlns:w16se="http://schemas.microsoft.com/office/word/2015/wordml/symex" xmlns:wpg="http://schemas.microsoft.com/office/word/2010/wordprocessingGroup" xmlns:wpi="http://schemas.microsoft.com/office/word/2010/wordprocessingInk" xmlns:wne="http://schemas.microsoft.com/office/word/2006/wordml" xmlns:wps="http://schemas.microsoft.com/office/word/2010/wordprocessingShape" mc:Ignorable="w14 w15 w16se w16cid w16 w16cex w16sdtdh wp14">
+<w:ftr xmlns:wpc="http://schemas.microsoft.com/office/word/2010/wordprocessingCanvas" xmlns:cx="http://schemas.microsoft.com/office/drawing/2014/chartex" xmlns:cx1="http://schemas.microsoft.com/office/drawing/2015/9/8/chartex" xmlns:cx2="http://schemas.microsoft.com/office/drawing/2015/10/21/chartex" xmlns:cx3="http://schemas.microsoft.com/office/drawing/2016/5/9/chartex" xmlns:cx4="http://schemas.microsoft.com/office/drawing/2016/5/10/chartex" xmlns:cx5="http://schemas.microsoft.com/office/drawing/2016/5/11/chartex" xmlns:cx6="http://schemas.microsoft.com/office/drawing/2016/5/12/chartex" xmlns:cx7="http://schemas.microsoft.com/office/drawing/2016/5/13/chartex" xmlns:cx8="http://schemas.microsoft.com/office/drawing/2016/5/14/chartex" xmlns:mc="http://schemas.openxmlformats.org/markup-compatibility/2006" xmlns:aink="http://schemas.microsoft.com/office/drawing/2016/ink" xmlns:am3d="http://schemas.microsoft.com/office/drawing/2017/model3d" xmlns:o="urn:schemas-microsoft-com:office:office" xmlns:oel="http://schemas.microsoft.com/office/2019/extlst" xmlns:r="http://schemas.openxmlformats.org/officeDocument/2006/relationships" xmlns:m="http://schemas.openxmlformats.org/officeDocument/2006/math" xmlns:v="urn:schemas-microsoft-com:vml" xmlns:wp14="http://schemas.microsoft.com/office/word/2010/wordprocessingDrawing" xmlns:wp="http://schemas.openxmlformats.org/drawingml/2006/wordprocessingDrawing" xmlns:w10="urn:schemas-microsoft-com:office:word" xmlns:w="http://schemas.openxmlformats.org/wordprocessingml/2006/main" xmlns:w14="http://schemas.microsoft.com/office/word/2010/wordml" xmlns:w15="http://schemas.microsoft.com/office/word/2012/wordml" xmlns:w16cex="http://schemas.microsoft.com/office/word/2018/wordml/cex" xmlns:w16cid="http://schemas.microsoft.com/office/word/2016/wordml/cid" xmlns:w16="http://schemas.microsoft.com/office/word/2018/wordml" xmlns:w16du="http://schemas.microsoft.com/office/word/2023/wordml/word16du" xmlns:w16sdtdh="http://schemas.microsoft.com/office/word/2020/wordml/sdtdatahash" xmlns:w16sdtfl="http://schemas.microsoft.com/office/word/2024/wordml/sdtformatlock" xmlns:w16se="http://schemas.microsoft.com/office/word/2015/wordml/symex" xmlns:wpg="http://schemas.microsoft.com/office/word/2010/wordprocessingGroup" xmlns:wpi="http://schemas.microsoft.com/office/word/2010/wordprocessingInk" xmlns:wne="http://schemas.microsoft.com/office/word/2006/wordml" xmlns:wps="http://schemas.microsoft.com/office/word/2010/wordprocessingShape" mc:Ignorable="w14 w15 w16se w16cid w16 w16cex w16sdtdh w16sdtfl w16du wp14">
   <w:p>
     <w:pPr>
       <w:pStyle w:val="Footer"/>
@@ -1324,7 +1990,7 @@
 </file>
 
 <file path=word/footer2.xml><?xml version="1.0" encoding="utf-8"?>
-<w:ftr xmlns:wpc="http://schemas.microsoft.com/office/word/2010/wordprocessingCanvas" xmlns:cx="http://schemas.microsoft.com/office/drawing/2014/chartex" xmlns:cx1="http://schemas.microsoft.com/office/drawing/2015/9/8/chartex" xmlns:cx2="http://schemas.microsoft.com/office/drawing/2015/10/21/chartex" xmlns:cx3="http://schemas.microsoft.com/office/drawing/2016/5/9/chartex" xmlns:cx4="http://schemas.microsoft.com/office/drawing/2016/5/10/chartex" xmlns:cx5="http://schemas.microsoft.com/office/drawing/2016/5/11/chartex" xmlns:cx6="http://schemas.microsoft.com/office/drawing/2016/5/12/chartex" xmlns:cx7="http://schemas.microsoft.com/office/drawing/2016/5/13/chartex" xmlns:cx8="http://schemas.microsoft.com/office/drawing/2016/5/14/chartex" xmlns:mc="http://schemas.openxmlformats.org/markup-compatibility/2006" xmlns:aink="http://schemas.microsoft.com/office/drawing/2016/ink" xmlns:am3d="http://schemas.microsoft.com/office/drawing/2017/model3d" xmlns:o="urn:schemas-microsoft-com:office:office" xmlns:oel="http://schemas.microsoft.com/office/2019/extlst" xmlns:r="http://schemas.openxmlformats.org/officeDocument/2006/relationships" xmlns:m="http://schemas.openxmlformats.org/officeDocument/2006/math" xmlns:v="urn:schemas-microsoft-com:vml" xmlns:wp14="http://schemas.microsoft.com/office/word/2010/wordprocessingDrawing" xmlns:wp="http://schemas.openxmlformats.org/drawingml/2006/wordprocessingDrawing" xmlns:w10="urn:schemas-microsoft-com:office:word" xmlns:w="http://schemas.openxmlformats.org/wordprocessingml/2006/main" xmlns:w14="http://schemas.microsoft.com/office/word/2010/wordml" xmlns:w15="http://schemas.microsoft.com/office/word/2012/wordml" xmlns:w16cex="http://schemas.microsoft.com/office/word/2018/wordml/cex" xmlns:w16cid="http://schemas.microsoft.com/office/word/2016/wordml/cid" xmlns:w16="http://schemas.microsoft.com/office/word/2018/wordml" xmlns:w16sdtdh="http://schemas.microsoft.com/office/word/2020/wordml/sdtdatahash" xmlns:w16se="http://schemas.microsoft.com/office/word/2015/wordml/symex" xmlns:wpg="http://schemas.microsoft.com/office/word/2010/wordprocessingGroup" xmlns:wpi="http://schemas.microsoft.com/office/word/2010/wordprocessingInk" xmlns:wne="http://schemas.microsoft.com/office/word/2006/wordml" xmlns:wps="http://schemas.microsoft.com/office/word/2010/wordprocessingShape" mc:Ignorable="w14 w15 w16se w16cid w16 w16cex w16sdtdh wp14">
+<w:ftr xmlns:wpc="http://schemas.microsoft.com/office/word/2010/wordprocessingCanvas" xmlns:cx="http://schemas.microsoft.com/office/drawing/2014/chartex" xmlns:cx1="http://schemas.microsoft.com/office/drawing/2015/9/8/chartex" xmlns:cx2="http://schemas.microsoft.com/office/drawing/2015/10/21/chartex" xmlns:cx3="http://schemas.microsoft.com/office/drawing/2016/5/9/chartex" xmlns:cx4="http://schemas.microsoft.com/office/drawing/2016/5/10/chartex" xmlns:cx5="http://schemas.microsoft.com/office/drawing/2016/5/11/chartex" xmlns:cx6="http://schemas.microsoft.com/office/drawing/2016/5/12/chartex" xmlns:cx7="http://schemas.microsoft.com/office/drawing/2016/5/13/chartex" xmlns:cx8="http://schemas.microsoft.com/office/drawing/2016/5/14/chartex" xmlns:mc="http://schemas.openxmlformats.org/markup-compatibility/2006" xmlns:aink="http://schemas.microsoft.com/office/drawing/2016/ink" xmlns:am3d="http://schemas.microsoft.com/office/drawing/2017/model3d" xmlns:o="urn:schemas-microsoft-com:office:office" xmlns:oel="http://schemas.microsoft.com/office/2019/extlst" xmlns:r="http://schemas.openxmlformats.org/officeDocument/2006/relationships" xmlns:m="http://schemas.openxmlformats.org/officeDocument/2006/math" xmlns:v="urn:schemas-microsoft-com:vml" xmlns:wp14="http://schemas.microsoft.com/office/word/2010/wordprocessingDrawing" xmlns:wp="http://schemas.openxmlformats.org/drawingml/2006/wordprocessingDrawing" xmlns:w10="urn:schemas-microsoft-com:office:word" xmlns:w="http://schemas.openxmlformats.org/wordprocessingml/2006/main" xmlns:w14="http://schemas.microsoft.com/office/word/2010/wordml" xmlns:w15="http://schemas.microsoft.com/office/word/2012/wordml" xmlns:w16cex="http://schemas.microsoft.com/office/word/2018/wordml/cex" xmlns:w16cid="http://schemas.microsoft.com/office/word/2016/wordml/cid" xmlns:w16="http://schemas.microsoft.com/office/word/2018/wordml" xmlns:w16du="http://schemas.microsoft.com/office/word/2023/wordml/word16du" xmlns:w16sdtdh="http://schemas.microsoft.com/office/word/2020/wordml/sdtdatahash" xmlns:w16sdtfl="http://schemas.microsoft.com/office/word/2024/wordml/sdtformatlock" xmlns:w16se="http://schemas.microsoft.com/office/word/2015/wordml/symex" xmlns:wpg="http://schemas.microsoft.com/office/word/2010/wordprocessingGroup" xmlns:wpi="http://schemas.microsoft.com/office/word/2010/wordprocessingInk" xmlns:wne="http://schemas.microsoft.com/office/word/2006/wordml" xmlns:wps="http://schemas.microsoft.com/office/word/2010/wordprocessingShape" mc:Ignorable="w14 w15 w16se w16cid w16 w16cex w16sdtdh w16sdtfl w16du wp14">
   <w:p>
     <w:pPr>
       <w:pStyle w:val="Footer"/>
@@ -1335,7 +2001,7 @@
 </file>
 
 <file path=word/footer3.xml><?xml version="1.0" encoding="utf-8"?>
-<w:ftr xmlns:wpc="http://schemas.microsoft.com/office/word/2010/wordprocessingCanvas" xmlns:cx="http://schemas.microsoft.com/office/drawing/2014/chartex" xmlns:cx1="http://schemas.microsoft.com/office/drawing/2015/9/8/chartex" xmlns:cx2="http://schemas.microsoft.com/office/drawing/2015/10/21/chartex" xmlns:cx3="http://schemas.microsoft.com/office/drawing/2016/5/9/chartex" xmlns:cx4="http://schemas.microsoft.com/office/drawing/2016/5/10/chartex" xmlns:cx5="http://schemas.microsoft.com/office/drawing/2016/5/11/chartex" xmlns:cx6="http://schemas.microsoft.com/office/drawing/2016/5/12/chartex" xmlns:cx7="http://schemas.microsoft.com/office/drawing/2016/5/13/chartex" xmlns:cx8="http://schemas.microsoft.com/office/drawing/2016/5/14/chartex" xmlns:mc="http://schemas.openxmlformats.org/markup-compatibility/2006" xmlns:aink="http://schemas.microsoft.com/office/drawing/2016/ink" xmlns:am3d="http://schemas.microsoft.com/office/drawing/2017/model3d" xmlns:o="urn:schemas-microsoft-com:office:office" xmlns:oel="http://schemas.microsoft.com/office/2019/extlst" xmlns:r="http://schemas.openxmlformats.org/officeDocument/2006/relationships" xmlns:m="http://schemas.openxmlformats.org/officeDocument/2006/math" xmlns:v="urn:schemas-microsoft-com:vml" xmlns:wp14="http://schemas.microsoft.com/office/word/2010/wordprocessingDrawing" xmlns:wp="http://schemas.openxmlformats.org/drawingml/2006/wordprocessingDrawing" xmlns:w10="urn:schemas-microsoft-com:office:word" xmlns:w="http://schemas.openxmlformats.org/wordprocessingml/2006/main" xmlns:w14="http://schemas.microsoft.com/office/word/2010/wordml" xmlns:w15="http://schemas.microsoft.com/office/word/2012/wordml" xmlns:w16cex="http://schemas.microsoft.com/office/word/2018/wordml/cex" xmlns:w16cid="http://schemas.microsoft.com/office/word/2016/wordml/cid" xmlns:w16="http://schemas.microsoft.com/office/word/2018/wordml" xmlns:w16sdtdh="http://schemas.microsoft.com/office/word/2020/wordml/sdtdatahash" xmlns:w16se="http://schemas.microsoft.com/office/word/2015/wordml/symex" xmlns:wpg="http://schemas.microsoft.com/office/word/2010/wordprocessingGroup" xmlns:wpi="http://schemas.microsoft.com/office/word/2010/wordprocessingInk" xmlns:wne="http://schemas.microsoft.com/office/word/2006/wordml" xmlns:wps="http://schemas.microsoft.com/office/word/2010/wordprocessingShape" mc:Ignorable="w14 w15 w16se w16cid w16 w16cex w16sdtdh wp14">
+<w:ftr xmlns:wpc="http://schemas.microsoft.com/office/word/2010/wordprocessingCanvas" xmlns:cx="http://schemas.microsoft.com/office/drawing/2014/chartex" xmlns:cx1="http://schemas.microsoft.com/office/drawing/2015/9/8/chartex" xmlns:cx2="http://schemas.microsoft.com/office/drawing/2015/10/21/chartex" xmlns:cx3="http://schemas.microsoft.com/office/drawing/2016/5/9/chartex" xmlns:cx4="http://schemas.microsoft.com/office/drawing/2016/5/10/chartex" xmlns:cx5="http://schemas.microsoft.com/office/drawing/2016/5/11/chartex" xmlns:cx6="http://schemas.microsoft.com/office/drawing/2016/5/12/chartex" xmlns:cx7="http://schemas.microsoft.com/office/drawing/2016/5/13/chartex" xmlns:cx8="http://schemas.microsoft.com/office/drawing/2016/5/14/chartex" xmlns:mc="http://schemas.openxmlformats.org/markup-compatibility/2006" xmlns:aink="http://schemas.microsoft.com/office/drawing/2016/ink" xmlns:am3d="http://schemas.microsoft.com/office/drawing/2017/model3d" xmlns:o="urn:schemas-microsoft-com:office:office" xmlns:oel="http://schemas.microsoft.com/office/2019/extlst" xmlns:r="http://schemas.openxmlformats.org/officeDocument/2006/relationships" xmlns:m="http://schemas.openxmlformats.org/officeDocument/2006/math" xmlns:v="urn:schemas-microsoft-com:vml" xmlns:wp14="http://schemas.microsoft.com/office/word/2010/wordprocessingDrawing" xmlns:wp="http://schemas.openxmlformats.org/drawingml/2006/wordprocessingDrawing" xmlns:w10="urn:schemas-microsoft-com:office:word" xmlns:w="http://schemas.openxmlformats.org/wordprocessingml/2006/main" xmlns:w14="http://schemas.microsoft.com/office/word/2010/wordml" xmlns:w15="http://schemas.microsoft.com/office/word/2012/wordml" xmlns:w16cex="http://schemas.microsoft.com/office/word/2018/wordml/cex" xmlns:w16cid="http://schemas.microsoft.com/office/word/2016/wordml/cid" xmlns:w16="http://schemas.microsoft.com/office/word/2018/wordml" xmlns:w16du="http://schemas.microsoft.com/office/word/2023/wordml/word16du" xmlns:w16sdtdh="http://schemas.microsoft.com/office/word/2020/wordml/sdtdatahash" xmlns:w16sdtfl="http://schemas.microsoft.com/office/word/2024/wordml/sdtformatlock" xmlns:w16se="http://schemas.microsoft.com/office/word/2015/wordml/symex" xmlns:wpg="http://schemas.microsoft.com/office/word/2010/wordprocessingGroup" xmlns:wpi="http://schemas.microsoft.com/office/word/2010/wordprocessingInk" xmlns:wne="http://schemas.microsoft.com/office/word/2006/wordml" xmlns:wps="http://schemas.microsoft.com/office/word/2010/wordprocessingShape" mc:Ignorable="w14 w15 w16se w16cid w16 w16cex w16sdtdh w16sdtfl w16du wp14">
   <w:p>
     <w:pPr>
       <w:pStyle w:val="Footer"/>
@@ -1346,7 +2012,7 @@
 </file>
 
 <file path=word/footnotes.xml><?xml version="1.0" encoding="utf-8"?>
-<w:footnotes xmlns:wpc="http://schemas.microsoft.com/office/word/2010/wordprocessingCanvas" xmlns:cx="http://schemas.microsoft.com/office/drawing/2014/chartex" xmlns:cx1="http://schemas.microsoft.com/office/drawing/2015/9/8/chartex" xmlns:cx2="http://schemas.microsoft.com/office/drawing/2015/10/21/chartex" xmlns:cx3="http://schemas.microsoft.com/office/drawing/2016/5/9/chartex" xmlns:cx4="http://schemas.microsoft.com/office/drawing/2016/5/10/chartex" xmlns:cx5="http://schemas.microsoft.com/office/drawing/2016/5/11/chartex" xmlns:cx6="http://schemas.microsoft.com/office/drawing/2016/5/12/chartex" xmlns:cx7="http://schemas.microsoft.com/office/drawing/2016/5/13/chartex" xmlns:cx8="http://schemas.microsoft.com/office/drawing/2016/5/14/chartex" xmlns:mc="http://schemas.openxmlformats.org/markup-compatibility/2006" xmlns:aink="http://schemas.microsoft.com/office/drawing/2016/ink" xmlns:am3d="http://schemas.microsoft.com/office/drawing/2017/model3d" xmlns:o="urn:schemas-microsoft-com:office:office" xmlns:oel="http://schemas.microsoft.com/office/2019/extlst" xmlns:r="http://schemas.openxmlformats.org/officeDocument/2006/relationships" xmlns:m="http://schemas.openxmlformats.org/officeDocument/2006/math" xmlns:v="urn:schemas-microsoft-com:vml" xmlns:wp14="http://schemas.microsoft.com/office/word/2010/wordprocessingDrawing" xmlns:wp="http://schemas.openxmlformats.org/drawingml/2006/wordprocessingDrawing" xmlns:w10="urn:schemas-microsoft-com:office:word" xmlns:w="http://schemas.openxmlformats.org/wordprocessingml/2006/main" xmlns:w14="http://schemas.microsoft.com/office/word/2010/wordml" xmlns:w15="http://schemas.microsoft.com/office/word/2012/wordml" xmlns:w16cex="http://schemas.microsoft.com/office/word/2018/wordml/cex" xmlns:w16cid="http://schemas.microsoft.com/office/word/2016/wordml/cid" xmlns:w16="http://schemas.microsoft.com/office/word/2018/wordml" xmlns:w16sdtdh="http://schemas.microsoft.com/office/word/2020/wordml/sdtdatahash" xmlns:w16se="http://schemas.microsoft.com/office/word/2015/wordml/symex" xmlns:wpg="http://schemas.microsoft.com/office/word/2010/wordprocessingGroup" xmlns:wpi="http://schemas.microsoft.com/office/word/2010/wordprocessingInk" xmlns:wne="http://schemas.microsoft.com/office/word/2006/wordml" xmlns:wps="http://schemas.microsoft.com/office/word/2010/wordprocessingShape" mc:Ignorable="w14 w15 w16se w16cid w16 w16cex w16sdtdh wp14">
+<w:footnotes xmlns:wpc="http://schemas.microsoft.com/office/word/2010/wordprocessingCanvas" xmlns:cx="http://schemas.microsoft.com/office/drawing/2014/chartex" xmlns:cx1="http://schemas.microsoft.com/office/drawing/2015/9/8/chartex" xmlns:cx2="http://schemas.microsoft.com/office/drawing/2015/10/21/chartex" xmlns:cx3="http://schemas.microsoft.com/office/drawing/2016/5/9/chartex" xmlns:cx4="http://schemas.microsoft.com/office/drawing/2016/5/10/chartex" xmlns:cx5="http://schemas.microsoft.com/office/drawing/2016/5/11/chartex" xmlns:cx6="http://schemas.microsoft.com/office/drawing/2016/5/12/chartex" xmlns:cx7="http://schemas.microsoft.com/office/drawing/2016/5/13/chartex" xmlns:cx8="http://schemas.microsoft.com/office/drawing/2016/5/14/chartex" xmlns:mc="http://schemas.openxmlformats.org/markup-compatibility/2006" xmlns:aink="http://schemas.microsoft.com/office/drawing/2016/ink" xmlns:am3d="http://schemas.microsoft.com/office/drawing/2017/model3d" xmlns:o="urn:schemas-microsoft-com:office:office" xmlns:oel="http://schemas.microsoft.com/office/2019/extlst" xmlns:r="http://schemas.openxmlformats.org/officeDocument/2006/relationships" xmlns:m="http://schemas.openxmlformats.org/officeDocument/2006/math" xmlns:v="urn:schemas-microsoft-com:vml" xmlns:wp14="http://schemas.microsoft.com/office/word/2010/wordprocessingDrawing" xmlns:wp="http://schemas.openxmlformats.org/drawingml/2006/wordprocessingDrawing" xmlns:w10="urn:schemas-microsoft-com:office:word" xmlns:w="http://schemas.openxmlformats.org/wordprocessingml/2006/main" xmlns:w14="http://schemas.microsoft.com/office/word/2010/wordml" xmlns:w15="http://schemas.microsoft.com/office/word/2012/wordml" xmlns:w16cex="http://schemas.microsoft.com/office/word/2018/wordml/cex" xmlns:w16cid="http://schemas.microsoft.com/office/word/2016/wordml/cid" xmlns:w16="http://schemas.microsoft.com/office/word/2018/wordml" xmlns:w16du="http://schemas.microsoft.com/office/word/2023/wordml/word16du" xmlns:w16sdtdh="http://schemas.microsoft.com/office/word/2020/wordml/sdtdatahash" xmlns:w16sdtfl="http://schemas.microsoft.com/office/word/2024/wordml/sdtformatlock" xmlns:w16se="http://schemas.microsoft.com/office/word/2015/wordml/symex" xmlns:wpg="http://schemas.microsoft.com/office/word/2010/wordprocessingGroup" xmlns:wpi="http://schemas.microsoft.com/office/word/2010/wordprocessingInk" xmlns:wne="http://schemas.microsoft.com/office/word/2006/wordml" xmlns:wps="http://schemas.microsoft.com/office/word/2010/wordprocessingShape" mc:Ignorable="w14 w15 w16se w16cid w16 w16cex w16sdtdh w16sdtfl w16du wp14">
   <w:footnote w:type="separator" w:id="-1">
     <w:p>
       <w:pPr>
@@ -1373,7 +2039,7 @@
 </file>
 
 <file path=word/header1.xml><?xml version="1.0" encoding="utf-8"?>
-<w:hdr xmlns:wpc="http://schemas.microsoft.com/office/word/2010/wordprocessingCanvas" xmlns:cx="http://schemas.microsoft.com/office/drawing/2014/chartex" xmlns:cx1="http://schemas.microsoft.com/office/drawing/2015/9/8/chartex" xmlns:cx2="http://schemas.microsoft.com/office/drawing/2015/10/21/chartex" xmlns:cx3="http://schemas.microsoft.com/office/drawing/2016/5/9/chartex" xmlns:cx4="http://schemas.microsoft.com/office/drawing/2016/5/10/chartex" xmlns:cx5="http://schemas.microsoft.com/office/drawing/2016/5/11/chartex" xmlns:cx6="http://schemas.microsoft.com/office/drawing/2016/5/12/chartex" xmlns:cx7="http://schemas.microsoft.com/office/drawing/2016/5/13/chartex" xmlns:cx8="http://schemas.microsoft.com/office/drawing/2016/5/14/chartex" xmlns:mc="http://schemas.openxmlformats.org/markup-compatibility/2006" xmlns:aink="http://schemas.microsoft.com/office/drawing/2016/ink" xmlns:am3d="http://schemas.microsoft.com/office/drawing/2017/model3d" xmlns:o="urn:schemas-microsoft-com:office:office" xmlns:oel="http://schemas.microsoft.com/office/2019/extlst" xmlns:r="http://schemas.openxmlformats.org/officeDocument/2006/relationships" xmlns:m="http://schemas.openxmlformats.org/officeDocument/2006/math" xmlns:v="urn:schemas-microsoft-com:vml" xmlns:wp14="http://schemas.microsoft.com/office/word/2010/wordprocessingDrawing" xmlns:wp="http://schemas.openxmlformats.org/drawingml/2006/wordprocessingDrawing" xmlns:w10="urn:schemas-microsoft-com:office:word" xmlns:w="http://schemas.openxmlformats.org/wordprocessingml/2006/main" xmlns:w14="http://schemas.microsoft.com/office/word/2010/wordml" xmlns:w15="http://schemas.microsoft.com/office/word/2012/wordml" xmlns:w16cex="http://schemas.microsoft.com/office/word/2018/wordml/cex" xmlns:w16cid="http://schemas.microsoft.com/office/word/2016/wordml/cid" xmlns:w16="http://schemas.microsoft.com/office/word/2018/wordml" xmlns:w16sdtdh="http://schemas.microsoft.com/office/word/2020/wordml/sdtdatahash" xmlns:w16se="http://schemas.microsoft.com/office/word/2015/wordml/symex" xmlns:wpg="http://schemas.microsoft.com/office/word/2010/wordprocessingGroup" xmlns:wpi="http://schemas.microsoft.com/office/word/2010/wordprocessingInk" xmlns:wne="http://schemas.microsoft.com/office/word/2006/wordml" xmlns:wps="http://schemas.microsoft.com/office/word/2010/wordprocessingShape" mc:Ignorable="w14 w15 w16se w16cid w16 w16cex w16sdtdh wp14">
+<w:hdr xmlns:wpc="http://schemas.microsoft.com/office/word/2010/wordprocessingCanvas" xmlns:cx="http://schemas.microsoft.com/office/drawing/2014/chartex" xmlns:cx1="http://schemas.microsoft.com/office/drawing/2015/9/8/chartex" xmlns:cx2="http://schemas.microsoft.com/office/drawing/2015/10/21/chartex" xmlns:cx3="http://schemas.microsoft.com/office/drawing/2016/5/9/chartex" xmlns:cx4="http://schemas.microsoft.com/office/drawing/2016/5/10/chartex" xmlns:cx5="http://schemas.microsoft.com/office/drawing/2016/5/11/chartex" xmlns:cx6="http://schemas.microsoft.com/office/drawing/2016/5/12/chartex" xmlns:cx7="http://schemas.microsoft.com/office/drawing/2016/5/13/chartex" xmlns:cx8="http://schemas.microsoft.com/office/drawing/2016/5/14/chartex" xmlns:mc="http://schemas.openxmlformats.org/markup-compatibility/2006" xmlns:aink="http://schemas.microsoft.com/office/drawing/2016/ink" xmlns:am3d="http://schemas.microsoft.com/office/drawing/2017/model3d" xmlns:o="urn:schemas-microsoft-com:office:office" xmlns:oel="http://schemas.microsoft.com/office/2019/extlst" xmlns:r="http://schemas.openxmlformats.org/officeDocument/2006/relationships" xmlns:m="http://schemas.openxmlformats.org/officeDocument/2006/math" xmlns:v="urn:schemas-microsoft-com:vml" xmlns:wp14="http://schemas.microsoft.com/office/word/2010/wordprocessingDrawing" xmlns:wp="http://schemas.openxmlformats.org/drawingml/2006/wordprocessingDrawing" xmlns:w10="urn:schemas-microsoft-com:office:word" xmlns:w="http://schemas.openxmlformats.org/wordprocessingml/2006/main" xmlns:w14="http://schemas.microsoft.com/office/word/2010/wordml" xmlns:w15="http://schemas.microsoft.com/office/word/2012/wordml" xmlns:w16cex="http://schemas.microsoft.com/office/word/2018/wordml/cex" xmlns:w16cid="http://schemas.microsoft.com/office/word/2016/wordml/cid" xmlns:w16="http://schemas.microsoft.com/office/word/2018/wordml" xmlns:w16du="http://schemas.microsoft.com/office/word/2023/wordml/word16du" xmlns:w16sdtdh="http://schemas.microsoft.com/office/word/2020/wordml/sdtdatahash" xmlns:w16sdtfl="http://schemas.microsoft.com/office/word/2024/wordml/sdtformatlock" xmlns:w16se="http://schemas.microsoft.com/office/word/2015/wordml/symex" xmlns:wpg="http://schemas.microsoft.com/office/word/2010/wordprocessingGroup" xmlns:wpi="http://schemas.microsoft.com/office/word/2010/wordprocessingInk" xmlns:wne="http://schemas.microsoft.com/office/word/2006/wordml" xmlns:wps="http://schemas.microsoft.com/office/word/2010/wordprocessingShape" mc:Ignorable="w14 w15 w16se w16cid w16 w16cex w16sdtdh w16sdtfl w16du wp14">
   <w:p>
     <w:pPr>
       <w:pStyle w:val="Header"/>
@@ -1384,7 +2050,7 @@
 </file>
 
 <file path=word/header2.xml><?xml version="1.0" encoding="utf-8"?>
-<w:hdr xmlns:wpc="http://schemas.microsoft.com/office/word/2010/wordprocessingCanvas" xmlns:cx="http://schemas.microsoft.com/office/drawing/2014/chartex" xmlns:cx1="http://schemas.microsoft.com/office/drawing/2015/9/8/chartex" xmlns:cx2="http://schemas.microsoft.com/office/drawing/2015/10/21/chartex" xmlns:cx3="http://schemas.microsoft.com/office/drawing/2016/5/9/chartex" xmlns:cx4="http://schemas.microsoft.com/office/drawing/2016/5/10/chartex" xmlns:cx5="http://schemas.microsoft.com/office/drawing/2016/5/11/chartex" xmlns:cx6="http://schemas.microsoft.com/office/drawing/2016/5/12/chartex" xmlns:cx7="http://schemas.microsoft.com/office/drawing/2016/5/13/chartex" xmlns:cx8="http://schemas.microsoft.com/office/drawing/2016/5/14/chartex" xmlns:mc="http://schemas.openxmlformats.org/markup-compatibility/2006" xmlns:aink="http://schemas.microsoft.com/office/drawing/2016/ink" xmlns:am3d="http://schemas.microsoft.com/office/drawing/2017/model3d" xmlns:o="urn:schemas-microsoft-com:office:office" xmlns:oel="http://schemas.microsoft.com/office/2019/extlst" xmlns:r="http://schemas.openxmlformats.org/officeDocument/2006/relationships" xmlns:m="http://schemas.openxmlformats.org/officeDocument/2006/math" xmlns:v="urn:schemas-microsoft-com:vml" xmlns:wp14="http://schemas.microsoft.com/office/word/2010/wordprocessingDrawing" xmlns:wp="http://schemas.openxmlformats.org/drawingml/2006/wordprocessingDrawing" xmlns:w10="urn:schemas-microsoft-com:office:word" xmlns:w="http://schemas.openxmlformats.org/wordprocessingml/2006/main" xmlns:w14="http://schemas.microsoft.com/office/word/2010/wordml" xmlns:w15="http://schemas.microsoft.com/office/word/2012/wordml" xmlns:w16cex="http://schemas.microsoft.com/office/word/2018/wordml/cex" xmlns:w16cid="http://schemas.microsoft.com/office/word/2016/wordml/cid" xmlns:w16="http://schemas.microsoft.com/office/word/2018/wordml" xmlns:w16sdtdh="http://schemas.microsoft.com/office/word/2020/wordml/sdtdatahash" xmlns:w16se="http://schemas.microsoft.com/office/word/2015/wordml/symex" xmlns:wpg="http://schemas.microsoft.com/office/word/2010/wordprocessingGroup" xmlns:wpi="http://schemas.microsoft.com/office/word/2010/wordprocessingInk" xmlns:wne="http://schemas.microsoft.com/office/word/2006/wordml" xmlns:wps="http://schemas.microsoft.com/office/word/2010/wordprocessingShape" mc:Ignorable="w14 w15 w16se w16cid w16 w16cex w16sdtdh wp14">
+<w:hdr xmlns:wpc="http://schemas.microsoft.com/office/word/2010/wordprocessingCanvas" xmlns:cx="http://schemas.microsoft.com/office/drawing/2014/chartex" xmlns:cx1="http://schemas.microsoft.com/office/drawing/2015/9/8/chartex" xmlns:cx2="http://schemas.microsoft.com/office/drawing/2015/10/21/chartex" xmlns:cx3="http://schemas.microsoft.com/office/drawing/2016/5/9/chartex" xmlns:cx4="http://schemas.microsoft.com/office/drawing/2016/5/10/chartex" xmlns:cx5="http://schemas.microsoft.com/office/drawing/2016/5/11/chartex" xmlns:cx6="http://schemas.microsoft.com/office/drawing/2016/5/12/chartex" xmlns:cx7="http://schemas.microsoft.com/office/drawing/2016/5/13/chartex" xmlns:cx8="http://schemas.microsoft.com/office/drawing/2016/5/14/chartex" xmlns:mc="http://schemas.openxmlformats.org/markup-compatibility/2006" xmlns:aink="http://schemas.microsoft.com/office/drawing/2016/ink" xmlns:am3d="http://schemas.microsoft.com/office/drawing/2017/model3d" xmlns:o="urn:schemas-microsoft-com:office:office" xmlns:oel="http://schemas.microsoft.com/office/2019/extlst" xmlns:r="http://schemas.openxmlformats.org/officeDocument/2006/relationships" xmlns:m="http://schemas.openxmlformats.org/officeDocument/2006/math" xmlns:v="urn:schemas-microsoft-com:vml" xmlns:wp14="http://schemas.microsoft.com/office/word/2010/wordprocessingDrawing" xmlns:wp="http://schemas.openxmlformats.org/drawingml/2006/wordprocessingDrawing" xmlns:w10="urn:schemas-microsoft-com:office:word" xmlns:w="http://schemas.openxmlformats.org/wordprocessingml/2006/main" xmlns:w14="http://schemas.microsoft.com/office/word/2010/wordml" xmlns:w15="http://schemas.microsoft.com/office/word/2012/wordml" xmlns:w16cex="http://schemas.microsoft.com/office/word/2018/wordml/cex" xmlns:w16cid="http://schemas.microsoft.com/office/word/2016/wordml/cid" xmlns:w16="http://schemas.microsoft.com/office/word/2018/wordml" xmlns:w16du="http://schemas.microsoft.com/office/word/2023/wordml/word16du" xmlns:w16sdtdh="http://schemas.microsoft.com/office/word/2020/wordml/sdtdatahash" xmlns:w16sdtfl="http://schemas.microsoft.com/office/word/2024/wordml/sdtformatlock" xmlns:w16se="http://schemas.microsoft.com/office/word/2015/wordml/symex" xmlns:wpg="http://schemas.microsoft.com/office/word/2010/wordprocessingGroup" xmlns:wpi="http://schemas.microsoft.com/office/word/2010/wordprocessingInk" xmlns:wne="http://schemas.microsoft.com/office/word/2006/wordml" xmlns:wps="http://schemas.microsoft.com/office/word/2010/wordprocessingShape" mc:Ignorable="w14 w15 w16se w16cid w16 w16cex w16sdtdh w16sdtfl w16du wp14">
   <w:p>
     <w:pPr>
       <w:pStyle w:val="Header"/>
@@ -1395,7 +2061,7 @@
 </file>
 
 <file path=word/header3.xml><?xml version="1.0" encoding="utf-8"?>
-<w:hdr xmlns:wpc="http://schemas.microsoft.com/office/word/2010/wordprocessingCanvas" xmlns:cx="http://schemas.microsoft.com/office/drawing/2014/chartex" xmlns:cx1="http://schemas.microsoft.com/office/drawing/2015/9/8/chartex" xmlns:cx2="http://schemas.microsoft.com/office/drawing/2015/10/21/chartex" xmlns:cx3="http://schemas.microsoft.com/office/drawing/2016/5/9/chartex" xmlns:cx4="http://schemas.microsoft.com/office/drawing/2016/5/10/chartex" xmlns:cx5="http://schemas.microsoft.com/office/drawing/2016/5/11/chartex" xmlns:cx6="http://schemas.microsoft.com/office/drawing/2016/5/12/chartex" xmlns:cx7="http://schemas.microsoft.com/office/drawing/2016/5/13/chartex" xmlns:cx8="http://schemas.microsoft.com/office/drawing/2016/5/14/chartex" xmlns:mc="http://schemas.openxmlformats.org/markup-compatibility/2006" xmlns:aink="http://schemas.microsoft.com/office/drawing/2016/ink" xmlns:am3d="http://schemas.microsoft.com/office/drawing/2017/model3d" xmlns:o="urn:schemas-microsoft-com:office:office" xmlns:oel="http://schemas.microsoft.com/office/2019/extlst" xmlns:r="http://schemas.openxmlformats.org/officeDocument/2006/relationships" xmlns:m="http://schemas.openxmlformats.org/officeDocument/2006/math" xmlns:v="urn:schemas-microsoft-com:vml" xmlns:wp14="http://schemas.microsoft.com/office/word/2010/wordprocessingDrawing" xmlns:wp="http://schemas.openxmlformats.org/drawingml/2006/wordprocessingDrawing" xmlns:w10="urn:schemas-microsoft-com:office:word" xmlns:w="http://schemas.openxmlformats.org/wordprocessingml/2006/main" xmlns:w14="http://schemas.microsoft.com/office/word/2010/wordml" xmlns:w15="http://schemas.microsoft.com/office/word/2012/wordml" xmlns:w16cex="http://schemas.microsoft.com/office/word/2018/wordml/cex" xmlns:w16cid="http://schemas.microsoft.com/office/word/2016/wordml/cid" xmlns:w16="http://schemas.microsoft.com/office/word/2018/wordml" xmlns:w16sdtdh="http://schemas.microsoft.com/office/word/2020/wordml/sdtdatahash" xmlns:w16se="http://schemas.microsoft.com/office/word/2015/wordml/symex" xmlns:wpg="http://schemas.microsoft.com/office/word/2010/wordprocessingGroup" xmlns:wpi="http://schemas.microsoft.com/office/word/2010/wordprocessingInk" xmlns:wne="http://schemas.microsoft.com/office/word/2006/wordml" xmlns:wps="http://schemas.microsoft.com/office/word/2010/wordprocessingShape" mc:Ignorable="w14 w15 w16se w16cid w16 w16cex w16sdtdh wp14">
+<w:hdr xmlns:wpc="http://schemas.microsoft.com/office/word/2010/wordprocessingCanvas" xmlns:cx="http://schemas.microsoft.com/office/drawing/2014/chartex" xmlns:cx1="http://schemas.microsoft.com/office/drawing/2015/9/8/chartex" xmlns:cx2="http://schemas.microsoft.com/office/drawing/2015/10/21/chartex" xmlns:cx3="http://schemas.microsoft.com/office/drawing/2016/5/9/chartex" xmlns:cx4="http://schemas.microsoft.com/office/drawing/2016/5/10/chartex" xmlns:cx5="http://schemas.microsoft.com/office/drawing/2016/5/11/chartex" xmlns:cx6="http://schemas.microsoft.com/office/drawing/2016/5/12/chartex" xmlns:cx7="http://schemas.microsoft.com/office/drawing/2016/5/13/chartex" xmlns:cx8="http://schemas.microsoft.com/office/drawing/2016/5/14/chartex" xmlns:mc="http://schemas.openxmlformats.org/markup-compatibility/2006" xmlns:aink="http://schemas.microsoft.com/office/drawing/2016/ink" xmlns:am3d="http://schemas.microsoft.com/office/drawing/2017/model3d" xmlns:o="urn:schemas-microsoft-com:office:office" xmlns:oel="http://schemas.microsoft.com/office/2019/extlst" xmlns:r="http://schemas.openxmlformats.org/officeDocument/2006/relationships" xmlns:m="http://schemas.openxmlformats.org/officeDocument/2006/math" xmlns:v="urn:schemas-microsoft-com:vml" xmlns:wp14="http://schemas.microsoft.com/office/word/2010/wordprocessingDrawing" xmlns:wp="http://schemas.openxmlformats.org/drawingml/2006/wordprocessingDrawing" xmlns:w10="urn:schemas-microsoft-com:office:word" xmlns:w="http://schemas.openxmlformats.org/wordprocessingml/2006/main" xmlns:w14="http://schemas.microsoft.com/office/word/2010/wordml" xmlns:w15="http://schemas.microsoft.com/office/word/2012/wordml" xmlns:w16cex="http://schemas.microsoft.com/office/word/2018/wordml/cex" xmlns:w16cid="http://schemas.microsoft.com/office/word/2016/wordml/cid" xmlns:w16="http://schemas.microsoft.com/office/word/2018/wordml" xmlns:w16du="http://schemas.microsoft.com/office/word/2023/wordml/word16du" xmlns:w16sdtdh="http://schemas.microsoft.com/office/word/2020/wordml/sdtdatahash" xmlns:w16sdtfl="http://schemas.microsoft.com/office/word/2024/wordml/sdtformatlock" xmlns:w16se="http://schemas.microsoft.com/office/word/2015/wordml/symex" xmlns:wpg="http://schemas.microsoft.com/office/word/2010/wordprocessingGroup" xmlns:wpi="http://schemas.microsoft.com/office/word/2010/wordprocessingInk" xmlns:wne="http://schemas.microsoft.com/office/word/2006/wordml" xmlns:wps="http://schemas.microsoft.com/office/word/2010/wordprocessingShape" mc:Ignorable="w14 w15 w16se w16cid w16 w16cex w16sdtdh w16sdtfl w16du wp14">
   <w:p>
     <w:pPr>
       <w:pStyle w:val="Header"/>
@@ -1406,7 +2072,10 @@
 </file>
 
 <file path=word/people.xml><?xml version="1.0" encoding="utf-8"?>
-<w15:people xmlns:wpc="http://schemas.microsoft.com/office/word/2010/wordprocessingCanvas" xmlns:cx="http://schemas.microsoft.com/office/drawing/2014/chartex" xmlns:cx1="http://schemas.microsoft.com/office/drawing/2015/9/8/chartex" xmlns:cx2="http://schemas.microsoft.com/office/drawing/2015/10/21/chartex" xmlns:cx3="http://schemas.microsoft.com/office/drawing/2016/5/9/chartex" xmlns:cx4="http://schemas.microsoft.com/office/drawing/2016/5/10/chartex" xmlns:cx5="http://schemas.microsoft.com/office/drawing/2016/5/11/chartex" xmlns:cx6="http://schemas.microsoft.com/office/drawing/2016/5/12/chartex" xmlns:cx7="http://schemas.microsoft.com/office/drawing/2016/5/13/chartex" xmlns:cx8="http://schemas.microsoft.com/office/drawing/2016/5/14/chartex" xmlns:mc="http://schemas.openxmlformats.org/markup-compatibility/2006" xmlns:aink="http://schemas.microsoft.com/office/drawing/2016/ink" xmlns:am3d="http://schemas.microsoft.com/office/drawing/2017/model3d" xmlns:o="urn:schemas-microsoft-com:office:office" xmlns:oel="http://schemas.microsoft.com/office/2019/extlst" xmlns:r="http://schemas.openxmlformats.org/officeDocument/2006/relationships" xmlns:m="http://schemas.openxmlformats.org/officeDocument/2006/math" xmlns:v="urn:schemas-microsoft-com:vml" xmlns:wp14="http://schemas.microsoft.com/office/word/2010/wordprocessingDrawing" xmlns:wp="http://schemas.openxmlformats.org/drawingml/2006/wordprocessingDrawing" xmlns:w10="urn:schemas-microsoft-com:office:word" xmlns:w="http://schemas.openxmlformats.org/wordprocessingml/2006/main" xmlns:w14="http://schemas.microsoft.com/office/word/2010/wordml" xmlns:w15="http://schemas.microsoft.com/office/word/2012/wordml" xmlns:w16cex="http://schemas.microsoft.com/office/word/2018/wordml/cex" xmlns:w16cid="http://schemas.microsoft.com/office/word/2016/wordml/cid" xmlns:w16="http://schemas.microsoft.com/office/word/2018/wordml" xmlns:w16sdtdh="http://schemas.microsoft.com/office/word/2020/wordml/sdtdatahash" xmlns:w16se="http://schemas.microsoft.com/office/word/2015/wordml/symex" xmlns:wpg="http://schemas.microsoft.com/office/word/2010/wordprocessingGroup" xmlns:wpi="http://schemas.microsoft.com/office/word/2010/wordprocessingInk" xmlns:wne="http://schemas.microsoft.com/office/word/2006/wordml" xmlns:wps="http://schemas.microsoft.com/office/word/2010/wordprocessingShape" mc:Ignorable="w14 w15 w16se w16cid w16 w16cex w16sdtdh wp14">
+<w15:people xmlns:wpc="http://schemas.microsoft.com/office/word/2010/wordprocessingCanvas" xmlns:cx="http://schemas.microsoft.com/office/drawing/2014/chartex" xmlns:cx1="http://schemas.microsoft.com/office/drawing/2015/9/8/chartex" xmlns:cx2="http://schemas.microsoft.com/office/drawing/2015/10/21/chartex" xmlns:cx3="http://schemas.microsoft.com/office/drawing/2016/5/9/chartex" xmlns:cx4="http://schemas.microsoft.com/office/drawing/2016/5/10/chartex" xmlns:cx5="http://schemas.microsoft.com/office/drawing/2016/5/11/chartex" xmlns:cx6="http://schemas.microsoft.com/office/drawing/2016/5/12/chartex" xmlns:cx7="http://schemas.microsoft.com/office/drawing/2016/5/13/chartex" xmlns:cx8="http://schemas.microsoft.com/office/drawing/2016/5/14/chartex" xmlns:mc="http://schemas.openxmlformats.org/markup-compatibility/2006" xmlns:aink="http://schemas.microsoft.com/office/drawing/2016/ink" xmlns:am3d="http://schemas.microsoft.com/office/drawing/2017/model3d" xmlns:o="urn:schemas-microsoft-com:office:office" xmlns:oel="http://schemas.microsoft.com/office/2019/extlst" xmlns:r="http://schemas.openxmlformats.org/officeDocument/2006/relationships" xmlns:m="http://schemas.openxmlformats.org/officeDocument/2006/math" xmlns:v="urn:schemas-microsoft-com:vml" xmlns:wp14="http://schemas.microsoft.com/office/word/2010/wordprocessingDrawing" xmlns:wp="http://schemas.openxmlformats.org/drawingml/2006/wordprocessingDrawing" xmlns:w10="urn:schemas-microsoft-com:office:word" xmlns:w="http://schemas.openxmlformats.org/wordprocessingml/2006/main" xmlns:w14="http://schemas.microsoft.com/office/word/2010/wordml" xmlns:w15="http://schemas.microsoft.com/office/word/2012/wordml" xmlns:w16cex="http://schemas.microsoft.com/office/word/2018/wordml/cex" xmlns:w16cid="http://schemas.microsoft.com/office/word/2016/wordml/cid" xmlns:w16="http://schemas.microsoft.com/office/word/2018/wordml" xmlns:w16du="http://schemas.microsoft.com/office/word/2023/wordml/word16du" xmlns:w16sdtdh="http://schemas.microsoft.com/office/word/2020/wordml/sdtdatahash" xmlns:w16sdtfl="http://schemas.microsoft.com/office/word/2024/wordml/sdtformatlock" xmlns:w16se="http://schemas.microsoft.com/office/word/2015/wordml/symex" xmlns:wpg="http://schemas.microsoft.com/office/word/2010/wordprocessingGroup" xmlns:wpi="http://schemas.microsoft.com/office/word/2010/wordprocessingInk" xmlns:wne="http://schemas.microsoft.com/office/word/2006/wordml" xmlns:wps="http://schemas.microsoft.com/office/word/2010/wordprocessingShape" mc:Ignorable="w14 w15 w16se w16cid w16 w16cex w16sdtdh w16sdtfl w16du wp14">
+  <w15:person w15:author="Yongkai Chen">
+    <w15:presenceInfo w15:providerId="Windows Live" w15:userId="fe6914e68caa29f1"/>
+  </w15:person>
   <w15:person w15:author="Chen, Yongkai">
     <w15:presenceInfo w15:providerId="AD" w15:userId="S::chen1305@purdue.edu::33c52c70-048b-43a1-ad4d-41ec46a5c0e2"/>
   </w15:person>
@@ -1414,7 +2083,7 @@
 </file>
 
 <file path=word/styles.xml><?xml version="1.0" encoding="utf-8"?>
-<w:styles xmlns:mc="http://schemas.openxmlformats.org/markup-compatibility/2006" xmlns:r="http://schemas.openxmlformats.org/officeDocument/2006/relationships" xmlns:w="http://schemas.openxmlformats.org/wordprocessingml/2006/main" xmlns:w14="http://schemas.microsoft.com/office/word/2010/wordml" xmlns:w15="http://schemas.microsoft.com/office/word/2012/wordml" xmlns:w16cex="http://schemas.microsoft.com/office/word/2018/wordml/cex" xmlns:w16cid="http://schemas.microsoft.com/office/word/2016/wordml/cid" xmlns:w16="http://schemas.microsoft.com/office/word/2018/wordml" xmlns:w16sdtdh="http://schemas.microsoft.com/office/word/2020/wordml/sdtdatahash" xmlns:w16se="http://schemas.microsoft.com/office/word/2015/wordml/symex" mc:Ignorable="w14 w15 w16se w16cid w16 w16cex w16sdtdh">
+<w:styles xmlns:mc="http://schemas.openxmlformats.org/markup-compatibility/2006" xmlns:r="http://schemas.openxmlformats.org/officeDocument/2006/relationships" xmlns:w="http://schemas.openxmlformats.org/wordprocessingml/2006/main" xmlns:w14="http://schemas.microsoft.com/office/word/2010/wordml" xmlns:w15="http://schemas.microsoft.com/office/word/2012/wordml" xmlns:w16cex="http://schemas.microsoft.com/office/word/2018/wordml/cex" xmlns:w16cid="http://schemas.microsoft.com/office/word/2016/wordml/cid" xmlns:w16="http://schemas.microsoft.com/office/word/2018/wordml" xmlns:w16du="http://schemas.microsoft.com/office/word/2023/wordml/word16du" xmlns:w16sdtdh="http://schemas.microsoft.com/office/word/2020/wordml/sdtdatahash" xmlns:w16sdtfl="http://schemas.microsoft.com/office/word/2024/wordml/sdtformatlock" xmlns:w16se="http://schemas.microsoft.com/office/word/2015/wordml/symex" mc:Ignorable="w14 w15 w16se w16cid w16 w16cex w16sdtdh w16sdtfl w16du">
   <w:docDefaults>
     <w:rPrDefault>
       <w:rPr>
@@ -2459,6 +3128,24 @@
     <w:semiHidden/>
     <w:rsid w:val="00B62836"/>
   </w:style>
+  <w:style w:type="paragraph" w:styleId="NormalWeb">
+    <w:name w:val="Normal (Web)"/>
+    <w:basedOn w:val="Normal"/>
+    <w:uiPriority w:val="99"/>
+    <w:semiHidden/>
+    <w:unhideWhenUsed/>
+    <w:rsid w:val="00345DFE"/>
+    <w:pPr>
+      <w:widowControl/>
+      <w:spacing w:before="100" w:beforeAutospacing="1" w:after="100" w:afterAutospacing="1" w:line="240" w:lineRule="auto"/>
+      <w:ind w:firstLineChars="0" w:firstLine="0"/>
+      <w:jc w:val="left"/>
+    </w:pPr>
+    <w:rPr>
+      <w:rFonts w:eastAsia="Times New Roman"/>
+      <w:kern w:val="0"/>
+    </w:rPr>
+  </w:style>
 </w:styles>
 </file>
 

--- a/2026青年基金/标题-摘要.docx
+++ b/2026青年基金/标题-摘要.docx
@@ -31,7 +31,6 @@
         <w:ind w:firstLineChars="0" w:firstLine="0"/>
         <w:rPr>
           <w:del w:id="3" w:author="Yongkai Chen" w:date="2026-03-11T13:57:00Z" w16du:dateUtc="2026-03-11T05:57:00Z"/>
-          <w:rFonts w:hint="eastAsia"/>
         </w:rPr>
       </w:pPr>
       <w:del w:id="4" w:author="Yongkai Chen" w:date="2026-03-11T13:57:00Z" w16du:dateUtc="2026-03-11T05:57:00Z">
@@ -146,7 +145,7 @@
         <w:jc w:val="left"/>
         <w:rPr>
           <w:ins w:id="8" w:author="Yongkai Chen" w:date="2026-03-11T14:01:00Z" w16du:dateUtc="2026-03-11T06:01:00Z"/>
-          <w:rFonts w:eastAsia="KaiTi" w:hint="eastAsia"/>
+          <w:rFonts w:eastAsia="KaiTi"/>
           <w:bCs/>
           <w:color w:val="000000" w:themeColor="text1"/>
           <w:sz w:val="32"/>
@@ -188,14 +187,14 @@
         <w:ind w:firstLineChars="0" w:firstLine="0"/>
         <w:jc w:val="left"/>
         <w:rPr>
-          <w:ins w:id="13" w:author="Yongkai Chen" w:date="2026-03-11T14:01:00Z" w16du:dateUtc="2026-03-11T06:01:00Z"/>
-          <w:rFonts w:eastAsia="KaiTi" w:hint="eastAsia"/>
+          <w:ins w:id="13" w:author="Yongkai Chen" w:date="2026-03-11T14:02:00Z" w16du:dateUtc="2026-03-11T06:02:00Z"/>
+          <w:rFonts w:eastAsia="KaiTi"/>
           <w:bCs/>
           <w:color w:val="000000" w:themeColor="text1"/>
           <w:sz w:val="32"/>
         </w:rPr>
       </w:pPr>
-      <w:ins w:id="14" w:author="Yongkai Chen" w:date="2026-03-11T14:07:00Z" w16du:dateUtc="2026-03-11T06:07:00Z">
+      <w:ins w:id="14" w:author="Yongkai Chen" w:date="2026-03-11T14:21:00Z" w16du:dateUtc="2026-03-11T06:21:00Z">
         <w:r>
           <w:rPr>
             <w:rFonts w:eastAsia="KaiTi" w:hint="eastAsia"/>
@@ -203,17 +202,10 @@
             <w:color w:val="000000" w:themeColor="text1"/>
             <w:sz w:val="32"/>
           </w:rPr>
-          <w:t xml:space="preserve">A generative graph neural </w:t>
-        </w:r>
-        <w:r>
-          <w:rPr>
-            <w:rFonts w:eastAsia="KaiTi"/>
-            <w:bCs/>
-            <w:color w:val="000000" w:themeColor="text1"/>
-            <w:sz w:val="32"/>
-          </w:rPr>
-          <w:t>network</w:t>
-        </w:r>
+          <w:t>一种基于生成式图网络的</w:t>
+        </w:r>
+      </w:ins>
+      <w:ins w:id="15" w:author="Yongkai Chen" w:date="2026-03-11T14:02:00Z" w16du:dateUtc="2026-03-11T06:02:00Z">
         <w:r>
           <w:rPr>
             <w:rFonts w:eastAsia="KaiTi" w:hint="eastAsia"/>
@@ -221,8 +213,10 @@
             <w:color w:val="000000" w:themeColor="text1"/>
             <w:sz w:val="32"/>
           </w:rPr>
-          <w:t xml:space="preserve"> </w:t>
-        </w:r>
+          <w:t>高超声速粗糙壁湍流</w:t>
+        </w:r>
+      </w:ins>
+      <w:ins w:id="16" w:author="Yongkai Chen" w:date="2026-03-11T14:03:00Z" w16du:dateUtc="2026-03-11T06:03:00Z">
         <w:r>
           <w:rPr>
             <w:rFonts w:eastAsia="KaiTi" w:hint="eastAsia"/>
@@ -230,20 +224,9 @@
             <w:color w:val="000000" w:themeColor="text1"/>
             <w:sz w:val="32"/>
           </w:rPr>
-          <w:t xml:space="preserve">for </w:t>
-        </w:r>
-        <w:proofErr w:type="spellStart"/>
-        <w:r>
-          <w:rPr>
-            <w:rFonts w:eastAsia="KaiTi" w:hint="eastAsia"/>
-            <w:bCs/>
-            <w:color w:val="000000" w:themeColor="text1"/>
-            <w:sz w:val="32"/>
-          </w:rPr>
-          <w:t>theimped</w:t>
+          <w:t>简化模拟方法研究</w:t>
         </w:r>
       </w:ins>
-      <w:proofErr w:type="spellEnd"/>
     </w:p>
     <w:p>
       <w:pPr>
@@ -252,46 +235,13 @@
         <w:ind w:firstLineChars="0" w:firstLine="0"/>
         <w:jc w:val="left"/>
         <w:rPr>
-          <w:ins w:id="15" w:author="Yongkai Chen" w:date="2026-03-11T14:02:00Z" w16du:dateUtc="2026-03-11T06:02:00Z"/>
+          <w:ins w:id="17" w:author="Yongkai Chen" w:date="2026-03-11T14:21:00Z" w16du:dateUtc="2026-03-11T06:21:00Z"/>
           <w:rFonts w:eastAsia="KaiTi"/>
           <w:bCs/>
           <w:color w:val="000000" w:themeColor="text1"/>
           <w:sz w:val="32"/>
         </w:rPr>
       </w:pPr>
-      <w:ins w:id="16" w:author="Yongkai Chen" w:date="2026-03-11T14:21:00Z" w16du:dateUtc="2026-03-11T06:21:00Z">
-        <w:r>
-          <w:rPr>
-            <w:rFonts w:eastAsia="KaiTi" w:hint="eastAsia"/>
-            <w:bCs/>
-            <w:color w:val="000000" w:themeColor="text1"/>
-            <w:sz w:val="32"/>
-          </w:rPr>
-          <w:t>一种基于生成式图网络的</w:t>
-        </w:r>
-      </w:ins>
-      <w:ins w:id="17" w:author="Yongkai Chen" w:date="2026-03-11T14:02:00Z" w16du:dateUtc="2026-03-11T06:02:00Z">
-        <w:r>
-          <w:rPr>
-            <w:rFonts w:eastAsia="KaiTi" w:hint="eastAsia"/>
-            <w:bCs/>
-            <w:color w:val="000000" w:themeColor="text1"/>
-            <w:sz w:val="32"/>
-          </w:rPr>
-          <w:t>高超声速粗糙壁湍流</w:t>
-        </w:r>
-      </w:ins>
-      <w:ins w:id="18" w:author="Yongkai Chen" w:date="2026-03-11T14:03:00Z" w16du:dateUtc="2026-03-11T06:03:00Z">
-        <w:r>
-          <w:rPr>
-            <w:rFonts w:eastAsia="KaiTi" w:hint="eastAsia"/>
-            <w:bCs/>
-            <w:color w:val="000000" w:themeColor="text1"/>
-            <w:sz w:val="32"/>
-          </w:rPr>
-          <w:t>简化模拟方法研究</w:t>
-        </w:r>
-      </w:ins>
     </w:p>
     <w:p>
       <w:pPr>
@@ -300,13 +250,98 @@
         <w:ind w:firstLineChars="0" w:firstLine="0"/>
         <w:jc w:val="left"/>
         <w:rPr>
-          <w:ins w:id="19" w:author="Yongkai Chen" w:date="2026-03-11T14:21:00Z" w16du:dateUtc="2026-03-11T06:21:00Z"/>
-          <w:rFonts w:eastAsia="KaiTi" w:hint="eastAsia"/>
+          <w:ins w:id="18" w:author="Yongkai Chen" w:date="2026-03-11T14:08:00Z" w16du:dateUtc="2026-03-11T06:08:00Z"/>
+          <w:rFonts w:eastAsia="KaiTi"/>
           <w:bCs/>
           <w:color w:val="000000" w:themeColor="text1"/>
           <w:sz w:val="32"/>
         </w:rPr>
       </w:pPr>
+      <w:ins w:id="19" w:author="Yongkai Chen" w:date="2026-03-11T14:21:00Z" w16du:dateUtc="2026-03-11T06:21:00Z">
+        <w:r>
+          <w:rPr>
+            <w:rFonts w:eastAsia="KaiTi" w:hint="eastAsia"/>
+            <w:bCs/>
+            <w:color w:val="000000" w:themeColor="text1"/>
+            <w:sz w:val="32"/>
+          </w:rPr>
+          <w:t xml:space="preserve">A reduced-order </w:t>
+        </w:r>
+      </w:ins>
+      <w:ins w:id="20" w:author="Yongkai Chen" w:date="2026-03-11T14:25:00Z" w16du:dateUtc="2026-03-11T06:25:00Z">
+        <w:r>
+          <w:rPr>
+            <w:rFonts w:eastAsia="KaiTi" w:hint="eastAsia"/>
+            <w:bCs/>
+            <w:color w:val="000000" w:themeColor="text1"/>
+            <w:sz w:val="32"/>
+          </w:rPr>
+          <w:t>model</w:t>
+        </w:r>
+      </w:ins>
+      <w:ins w:id="21" w:author="Yongkai Chen" w:date="2026-03-11T14:26:00Z" w16du:dateUtc="2026-03-11T06:26:00Z">
+        <w:r>
+          <w:rPr>
+            <w:rFonts w:eastAsia="KaiTi" w:hint="eastAsia"/>
+            <w:bCs/>
+            <w:color w:val="000000" w:themeColor="text1"/>
+            <w:sz w:val="32"/>
+          </w:rPr>
+          <w:t xml:space="preserve">ing method </w:t>
+        </w:r>
+      </w:ins>
+      <w:ins w:id="22" w:author="Yongkai Chen" w:date="2026-03-11T14:21:00Z" w16du:dateUtc="2026-03-11T06:21:00Z">
+        <w:r>
+          <w:rPr>
+            <w:rFonts w:eastAsia="KaiTi" w:hint="eastAsia"/>
+            <w:bCs/>
+            <w:color w:val="000000" w:themeColor="text1"/>
+            <w:sz w:val="32"/>
+          </w:rPr>
+          <w:t>for hypersonic ro</w:t>
+        </w:r>
+      </w:ins>
+      <w:ins w:id="23" w:author="Yongkai Chen" w:date="2026-03-11T14:22:00Z" w16du:dateUtc="2026-03-11T06:22:00Z">
+        <w:r>
+          <w:rPr>
+            <w:rFonts w:eastAsia="KaiTi" w:hint="eastAsia"/>
+            <w:bCs/>
+            <w:color w:val="000000" w:themeColor="text1"/>
+            <w:sz w:val="32"/>
+          </w:rPr>
+          <w:t>ugh-wall turbulence based on generative graph neural network</w:t>
+        </w:r>
+      </w:ins>
+      <w:ins w:id="24" w:author="Yongkai Chen" w:date="2026-03-11T14:26:00Z" w16du:dateUtc="2026-03-11T06:26:00Z">
+        <w:r>
+          <w:rPr>
+            <w:rFonts w:eastAsia="KaiTi" w:hint="eastAsia"/>
+            <w:bCs/>
+            <w:color w:val="000000" w:themeColor="text1"/>
+            <w:sz w:val="32"/>
+          </w:rPr>
+          <w:t>s</w:t>
+        </w:r>
+      </w:ins>
+    </w:p>
+    <w:p>
+      <w:pPr>
+        <w:pStyle w:val="NormalWeb"/>
+        <w:ind w:firstLine="489"/>
+        <w:rPr>
+          <w:ins w:id="25" w:author="Yongkai Chen" w:date="2026-03-11T14:18:00Z" w16du:dateUtc="2026-03-11T06:18:00Z"/>
+        </w:rPr>
+      </w:pPr>
+      <w:ins w:id="26" w:author="Yongkai Chen" w:date="2026-03-11T14:18:00Z" w16du:dateUtc="2026-03-11T06:18:00Z">
+        <w:r>
+          <w:rPr>
+            <w:rFonts w:ascii="SimSun" w:eastAsia="SimSun" w:hAnsi="SimSun" w:cs="SimSun" w:hint="eastAsia"/>
+            <w:b/>
+            <w:bCs/>
+          </w:rPr>
+          <w:t>基于生成式图网络框架的高超声速粗糙壁湍流阻抗模型及其时域阻抗边界条件模拟研究</w:t>
+        </w:r>
+      </w:ins>
     </w:p>
     <w:p>
       <w:pPr>
@@ -315,98 +350,13 @@
         <w:ind w:firstLineChars="0" w:firstLine="0"/>
         <w:jc w:val="left"/>
         <w:rPr>
-          <w:ins w:id="20" w:author="Yongkai Chen" w:date="2026-03-11T14:08:00Z" w16du:dateUtc="2026-03-11T06:08:00Z"/>
-          <w:rFonts w:eastAsia="KaiTi" w:hint="eastAsia"/>
+          <w:ins w:id="27" w:author="Yongkai Chen" w:date="2026-03-11T14:04:00Z" w16du:dateUtc="2026-03-11T06:04:00Z"/>
+          <w:rFonts w:eastAsia="KaiTi"/>
           <w:bCs/>
           <w:color w:val="000000" w:themeColor="text1"/>
           <w:sz w:val="32"/>
         </w:rPr>
       </w:pPr>
-      <w:ins w:id="21" w:author="Yongkai Chen" w:date="2026-03-11T14:21:00Z" w16du:dateUtc="2026-03-11T06:21:00Z">
-        <w:r>
-          <w:rPr>
-            <w:rFonts w:eastAsia="KaiTi" w:hint="eastAsia"/>
-            <w:bCs/>
-            <w:color w:val="000000" w:themeColor="text1"/>
-            <w:sz w:val="32"/>
-          </w:rPr>
-          <w:t xml:space="preserve">A reduced-order </w:t>
-        </w:r>
-      </w:ins>
-      <w:ins w:id="22" w:author="Yongkai Chen" w:date="2026-03-11T14:25:00Z" w16du:dateUtc="2026-03-11T06:25:00Z">
-        <w:r>
-          <w:rPr>
-            <w:rFonts w:eastAsia="KaiTi" w:hint="eastAsia"/>
-            <w:bCs/>
-            <w:color w:val="000000" w:themeColor="text1"/>
-            <w:sz w:val="32"/>
-          </w:rPr>
-          <w:t>model</w:t>
-        </w:r>
-      </w:ins>
-      <w:ins w:id="23" w:author="Yongkai Chen" w:date="2026-03-11T14:26:00Z" w16du:dateUtc="2026-03-11T06:26:00Z">
-        <w:r>
-          <w:rPr>
-            <w:rFonts w:eastAsia="KaiTi" w:hint="eastAsia"/>
-            <w:bCs/>
-            <w:color w:val="000000" w:themeColor="text1"/>
-            <w:sz w:val="32"/>
-          </w:rPr>
-          <w:t xml:space="preserve">ing method </w:t>
-        </w:r>
-      </w:ins>
-      <w:ins w:id="24" w:author="Yongkai Chen" w:date="2026-03-11T14:21:00Z" w16du:dateUtc="2026-03-11T06:21:00Z">
-        <w:r>
-          <w:rPr>
-            <w:rFonts w:eastAsia="KaiTi" w:hint="eastAsia"/>
-            <w:bCs/>
-            <w:color w:val="000000" w:themeColor="text1"/>
-            <w:sz w:val="32"/>
-          </w:rPr>
-          <w:t>for hypersonic ro</w:t>
-        </w:r>
-      </w:ins>
-      <w:ins w:id="25" w:author="Yongkai Chen" w:date="2026-03-11T14:22:00Z" w16du:dateUtc="2026-03-11T06:22:00Z">
-        <w:r>
-          <w:rPr>
-            <w:rFonts w:eastAsia="KaiTi" w:hint="eastAsia"/>
-            <w:bCs/>
-            <w:color w:val="000000" w:themeColor="text1"/>
-            <w:sz w:val="32"/>
-          </w:rPr>
-          <w:t>ugh-wall turbulence based on generative graph neural network</w:t>
-        </w:r>
-      </w:ins>
-      <w:ins w:id="26" w:author="Yongkai Chen" w:date="2026-03-11T14:26:00Z" w16du:dateUtc="2026-03-11T06:26:00Z">
-        <w:r>
-          <w:rPr>
-            <w:rFonts w:eastAsia="KaiTi" w:hint="eastAsia"/>
-            <w:bCs/>
-            <w:color w:val="000000" w:themeColor="text1"/>
-            <w:sz w:val="32"/>
-          </w:rPr>
-          <w:t>s</w:t>
-        </w:r>
-      </w:ins>
-    </w:p>
-    <w:p>
-      <w:pPr>
-        <w:pStyle w:val="NormalWeb"/>
-        <w:ind w:firstLine="489"/>
-        <w:rPr>
-          <w:ins w:id="27" w:author="Yongkai Chen" w:date="2026-03-11T14:18:00Z" w16du:dateUtc="2026-03-11T06:18:00Z"/>
-        </w:rPr>
-      </w:pPr>
-      <w:ins w:id="28" w:author="Yongkai Chen" w:date="2026-03-11T14:18:00Z" w16du:dateUtc="2026-03-11T06:18:00Z">
-        <w:r>
-          <w:rPr>
-            <w:rFonts w:ascii="SimSun" w:eastAsia="SimSun" w:hAnsi="SimSun" w:cs="SimSun" w:hint="eastAsia"/>
-            <w:b/>
-            <w:bCs/>
-          </w:rPr>
-          <w:t>基于生成式图网络框架的高超声速粗糙壁湍流阻抗模型及其时域阻抗边界条件模拟研究</w:t>
-        </w:r>
-      </w:ins>
     </w:p>
     <w:p>
       <w:pPr>
@@ -415,28 +365,13 @@
         <w:ind w:firstLineChars="0" w:firstLine="0"/>
         <w:jc w:val="left"/>
         <w:rPr>
-          <w:ins w:id="29" w:author="Yongkai Chen" w:date="2026-03-11T14:04:00Z" w16du:dateUtc="2026-03-11T06:04:00Z"/>
-          <w:rFonts w:eastAsia="KaiTi" w:hint="eastAsia"/>
+          <w:rFonts w:eastAsia="KaiTi"/>
           <w:bCs/>
           <w:color w:val="000000" w:themeColor="text1"/>
           <w:sz w:val="32"/>
         </w:rPr>
       </w:pPr>
-    </w:p>
-    <w:p>
-      <w:pPr>
-        <w:widowControl/>
-        <w:spacing w:afterLines="20" w:after="48" w:line="420" w:lineRule="exact"/>
-        <w:ind w:firstLineChars="0" w:firstLine="0"/>
-        <w:jc w:val="left"/>
-        <w:rPr>
-          <w:rFonts w:eastAsia="KaiTi" w:hint="eastAsia"/>
-          <w:bCs/>
-          <w:color w:val="000000" w:themeColor="text1"/>
-          <w:sz w:val="32"/>
-        </w:rPr>
-      </w:pPr>
-      <w:ins w:id="30" w:author="Yongkai Chen" w:date="2026-03-11T14:10:00Z" w16du:dateUtc="2026-03-11T06:10:00Z">
+      <w:ins w:id="28" w:author="Yongkai Chen" w:date="2026-03-11T14:10:00Z" w16du:dateUtc="2026-03-11T06:10:00Z">
         <w:r>
           <w:rPr>
             <w:rFonts w:hint="eastAsia"/>
@@ -444,75 +379,75 @@
           <w:t>A</w:t>
         </w:r>
       </w:ins>
-      <w:ins w:id="31" w:author="Yongkai Chen" w:date="2026-03-11T14:16:00Z" w16du:dateUtc="2026-03-11T06:16:00Z">
+      <w:ins w:id="29" w:author="Yongkai Chen" w:date="2026-03-11T14:16:00Z" w16du:dateUtc="2026-03-11T06:16:00Z">
         <w:r>
           <w:rPr>
             <w:rFonts w:hint="eastAsia"/>
           </w:rPr>
           <w:t xml:space="preserve">n </w:t>
+        </w:r>
+      </w:ins>
+      <w:ins w:id="30" w:author="Yongkai Chen" w:date="2026-03-11T14:15:00Z" w16du:dateUtc="2026-03-11T06:15:00Z">
+        <w:r>
+          <w:rPr>
+            <w:rFonts w:hint="eastAsia"/>
+          </w:rPr>
+          <w:t xml:space="preserve">impedance model </w:t>
+        </w:r>
+      </w:ins>
+      <w:ins w:id="31" w:author="Yongkai Chen" w:date="2026-03-11T14:17:00Z" w16du:dateUtc="2026-03-11T06:17:00Z">
+        <w:r>
+          <w:rPr>
+            <w:rFonts w:hint="eastAsia"/>
+          </w:rPr>
+          <w:t xml:space="preserve">within a </w:t>
         </w:r>
       </w:ins>
       <w:ins w:id="32" w:author="Yongkai Chen" w:date="2026-03-11T14:15:00Z" w16du:dateUtc="2026-03-11T06:15:00Z">
         <w:r>
-          <w:rPr>
-            <w:rFonts w:hint="eastAsia"/>
-          </w:rPr>
-          <w:t xml:space="preserve">impedance model </w:t>
+          <w:t>generative</w:t>
+        </w:r>
+        <w:r>
+          <w:rPr>
+            <w:rFonts w:hint="eastAsia"/>
+          </w:rPr>
+          <w:t xml:space="preserve"> </w:t>
         </w:r>
       </w:ins>
-      <w:ins w:id="33" w:author="Yongkai Chen" w:date="2026-03-11T14:17:00Z" w16du:dateUtc="2026-03-11T06:17:00Z">
-        <w:r>
-          <w:rPr>
-            <w:rFonts w:hint="eastAsia"/>
-          </w:rPr>
-          <w:t xml:space="preserve">within a </w:t>
+      <w:ins w:id="33" w:author="Yongkai Chen" w:date="2026-03-11T14:10:00Z" w16du:dateUtc="2026-03-11T06:10:00Z">
+        <w:r>
+          <w:rPr>
+            <w:rFonts w:hint="eastAsia"/>
+          </w:rPr>
+          <w:t>graph neural network framework for hyperso</w:t>
         </w:r>
       </w:ins>
-      <w:ins w:id="34" w:author="Yongkai Chen" w:date="2026-03-11T14:15:00Z" w16du:dateUtc="2026-03-11T06:15:00Z">
-        <w:r>
-          <w:t>generative</w:t>
-        </w:r>
-        <w:r>
-          <w:rPr>
-            <w:rFonts w:hint="eastAsia"/>
-          </w:rPr>
-          <w:t xml:space="preserve"> </w:t>
+      <w:ins w:id="34" w:author="Yongkai Chen" w:date="2026-03-11T14:11:00Z" w16du:dateUtc="2026-03-11T06:11:00Z">
+        <w:r>
+          <w:rPr>
+            <w:rFonts w:hint="eastAsia"/>
+          </w:rPr>
+          <w:t xml:space="preserve">nic rough-wall turbulence simulation </w:t>
         </w:r>
       </w:ins>
-      <w:ins w:id="35" w:author="Yongkai Chen" w:date="2026-03-11T14:10:00Z" w16du:dateUtc="2026-03-11T06:10:00Z">
-        <w:r>
-          <w:rPr>
-            <w:rFonts w:hint="eastAsia"/>
-          </w:rPr>
-          <w:t>graph neural network framework for hyperso</w:t>
+      <w:ins w:id="35" w:author="Yongkai Chen" w:date="2026-03-11T14:16:00Z" w16du:dateUtc="2026-03-11T06:16:00Z">
+        <w:r>
+          <w:rPr>
+            <w:rFonts w:hint="eastAsia"/>
+          </w:rPr>
+          <w:t xml:space="preserve">via time-domain impedance </w:t>
+        </w:r>
+        <w:r>
+          <w:t>boundary</w:t>
+        </w:r>
+        <w:r>
+          <w:rPr>
+            <w:rFonts w:hint="eastAsia"/>
+          </w:rPr>
+          <w:t xml:space="preserve"> condition</w:t>
         </w:r>
       </w:ins>
-      <w:ins w:id="36" w:author="Yongkai Chen" w:date="2026-03-11T14:11:00Z" w16du:dateUtc="2026-03-11T06:11:00Z">
-        <w:r>
-          <w:rPr>
-            <w:rFonts w:hint="eastAsia"/>
-          </w:rPr>
-          <w:t xml:space="preserve">nic rough-wall turbulence simulation </w:t>
-        </w:r>
-      </w:ins>
-      <w:ins w:id="37" w:author="Yongkai Chen" w:date="2026-03-11T14:16:00Z" w16du:dateUtc="2026-03-11T06:16:00Z">
-        <w:r>
-          <w:rPr>
-            <w:rFonts w:hint="eastAsia"/>
-          </w:rPr>
-          <w:t xml:space="preserve">via time-domain impedance </w:t>
-        </w:r>
-        <w:r>
-          <w:t>boundary</w:t>
-        </w:r>
-        <w:r>
-          <w:rPr>
-            <w:rFonts w:hint="eastAsia"/>
-          </w:rPr>
-          <w:t xml:space="preserve"> condition</w:t>
-        </w:r>
-      </w:ins>
-      <w:ins w:id="38" w:author="Yongkai Chen" w:date="2026-03-11T14:17:00Z" w16du:dateUtc="2026-03-11T06:17:00Z">
+      <w:ins w:id="36" w:author="Yongkai Chen" w:date="2026-03-11T14:17:00Z" w16du:dateUtc="2026-03-11T06:17:00Z">
         <w:r>
           <w:rPr>
             <w:rFonts w:hint="eastAsia"/>
@@ -530,7 +465,7 @@
         <w:spacing w:after="120"/>
         <w:ind w:firstLine="640"/>
         <w:rPr>
-          <w:ins w:id="39" w:author="Yongkai Chen" w:date="2026-03-11T14:05:00Z" w16du:dateUtc="2026-03-11T06:05:00Z"/>
+          <w:ins w:id="37" w:author="Yongkai Chen" w:date="2026-03-11T14:05:00Z" w16du:dateUtc="2026-03-11T06:05:00Z"/>
           <w:rFonts w:eastAsia="KaiTi"/>
           <w:color w:val="000000" w:themeColor="text1"/>
           <w:sz w:val="32"/>
@@ -544,14 +479,14 @@
         <w:ind w:firstLineChars="0" w:firstLine="0"/>
         <w:jc w:val="left"/>
         <w:rPr>
-          <w:del w:id="40" w:author="Yongkai Chen" w:date="2026-03-11T13:59:00Z" w16du:dateUtc="2026-03-11T05:59:00Z"/>
+          <w:del w:id="38" w:author="Yongkai Chen" w:date="2026-03-11T13:59:00Z" w16du:dateUtc="2026-03-11T05:59:00Z"/>
           <w:rFonts w:eastAsia="KaiTi"/>
           <w:bCs/>
           <w:color w:val="000000" w:themeColor="text1"/>
           <w:sz w:val="32"/>
         </w:rPr>
       </w:pPr>
-      <w:ins w:id="41" w:author="Yongkai Chen" w:date="2026-03-11T13:59:00Z" w16du:dateUtc="2026-03-11T05:59:00Z">
+      <w:ins w:id="39" w:author="Yongkai Chen" w:date="2026-03-11T13:59:00Z" w16du:dateUtc="2026-03-11T05:59:00Z">
         <w:r>
           <w:rPr>
             <w:rFonts w:eastAsia="KaiTi" w:hint="eastAsia"/>
@@ -673,7 +608,7 @@
           <w:t>框架，构建节点空间可变泛化阻抗</w:t>
         </w:r>
       </w:ins>
-      <w:ins w:id="42" w:author="Yongkai Chen" w:date="2026-03-11T14:28:00Z" w16du:dateUtc="2026-03-11T06:28:00Z">
+      <w:ins w:id="40" w:author="Yongkai Chen" w:date="2026-03-11T14:28:00Z" w16du:dateUtc="2026-03-11T06:28:00Z">
         <w:r>
           <w:rPr>
             <w:rFonts w:eastAsia="KaiTi" w:hint="eastAsia"/>
@@ -683,7 +618,7 @@
           <w:t>。最后，基于</w:t>
         </w:r>
       </w:ins>
-      <w:ins w:id="43" w:author="Yongkai Chen" w:date="2026-03-11T13:59:00Z" w16du:dateUtc="2026-03-11T05:59:00Z">
+      <w:ins w:id="41" w:author="Yongkai Chen" w:date="2026-03-11T13:59:00Z" w16du:dateUtc="2026-03-11T05:59:00Z">
         <w:r>
           <w:rPr>
             <w:rFonts w:eastAsia="KaiTi" w:hint="eastAsia"/>
@@ -698,10 +633,19 @@
             <w:color w:val="000000" w:themeColor="text1"/>
             <w:sz w:val="32"/>
           </w:rPr>
-          <w:t>实现粗糙壁的时精简化模拟，采用模态分析方法，探究可压缩效应对粗糙壁湍流拟序结构演化和壁面力、热特性的影响机理。研究成果将为高超声速粗糙壁湍流提供理论和仿真能力支撑。</w:t>
+          <w:t>实现粗糙壁的时精简化模拟，采用模态分析方法，探究可压缩效应对粗糙壁湍流拟序结构演化和壁面力、热特性的影响机理。研究成果将为高超声速粗糙壁湍流提供理论和</w:t>
+        </w:r>
+        <w:r>
+          <w:rPr>
+            <w:rFonts w:eastAsia="KaiTi" w:hint="eastAsia"/>
+            <w:color w:val="000000" w:themeColor="text1"/>
+            <w:sz w:val="32"/>
+          </w:rPr>
+          <w:lastRenderedPageBreak/>
+          <w:t>仿真能力支撑。</w:t>
         </w:r>
       </w:ins>
-      <w:del w:id="44" w:author="Yongkai Chen" w:date="2026-03-11T13:59:00Z" w16du:dateUtc="2026-03-11T05:59:00Z">
+      <w:del w:id="42" w:author="Yongkai Chen" w:date="2026-03-11T13:59:00Z" w16du:dateUtc="2026-03-11T05:59:00Z">
         <w:r>
           <w:rPr>
             <w:rFonts w:eastAsia="KaiTi" w:hint="eastAsia"/>
@@ -717,14 +661,14 @@
       <w:pPr>
         <w:ind w:firstLineChars="0" w:firstLine="0"/>
         <w:rPr>
-          <w:del w:id="45" w:author="Yongkai Chen" w:date="2026-03-11T13:59:00Z" w16du:dateUtc="2026-03-11T05:59:00Z"/>
+          <w:del w:id="43" w:author="Yongkai Chen" w:date="2026-03-11T13:59:00Z" w16du:dateUtc="2026-03-11T05:59:00Z"/>
         </w:rPr>
       </w:pPr>
-      <w:bookmarkStart w:id="46" w:name="OLE_LINK5"/>
-      <w:bookmarkStart w:id="47" w:name="OLE_LINK6"/>
+      <w:bookmarkStart w:id="44" w:name="OLE_LINK5"/>
+      <w:bookmarkStart w:id="45" w:name="OLE_LINK6"/>
       <w:bookmarkEnd w:id="9"/>
       <w:bookmarkEnd w:id="10"/>
-      <w:del w:id="48" w:author="Yongkai Chen" w:date="2026-03-11T13:59:00Z" w16du:dateUtc="2026-03-11T05:59:00Z">
+      <w:del w:id="46" w:author="Yongkai Chen" w:date="2026-03-11T13:59:00Z" w16du:dateUtc="2026-03-11T05:59:00Z">
         <w:r>
           <w:rPr>
             <w:rFonts w:hint="eastAsia"/>
@@ -745,13 +689,13 @@
         </w:r>
       </w:del>
     </w:p>
-    <w:bookmarkEnd w:id="46"/>
-    <w:bookmarkEnd w:id="47"/>
+    <w:bookmarkEnd w:id="44"/>
+    <w:bookmarkEnd w:id="45"/>
     <w:p>
       <w:pPr>
         <w:ind w:firstLine="480"/>
         <w:rPr>
-          <w:del w:id="49" w:author="Yongkai Chen" w:date="2026-03-11T13:59:00Z" w16du:dateUtc="2026-03-11T05:59:00Z"/>
+          <w:del w:id="47" w:author="Yongkai Chen" w:date="2026-03-11T13:59:00Z" w16du:dateUtc="2026-03-11T05:59:00Z"/>
         </w:rPr>
       </w:pPr>
     </w:p>
@@ -761,11 +705,11 @@
         <w:spacing w:after="120"/>
         <w:ind w:firstLine="480"/>
         <w:rPr>
-          <w:ins w:id="50" w:author="Chen, Yongkai" w:date="2024-03-12T09:21:00Z"/>
-          <w:del w:id="51" w:author="Yongkai Chen" w:date="2026-03-11T13:59:00Z" w16du:dateUtc="2026-03-11T05:59:00Z"/>
+          <w:ins w:id="48" w:author="Chen, Yongkai" w:date="2024-03-12T09:21:00Z"/>
+          <w:del w:id="49" w:author="Yongkai Chen" w:date="2026-03-11T13:59:00Z" w16du:dateUtc="2026-03-11T05:59:00Z"/>
         </w:rPr>
       </w:pPr>
-      <w:del w:id="52" w:author="Yongkai Chen" w:date="2026-03-11T13:59:00Z" w16du:dateUtc="2026-03-11T05:59:00Z">
+      <w:del w:id="50" w:author="Yongkai Chen" w:date="2026-03-11T13:59:00Z" w16du:dateUtc="2026-03-11T05:59:00Z">
         <w:r>
           <w:rPr>
             <w:rFonts w:hint="eastAsia"/>
@@ -966,8 +910,8 @@
         <w:spacing w:after="120"/>
         <w:ind w:firstLine="480"/>
         <w:rPr>
-          <w:ins w:id="53" w:author="Chen, Yongkai" w:date="2024-03-12T09:21:00Z"/>
-          <w:del w:id="54" w:author="Yongkai Chen" w:date="2026-03-11T13:59:00Z" w16du:dateUtc="2026-03-11T05:59:00Z"/>
+          <w:ins w:id="51" w:author="Chen, Yongkai" w:date="2024-03-12T09:21:00Z"/>
+          <w:del w:id="52" w:author="Yongkai Chen" w:date="2026-03-11T13:59:00Z" w16du:dateUtc="2026-03-11T05:59:00Z"/>
         </w:rPr>
       </w:pPr>
     </w:p>
@@ -977,10 +921,10 @@
         <w:spacing w:after="120"/>
         <w:ind w:firstLine="480"/>
         <w:rPr>
-          <w:del w:id="55" w:author="Yongkai Chen" w:date="2026-03-11T13:59:00Z" w16du:dateUtc="2026-03-11T05:59:00Z"/>
+          <w:del w:id="53" w:author="Yongkai Chen" w:date="2026-03-11T13:59:00Z" w16du:dateUtc="2026-03-11T05:59:00Z"/>
         </w:rPr>
       </w:pPr>
-      <w:del w:id="56" w:author="Yongkai Chen" w:date="2026-03-11T13:59:00Z" w16du:dateUtc="2026-03-11T05:59:00Z">
+      <w:del w:id="54" w:author="Yongkai Chen" w:date="2026-03-11T13:59:00Z" w16du:dateUtc="2026-03-11T05:59:00Z">
         <w:r>
           <w:rPr>
             <w:rFonts w:hint="eastAsia"/>
@@ -1163,77 +1107,72 @@
       <w:pPr>
         <w:ind w:firstLineChars="0" w:firstLine="0"/>
         <w:rPr>
-          <w:del w:id="57" w:author="Yongkai Chen" w:date="2026-03-11T14:28:00Z" w16du:dateUtc="2026-03-11T06:28:00Z"/>
+          <w:del w:id="55" w:author="Yongkai Chen" w:date="2026-03-11T14:28:00Z" w16du:dateUtc="2026-03-11T06:28:00Z"/>
         </w:rPr>
-        <w:pPrChange w:id="58" w:author="Yongkai Chen" w:date="2026-03-11T14:28:00Z" w16du:dateUtc="2026-03-11T06:28:00Z">
-          <w:pPr>
-            <w:ind w:firstLineChars="0" w:firstLine="0"/>
-          </w:pPr>
-        </w:pPrChange>
-      </w:pPr>
-      <w:bookmarkStart w:id="59" w:name="OLE_LINK3"/>
+      </w:pPr>
+      <w:bookmarkStart w:id="56" w:name="OLE_LINK3"/>
+      <w:ins w:id="57" w:author="Yongkai Chen" w:date="2026-03-11T14:28:00Z" w16du:dateUtc="2026-03-11T06:28:00Z">
+        <w:r>
+          <w:t>Hypersonic vehicle surfaces often exhibit roughness due to factors such as manufacturing processes and aerodynamic-thermal ablation. The turbulent flow field generated by the combined effects of compressibility and rough walls differs significantly from that of smooth walls, directly impacting the aerodynamic forces and thermal protection design. Traditional experimental and simulation methods incur high costs due to the complex geometry of rough walls, hindering research on hypersonic rough-wall turbulence. To address these issues, this study proposes a computational framework integrating generative artificial intelligence (AI), Graph Neural Networks (GNN), and Time-Domain Impedance Boundary Conditions (TDIBC), aiming to alleviate the challenges and develop computational methods with strong generalization capability. The study will also explore and elucidate the effects of compressibility on hypersonic rough-wall turbulence. The project will first construct a mapping between the rough-wall geometric topology and GNN using Pore Network Modeling (PNM). Next, the GNN will be embedded into a generative AI framework to construct a spatially varying generalized impedance model</w:t>
+        </w:r>
+      </w:ins>
+      <w:ins w:id="58" w:author="Yongkai Chen" w:date="2026-03-11T14:29:00Z" w16du:dateUtc="2026-03-11T06:29:00Z">
+        <w:r>
+          <w:rPr>
+            <w:rFonts w:hint="eastAsia"/>
+          </w:rPr>
+          <w:t xml:space="preserve">. Finally, </w:t>
+        </w:r>
+      </w:ins>
+      <w:ins w:id="59" w:author="Yongkai Chen" w:date="2026-03-11T14:31:00Z" w16du:dateUtc="2026-03-11T06:31:00Z">
+        <w:r>
+          <w:rPr>
+            <w:rFonts w:hint="eastAsia"/>
+          </w:rPr>
+          <w:t xml:space="preserve">the impedance model will be </w:t>
+        </w:r>
+        <w:r>
+          <w:t>incorporate</w:t>
+        </w:r>
+        <w:r>
+          <w:rPr>
+            <w:rFonts w:hint="eastAsia"/>
+          </w:rPr>
+          <w:t xml:space="preserve">d into TDIBC, </w:t>
+        </w:r>
+      </w:ins>
       <w:ins w:id="60" w:author="Yongkai Chen" w:date="2026-03-11T14:28:00Z" w16du:dateUtc="2026-03-11T06:28:00Z">
         <w:r>
-          <w:t>Hypersonic vehicle surfaces often exhibit roughness due to factors such as manufacturing processes and aerodynamic-thermal ablation. The turbulent flow field generated by the combined effects of compressibility and rough walls differs significantly from that of smooth walls, directly impacting the aerodynamic forces and thermal protection design. Traditional experimental and simulation methods incur high costs due to the complex geometry of rough walls, hindering research on hypersonic rough-wall turbulence. To address these issues, this study proposes a computational framework integrating generative artificial intelligence (AI), Graph Neural Networks (GNN), and Time-Domain Impedance Boundary Conditions (TDIBC), aiming to alleviate the challenges and develop computational methods with strong generalization capability. The study will also explore and elucidate the effects of compressibility on hypersonic rough-wall turbulence. The project will first construct a mapping between the rough-wall geometric topology and GNN using Pore Network Modeling (PNM). Next, the GNN will be embedded into a generative AI framework to construct a spatially varying generalized impedance model</w:t>
+          <w:t>enabl</w:t>
         </w:r>
       </w:ins>
-      <w:ins w:id="61" w:author="Yongkai Chen" w:date="2026-03-11T14:29:00Z" w16du:dateUtc="2026-03-11T06:29:00Z">
-        <w:r>
-          <w:rPr>
-            <w:rFonts w:hint="eastAsia"/>
-          </w:rPr>
-          <w:t xml:space="preserve">. Finally, </w:t>
+      <w:ins w:id="61" w:author="Yongkai Chen" w:date="2026-03-11T14:31:00Z" w16du:dateUtc="2026-03-11T06:31:00Z">
+        <w:r>
+          <w:rPr>
+            <w:rFonts w:hint="eastAsia"/>
+          </w:rPr>
+          <w:t>ing</w:t>
         </w:r>
       </w:ins>
-      <w:ins w:id="62" w:author="Yongkai Chen" w:date="2026-03-11T14:31:00Z" w16du:dateUtc="2026-03-11T06:31:00Z">
-        <w:r>
-          <w:rPr>
-            <w:rFonts w:hint="eastAsia"/>
-          </w:rPr>
-          <w:t xml:space="preserve">the impedance model will be </w:t>
-        </w:r>
-        <w:r>
-          <w:t>incorporate</w:t>
-        </w:r>
-        <w:r>
-          <w:rPr>
-            <w:rFonts w:hint="eastAsia"/>
-          </w:rPr>
-          <w:t xml:space="preserve">d into TDIBC, </w:t>
+      <w:ins w:id="62" w:author="Yongkai Chen" w:date="2026-03-11T14:28:00Z" w16du:dateUtc="2026-03-11T06:28:00Z">
+        <w:r>
+          <w:t xml:space="preserve"> simplified, high-fidelity, time-accurate simulations of hypersonic rough-wall turbulence. </w:t>
         </w:r>
       </w:ins>
-      <w:ins w:id="63" w:author="Yongkai Chen" w:date="2026-03-11T14:28:00Z" w16du:dateUtc="2026-03-11T06:28:00Z">
-        <w:r>
-          <w:t>enabl</w:t>
+      <w:ins w:id="63" w:author="Yongkai Chen" w:date="2026-03-11T14:31:00Z" w16du:dateUtc="2026-03-11T06:31:00Z">
+        <w:r>
+          <w:rPr>
+            <w:rFonts w:hint="eastAsia"/>
+          </w:rPr>
+          <w:t>M</w:t>
         </w:r>
       </w:ins>
-      <w:ins w:id="64" w:author="Yongkai Chen" w:date="2026-03-11T14:31:00Z" w16du:dateUtc="2026-03-11T06:31:00Z">
-        <w:r>
-          <w:rPr>
-            <w:rFonts w:hint="eastAsia"/>
-          </w:rPr>
-          <w:t>ing</w:t>
+      <w:ins w:id="64" w:author="Yongkai Chen" w:date="2026-03-11T14:28:00Z" w16du:dateUtc="2026-03-11T06:28:00Z">
+        <w:r>
+          <w:t>odal decomposition will be performed to investigate the effects of compressibility on the evolution of near-wall turbulent coherent structures, wall stresses and aerothermal characteristics. The proposed work aims to provide theoretical foundations and numerical techniques for hypersonic rough-wall turbulence research.</w:t>
         </w:r>
       </w:ins>
-      <w:ins w:id="65" w:author="Yongkai Chen" w:date="2026-03-11T14:28:00Z" w16du:dateUtc="2026-03-11T06:28:00Z">
-        <w:r>
-          <w:t xml:space="preserve"> simplified, high-fidelity, time-accurate simulations of hypersonic rough-wall turbulence. </w:t>
-        </w:r>
-      </w:ins>
-      <w:ins w:id="66" w:author="Yongkai Chen" w:date="2026-03-11T14:31:00Z" w16du:dateUtc="2026-03-11T06:31:00Z">
-        <w:r>
-          <w:rPr>
-            <w:rFonts w:hint="eastAsia"/>
-          </w:rPr>
-          <w:t>M</w:t>
-        </w:r>
-      </w:ins>
-      <w:ins w:id="67" w:author="Yongkai Chen" w:date="2026-03-11T14:28:00Z" w16du:dateUtc="2026-03-11T06:28:00Z">
-        <w:r>
-          <w:t>odal decomposition will be performed to investigate the effects of compressibility on the evolution of near-wall turbulent coherent structures, wall stresses and aerothermal characteristics. The proposed work aims to provide theoretical foundations and numerical techniques for hypersonic rough-wall turbulence research.</w:t>
-        </w:r>
-      </w:ins>
-      <w:del w:id="68" w:author="Yongkai Chen" w:date="2026-03-11T14:28:00Z" w16du:dateUtc="2026-03-11T06:28:00Z">
+      <w:del w:id="65" w:author="Yongkai Chen" w:date="2026-03-11T14:28:00Z" w16du:dateUtc="2026-03-11T06:28:00Z">
         <w:r>
           <w:delText>A</w:delText>
         </w:r>
@@ -1875,13 +1814,13 @@
         </w:r>
       </w:del>
     </w:p>
-    <w:bookmarkEnd w:id="59"/>
+    <w:bookmarkEnd w:id="56"/>
     <w:p>
       <w:pPr>
         <w:pStyle w:val="main"/>
         <w:spacing w:after="120"/>
         <w:ind w:firstLineChars="0" w:firstLine="0"/>
-        <w:pPrChange w:id="69" w:author="Yongkai Chen" w:date="2026-03-11T14:28:00Z" w16du:dateUtc="2026-03-11T06:28:00Z">
+        <w:pPrChange w:id="66" w:author="Yongkai Chen" w:date="2026-03-11T14:28:00Z" w16du:dateUtc="2026-03-11T06:28:00Z">
           <w:pPr>
             <w:pStyle w:val="main"/>
             <w:spacing w:after="120"/>
